--- a/DSR Reports - Examples/Foremost/NINEReport.docx
+++ b/DSR Reports - Examples/Foremost/NINEReport.docx
@@ -7,30 +7,18 @@
         <w:pStyle w:val="Title"/>
         <w:jc w:val="both"/>
         <w:rPr>
-          <w:rFonts w:ascii="Calibri" w:hAnsi="Calibri" w:cs="Calibri"/>
-        </w:rPr>
-      </w:pPr>
-      <w:r>
-        <w:rPr>
-          <w:rFonts w:ascii="Calibri" w:hAnsi="Calibri" w:cs="Calibri"/>
-        </w:rPr>
-        <w:t xml:space="preserve">BDSH </w:t>
-      </w:r>
-      <w:r>
-        <w:rPr>
-          <w:rFonts w:ascii="Calibri" w:hAnsi="Calibri" w:cs="Calibri"/>
-        </w:rPr>
-        <w:t>Foremost</w:t>
-      </w:r>
-      <w:r>
-        <w:rPr>
-          <w:rFonts w:ascii="Calibri" w:hAnsi="Calibri" w:cs="Calibri"/>
-        </w:rPr>
-        <w:t xml:space="preserve"> Report – </w:t>
-      </w:r>
-      <w:r>
-        <w:rPr>
-          <w:rFonts w:ascii="Calibri" w:hAnsi="Calibri" w:cs="Calibri"/>
+          <w:rFonts w:ascii="Times New Roman" w:hAnsi="Times New Roman" w:cs="Times New Roman"/>
+        </w:rPr>
+      </w:pPr>
+      <w:r>
+        <w:rPr>
+          <w:rFonts w:ascii="Times New Roman" w:hAnsi="Times New Roman" w:cs="Times New Roman"/>
+        </w:rPr>
+        <w:t xml:space="preserve">BDSH Foremost Report – </w:t>
+      </w:r>
+      <w:r>
+        <w:rPr>
+          <w:rFonts w:ascii="Times New Roman" w:hAnsi="Times New Roman" w:cs="Times New Roman"/>
         </w:rPr>
         <w:t>NINE.dd</w:t>
       </w:r>
@@ -39,44 +27,44 @@
       <w:pPr>
         <w:jc w:val="both"/>
         <w:rPr>
-          <w:rFonts w:ascii="Calibri" w:hAnsi="Calibri" w:cs="Calibri"/>
-        </w:rPr>
-      </w:pPr>
-    </w:p>
-    <w:p>
-      <w:pPr>
-        <w:jc w:val="both"/>
-        <w:rPr>
-          <w:rFonts w:ascii="Calibri" w:hAnsi="Calibri" w:cs="Calibri"/>
-        </w:rPr>
-      </w:pPr>
-      <w:r>
-        <w:rPr>
-          <w:rFonts w:ascii="Calibri" w:hAnsi="Calibri" w:cs="Calibri"/>
+          <w:rFonts w:ascii="Times New Roman" w:hAnsi="Times New Roman" w:cs="Times New Roman"/>
+        </w:rPr>
+      </w:pPr>
+    </w:p>
+    <w:p>
+      <w:pPr>
+        <w:jc w:val="both"/>
+        <w:rPr>
+          <w:rFonts w:ascii="Times New Roman" w:hAnsi="Times New Roman" w:cs="Times New Roman"/>
+        </w:rPr>
+      </w:pPr>
+      <w:r>
+        <w:rPr>
+          <w:rFonts w:ascii="Times New Roman" w:hAnsi="Times New Roman" w:cs="Times New Roman"/>
         </w:rPr>
         <w:t xml:space="preserve">This is </w:t>
       </w:r>
       <w:r>
         <w:rPr>
-          <w:rFonts w:ascii="Calibri" w:hAnsi="Calibri" w:cs="Calibri"/>
+          <w:rFonts w:ascii="Times New Roman" w:hAnsi="Times New Roman" w:cs="Times New Roman"/>
         </w:rPr>
         <w:t>a</w:t>
       </w:r>
       <w:r>
         <w:rPr>
-          <w:rFonts w:ascii="Calibri" w:hAnsi="Calibri" w:cs="Calibri"/>
+          <w:rFonts w:ascii="Times New Roman" w:hAnsi="Times New Roman" w:cs="Times New Roman"/>
         </w:rPr>
         <w:t xml:space="preserve"> report for</w:t>
       </w:r>
       <w:r>
         <w:rPr>
-          <w:rFonts w:ascii="Calibri" w:hAnsi="Calibri" w:cs="Calibri"/>
+          <w:rFonts w:ascii="Times New Roman" w:hAnsi="Times New Roman" w:cs="Times New Roman"/>
         </w:rPr>
         <w:t xml:space="preserve"> </w:t>
       </w:r>
       <w:r>
         <w:rPr>
-          <w:rFonts w:ascii="Calibri" w:hAnsi="Calibri" w:cs="Calibri"/>
+          <w:rFonts w:ascii="Times New Roman" w:hAnsi="Times New Roman" w:cs="Times New Roman"/>
         </w:rPr>
         <w:t>analysis from a team member of BDSH and does not include any AI analysis.</w:t>
       </w:r>
@@ -84,7 +72,7 @@
     <w:sdt>
       <w:sdtPr>
         <w:rPr>
-          <w:rFonts w:ascii="Calibri" w:eastAsiaTheme="minorHAnsi" w:hAnsi="Calibri" w:cs="Calibri"/>
+          <w:rFonts w:ascii="Times New Roman" w:eastAsiaTheme="minorHAnsi" w:hAnsi="Times New Roman" w:cs="Times New Roman"/>
           <w:color w:val="auto"/>
           <w:kern w:val="2"/>
           <w:sz w:val="24"/>
@@ -110,12 +98,12 @@
             <w:pStyle w:val="TOCHeading"/>
             <w:jc w:val="both"/>
             <w:rPr>
-              <w:rFonts w:ascii="Calibri" w:hAnsi="Calibri" w:cs="Calibri"/>
+              <w:rFonts w:ascii="Times New Roman" w:hAnsi="Times New Roman" w:cs="Times New Roman"/>
             </w:rPr>
           </w:pPr>
           <w:r>
             <w:rPr>
-              <w:rFonts w:ascii="Calibri" w:hAnsi="Calibri" w:cs="Calibri"/>
+              <w:rFonts w:ascii="Times New Roman" w:hAnsi="Times New Roman" w:cs="Times New Roman"/>
               <w:lang w:val="en-GB"/>
             </w:rPr>
             <w:t>Contents</w:t>
@@ -128,26 +116,26 @@
               <w:tab w:val="right" w:leader="dot" w:pos="9016"/>
             </w:tabs>
             <w:rPr>
-              <w:rFonts w:eastAsiaTheme="minorEastAsia"/>
+              <w:rFonts w:ascii="Times New Roman" w:eastAsiaTheme="minorEastAsia" w:hAnsi="Times New Roman" w:cs="Times New Roman"/>
               <w:noProof/>
               <w:lang w:eastAsia="en-NZ"/>
             </w:rPr>
           </w:pPr>
           <w:r>
             <w:rPr>
-              <w:rFonts w:ascii="Calibri" w:hAnsi="Calibri" w:cs="Calibri"/>
+              <w:rFonts w:ascii="Times New Roman" w:hAnsi="Times New Roman" w:cs="Times New Roman"/>
             </w:rPr>
             <w:fldChar w:fldCharType="begin"/>
           </w:r>
           <w:r>
             <w:rPr>
-              <w:rFonts w:ascii="Calibri" w:hAnsi="Calibri" w:cs="Calibri"/>
+              <w:rFonts w:ascii="Times New Roman" w:hAnsi="Times New Roman" w:cs="Times New Roman"/>
             </w:rPr>
             <w:instrText xml:space="preserve"> TOC \o "1-3" \h \z \u </w:instrText>
           </w:r>
           <w:r>
             <w:rPr>
-              <w:rFonts w:ascii="Calibri" w:hAnsi="Calibri" w:cs="Calibri"/>
+              <w:rFonts w:ascii="Times New Roman" w:hAnsi="Times New Roman" w:cs="Times New Roman"/>
             </w:rPr>
             <w:fldChar w:fldCharType="separate"/>
           </w:r>
@@ -155,7 +143,7 @@
             <w:r>
               <w:rPr>
                 <w:rStyle w:val="Hyperlink"/>
-                <w:rFonts w:ascii="Calibri" w:hAnsi="Calibri" w:cs="Calibri"/>
+                <w:rFonts w:ascii="Times New Roman" w:hAnsi="Times New Roman" w:cs="Times New Roman"/>
                 <w:noProof/>
                 <w:lang w:val="en-GB"/>
               </w:rPr>
@@ -163,6 +151,7 @@
             </w:r>
             <w:r>
               <w:rPr>
+                <w:rFonts w:ascii="Times New Roman" w:hAnsi="Times New Roman" w:cs="Times New Roman"/>
                 <w:noProof/>
                 <w:webHidden/>
               </w:rPr>
@@ -170,6 +159,7 @@
             </w:r>
             <w:r>
               <w:rPr>
+                <w:rFonts w:ascii="Times New Roman" w:hAnsi="Times New Roman" w:cs="Times New Roman"/>
                 <w:noProof/>
                 <w:webHidden/>
               </w:rPr>
@@ -177,6 +167,7 @@
             </w:r>
             <w:r>
               <w:rPr>
+                <w:rFonts w:ascii="Times New Roman" w:hAnsi="Times New Roman" w:cs="Times New Roman"/>
                 <w:noProof/>
                 <w:webHidden/>
               </w:rPr>
@@ -184,12 +175,14 @@
             </w:r>
             <w:r>
               <w:rPr>
-                <w:noProof/>
-                <w:webHidden/>
-              </w:rPr>
-            </w:r>
-            <w:r>
-              <w:rPr>
+                <w:rFonts w:ascii="Times New Roman" w:hAnsi="Times New Roman" w:cs="Times New Roman"/>
+                <w:noProof/>
+                <w:webHidden/>
+              </w:rPr>
+            </w:r>
+            <w:r>
+              <w:rPr>
+                <w:rFonts w:ascii="Times New Roman" w:hAnsi="Times New Roman" w:cs="Times New Roman"/>
                 <w:noProof/>
                 <w:webHidden/>
               </w:rPr>
@@ -197,6 +190,7 @@
             </w:r>
             <w:r>
               <w:rPr>
+                <w:rFonts w:ascii="Times New Roman" w:hAnsi="Times New Roman" w:cs="Times New Roman"/>
                 <w:noProof/>
                 <w:webHidden/>
               </w:rPr>
@@ -204,6 +198,7 @@
             </w:r>
             <w:r>
               <w:rPr>
+                <w:rFonts w:ascii="Times New Roman" w:hAnsi="Times New Roman" w:cs="Times New Roman"/>
                 <w:noProof/>
                 <w:webHidden/>
               </w:rPr>
@@ -218,7 +213,7 @@
               <w:tab w:val="right" w:leader="dot" w:pos="9016"/>
             </w:tabs>
             <w:rPr>
-              <w:rFonts w:eastAsiaTheme="minorEastAsia"/>
+              <w:rFonts w:ascii="Times New Roman" w:eastAsiaTheme="minorEastAsia" w:hAnsi="Times New Roman" w:cs="Times New Roman"/>
               <w:noProof/>
               <w:lang w:eastAsia="en-NZ"/>
             </w:rPr>
@@ -227,6 +222,7 @@
             <w:r>
               <w:rPr>
                 <w:rStyle w:val="Hyperlink"/>
+                <w:rFonts w:ascii="Times New Roman" w:hAnsi="Times New Roman" w:cs="Times New Roman"/>
                 <w:noProof/>
                 <w:lang w:val="en-GB"/>
               </w:rPr>
@@ -234,6 +230,7 @@
             </w:r>
             <w:r>
               <w:rPr>
+                <w:rFonts w:ascii="Times New Roman" w:hAnsi="Times New Roman" w:cs="Times New Roman"/>
                 <w:noProof/>
                 <w:webHidden/>
               </w:rPr>
@@ -241,6 +238,7 @@
             </w:r>
             <w:r>
               <w:rPr>
+                <w:rFonts w:ascii="Times New Roman" w:hAnsi="Times New Roman" w:cs="Times New Roman"/>
                 <w:noProof/>
                 <w:webHidden/>
               </w:rPr>
@@ -248,6 +246,7 @@
             </w:r>
             <w:r>
               <w:rPr>
+                <w:rFonts w:ascii="Times New Roman" w:hAnsi="Times New Roman" w:cs="Times New Roman"/>
                 <w:noProof/>
                 <w:webHidden/>
               </w:rPr>
@@ -255,12 +254,14 @@
             </w:r>
             <w:r>
               <w:rPr>
-                <w:noProof/>
-                <w:webHidden/>
-              </w:rPr>
-            </w:r>
-            <w:r>
-              <w:rPr>
+                <w:rFonts w:ascii="Times New Roman" w:hAnsi="Times New Roman" w:cs="Times New Roman"/>
+                <w:noProof/>
+                <w:webHidden/>
+              </w:rPr>
+            </w:r>
+            <w:r>
+              <w:rPr>
+                <w:rFonts w:ascii="Times New Roman" w:hAnsi="Times New Roman" w:cs="Times New Roman"/>
                 <w:noProof/>
                 <w:webHidden/>
               </w:rPr>
@@ -268,6 +269,7 @@
             </w:r>
             <w:r>
               <w:rPr>
+                <w:rFonts w:ascii="Times New Roman" w:hAnsi="Times New Roman" w:cs="Times New Roman"/>
                 <w:noProof/>
                 <w:webHidden/>
               </w:rPr>
@@ -275,6 +277,7 @@
             </w:r>
             <w:r>
               <w:rPr>
+                <w:rFonts w:ascii="Times New Roman" w:hAnsi="Times New Roman" w:cs="Times New Roman"/>
                 <w:noProof/>
                 <w:webHidden/>
               </w:rPr>
@@ -289,7 +292,7 @@
               <w:tab w:val="right" w:leader="dot" w:pos="9016"/>
             </w:tabs>
             <w:rPr>
-              <w:rFonts w:eastAsiaTheme="minorEastAsia"/>
+              <w:rFonts w:ascii="Times New Roman" w:eastAsiaTheme="minorEastAsia" w:hAnsi="Times New Roman" w:cs="Times New Roman"/>
               <w:noProof/>
               <w:lang w:eastAsia="en-NZ"/>
             </w:rPr>
@@ -298,6 +301,7 @@
             <w:r>
               <w:rPr>
                 <w:rStyle w:val="Hyperlink"/>
+                <w:rFonts w:ascii="Times New Roman" w:hAnsi="Times New Roman" w:cs="Times New Roman"/>
                 <w:noProof/>
                 <w:lang w:val="en-GB"/>
               </w:rPr>
@@ -305,6 +309,7 @@
             </w:r>
             <w:r>
               <w:rPr>
+                <w:rFonts w:ascii="Times New Roman" w:hAnsi="Times New Roman" w:cs="Times New Roman"/>
                 <w:noProof/>
                 <w:webHidden/>
               </w:rPr>
@@ -312,6 +317,7 @@
             </w:r>
             <w:r>
               <w:rPr>
+                <w:rFonts w:ascii="Times New Roman" w:hAnsi="Times New Roman" w:cs="Times New Roman"/>
                 <w:noProof/>
                 <w:webHidden/>
               </w:rPr>
@@ -319,6 +325,7 @@
             </w:r>
             <w:r>
               <w:rPr>
+                <w:rFonts w:ascii="Times New Roman" w:hAnsi="Times New Roman" w:cs="Times New Roman"/>
                 <w:noProof/>
                 <w:webHidden/>
               </w:rPr>
@@ -326,12 +333,14 @@
             </w:r>
             <w:r>
               <w:rPr>
-                <w:noProof/>
-                <w:webHidden/>
-              </w:rPr>
-            </w:r>
-            <w:r>
-              <w:rPr>
+                <w:rFonts w:ascii="Times New Roman" w:hAnsi="Times New Roman" w:cs="Times New Roman"/>
+                <w:noProof/>
+                <w:webHidden/>
+              </w:rPr>
+            </w:r>
+            <w:r>
+              <w:rPr>
+                <w:rFonts w:ascii="Times New Roman" w:hAnsi="Times New Roman" w:cs="Times New Roman"/>
                 <w:noProof/>
                 <w:webHidden/>
               </w:rPr>
@@ -339,6 +348,7 @@
             </w:r>
             <w:r>
               <w:rPr>
+                <w:rFonts w:ascii="Times New Roman" w:hAnsi="Times New Roman" w:cs="Times New Roman"/>
                 <w:noProof/>
                 <w:webHidden/>
               </w:rPr>
@@ -346,6 +356,7 @@
             </w:r>
             <w:r>
               <w:rPr>
+                <w:rFonts w:ascii="Times New Roman" w:hAnsi="Times New Roman" w:cs="Times New Roman"/>
                 <w:noProof/>
                 <w:webHidden/>
               </w:rPr>
@@ -360,7 +371,7 @@
               <w:tab w:val="right" w:leader="dot" w:pos="9016"/>
             </w:tabs>
             <w:rPr>
-              <w:rFonts w:eastAsiaTheme="minorEastAsia"/>
+              <w:rFonts w:ascii="Times New Roman" w:eastAsiaTheme="minorEastAsia" w:hAnsi="Times New Roman" w:cs="Times New Roman"/>
               <w:noProof/>
               <w:lang w:eastAsia="en-NZ"/>
             </w:rPr>
@@ -369,6 +380,7 @@
             <w:r>
               <w:rPr>
                 <w:rStyle w:val="Hyperlink"/>
+                <w:rFonts w:ascii="Times New Roman" w:hAnsi="Times New Roman" w:cs="Times New Roman"/>
                 <w:noProof/>
                 <w:lang w:val="en-GB"/>
               </w:rPr>
@@ -376,6 +388,7 @@
             </w:r>
             <w:r>
               <w:rPr>
+                <w:rFonts w:ascii="Times New Roman" w:hAnsi="Times New Roman" w:cs="Times New Roman"/>
                 <w:noProof/>
                 <w:webHidden/>
               </w:rPr>
@@ -383,6 +396,7 @@
             </w:r>
             <w:r>
               <w:rPr>
+                <w:rFonts w:ascii="Times New Roman" w:hAnsi="Times New Roman" w:cs="Times New Roman"/>
                 <w:noProof/>
                 <w:webHidden/>
               </w:rPr>
@@ -390,6 +404,7 @@
             </w:r>
             <w:r>
               <w:rPr>
+                <w:rFonts w:ascii="Times New Roman" w:hAnsi="Times New Roman" w:cs="Times New Roman"/>
                 <w:noProof/>
                 <w:webHidden/>
               </w:rPr>
@@ -397,12 +412,14 @@
             </w:r>
             <w:r>
               <w:rPr>
-                <w:noProof/>
-                <w:webHidden/>
-              </w:rPr>
-            </w:r>
-            <w:r>
-              <w:rPr>
+                <w:rFonts w:ascii="Times New Roman" w:hAnsi="Times New Roman" w:cs="Times New Roman"/>
+                <w:noProof/>
+                <w:webHidden/>
+              </w:rPr>
+            </w:r>
+            <w:r>
+              <w:rPr>
+                <w:rFonts w:ascii="Times New Roman" w:hAnsi="Times New Roman" w:cs="Times New Roman"/>
                 <w:noProof/>
                 <w:webHidden/>
               </w:rPr>
@@ -410,6 +427,7 @@
             </w:r>
             <w:r>
               <w:rPr>
+                <w:rFonts w:ascii="Times New Roman" w:hAnsi="Times New Roman" w:cs="Times New Roman"/>
                 <w:noProof/>
                 <w:webHidden/>
               </w:rPr>
@@ -417,6 +435,7 @@
             </w:r>
             <w:r>
               <w:rPr>
+                <w:rFonts w:ascii="Times New Roman" w:hAnsi="Times New Roman" w:cs="Times New Roman"/>
                 <w:noProof/>
                 <w:webHidden/>
               </w:rPr>
@@ -431,7 +450,7 @@
               <w:tab w:val="right" w:leader="dot" w:pos="9016"/>
             </w:tabs>
             <w:rPr>
-              <w:rFonts w:eastAsiaTheme="minorEastAsia"/>
+              <w:rFonts w:ascii="Times New Roman" w:eastAsiaTheme="minorEastAsia" w:hAnsi="Times New Roman" w:cs="Times New Roman"/>
               <w:noProof/>
               <w:lang w:eastAsia="en-NZ"/>
             </w:rPr>
@@ -440,6 +459,7 @@
             <w:r>
               <w:rPr>
                 <w:rStyle w:val="Hyperlink"/>
+                <w:rFonts w:ascii="Times New Roman" w:hAnsi="Times New Roman" w:cs="Times New Roman"/>
                 <w:noProof/>
                 <w:lang w:val="en-GB"/>
               </w:rPr>
@@ -447,6 +467,7 @@
             </w:r>
             <w:r>
               <w:rPr>
+                <w:rFonts w:ascii="Times New Roman" w:hAnsi="Times New Roman" w:cs="Times New Roman"/>
                 <w:noProof/>
                 <w:webHidden/>
               </w:rPr>
@@ -454,6 +475,7 @@
             </w:r>
             <w:r>
               <w:rPr>
+                <w:rFonts w:ascii="Times New Roman" w:hAnsi="Times New Roman" w:cs="Times New Roman"/>
                 <w:noProof/>
                 <w:webHidden/>
               </w:rPr>
@@ -461,6 +483,7 @@
             </w:r>
             <w:r>
               <w:rPr>
+                <w:rFonts w:ascii="Times New Roman" w:hAnsi="Times New Roman" w:cs="Times New Roman"/>
                 <w:noProof/>
                 <w:webHidden/>
               </w:rPr>
@@ -468,12 +491,14 @@
             </w:r>
             <w:r>
               <w:rPr>
-                <w:noProof/>
-                <w:webHidden/>
-              </w:rPr>
-            </w:r>
-            <w:r>
-              <w:rPr>
+                <w:rFonts w:ascii="Times New Roman" w:hAnsi="Times New Roman" w:cs="Times New Roman"/>
+                <w:noProof/>
+                <w:webHidden/>
+              </w:rPr>
+            </w:r>
+            <w:r>
+              <w:rPr>
+                <w:rFonts w:ascii="Times New Roman" w:hAnsi="Times New Roman" w:cs="Times New Roman"/>
                 <w:noProof/>
                 <w:webHidden/>
               </w:rPr>
@@ -481,6 +506,7 @@
             </w:r>
             <w:r>
               <w:rPr>
+                <w:rFonts w:ascii="Times New Roman" w:hAnsi="Times New Roman" w:cs="Times New Roman"/>
                 <w:noProof/>
                 <w:webHidden/>
               </w:rPr>
@@ -488,6 +514,7 @@
             </w:r>
             <w:r>
               <w:rPr>
+                <w:rFonts w:ascii="Times New Roman" w:hAnsi="Times New Roman" w:cs="Times New Roman"/>
                 <w:noProof/>
                 <w:webHidden/>
               </w:rPr>
@@ -502,7 +529,7 @@
               <w:tab w:val="right" w:leader="dot" w:pos="9016"/>
             </w:tabs>
             <w:rPr>
-              <w:rFonts w:eastAsiaTheme="minorEastAsia"/>
+              <w:rFonts w:ascii="Times New Roman" w:eastAsiaTheme="minorEastAsia" w:hAnsi="Times New Roman" w:cs="Times New Roman"/>
               <w:noProof/>
               <w:lang w:eastAsia="en-NZ"/>
             </w:rPr>
@@ -511,6 +538,7 @@
             <w:r>
               <w:rPr>
                 <w:rStyle w:val="Hyperlink"/>
+                <w:rFonts w:ascii="Times New Roman" w:hAnsi="Times New Roman" w:cs="Times New Roman"/>
                 <w:noProof/>
                 <w:lang w:val="en-GB"/>
               </w:rPr>
@@ -518,6 +546,7 @@
             </w:r>
             <w:r>
               <w:rPr>
+                <w:rFonts w:ascii="Times New Roman" w:hAnsi="Times New Roman" w:cs="Times New Roman"/>
                 <w:noProof/>
                 <w:webHidden/>
               </w:rPr>
@@ -525,6 +554,7 @@
             </w:r>
             <w:r>
               <w:rPr>
+                <w:rFonts w:ascii="Times New Roman" w:hAnsi="Times New Roman" w:cs="Times New Roman"/>
                 <w:noProof/>
                 <w:webHidden/>
               </w:rPr>
@@ -532,6 +562,7 @@
             </w:r>
             <w:r>
               <w:rPr>
+                <w:rFonts w:ascii="Times New Roman" w:hAnsi="Times New Roman" w:cs="Times New Roman"/>
                 <w:noProof/>
                 <w:webHidden/>
               </w:rPr>
@@ -539,12 +570,14 @@
             </w:r>
             <w:r>
               <w:rPr>
-                <w:noProof/>
-                <w:webHidden/>
-              </w:rPr>
-            </w:r>
-            <w:r>
-              <w:rPr>
+                <w:rFonts w:ascii="Times New Roman" w:hAnsi="Times New Roman" w:cs="Times New Roman"/>
+                <w:noProof/>
+                <w:webHidden/>
+              </w:rPr>
+            </w:r>
+            <w:r>
+              <w:rPr>
+                <w:rFonts w:ascii="Times New Roman" w:hAnsi="Times New Roman" w:cs="Times New Roman"/>
                 <w:noProof/>
                 <w:webHidden/>
               </w:rPr>
@@ -552,6 +585,7 @@
             </w:r>
             <w:r>
               <w:rPr>
+                <w:rFonts w:ascii="Times New Roman" w:hAnsi="Times New Roman" w:cs="Times New Roman"/>
                 <w:noProof/>
                 <w:webHidden/>
               </w:rPr>
@@ -559,6 +593,7 @@
             </w:r>
             <w:r>
               <w:rPr>
+                <w:rFonts w:ascii="Times New Roman" w:hAnsi="Times New Roman" w:cs="Times New Roman"/>
                 <w:noProof/>
                 <w:webHidden/>
               </w:rPr>
@@ -573,7 +608,7 @@
               <w:tab w:val="right" w:leader="dot" w:pos="9016"/>
             </w:tabs>
             <w:rPr>
-              <w:rFonts w:eastAsiaTheme="minorEastAsia"/>
+              <w:rFonts w:ascii="Times New Roman" w:eastAsiaTheme="minorEastAsia" w:hAnsi="Times New Roman" w:cs="Times New Roman"/>
               <w:noProof/>
               <w:lang w:eastAsia="en-NZ"/>
             </w:rPr>
@@ -582,6 +617,7 @@
             <w:r>
               <w:rPr>
                 <w:rStyle w:val="Hyperlink"/>
+                <w:rFonts w:ascii="Times New Roman" w:hAnsi="Times New Roman" w:cs="Times New Roman"/>
                 <w:noProof/>
                 <w:lang w:val="en-GB"/>
               </w:rPr>
@@ -589,6 +625,7 @@
             </w:r>
             <w:r>
               <w:rPr>
+                <w:rFonts w:ascii="Times New Roman" w:hAnsi="Times New Roman" w:cs="Times New Roman"/>
                 <w:noProof/>
                 <w:webHidden/>
               </w:rPr>
@@ -596,6 +633,7 @@
             </w:r>
             <w:r>
               <w:rPr>
+                <w:rFonts w:ascii="Times New Roman" w:hAnsi="Times New Roman" w:cs="Times New Roman"/>
                 <w:noProof/>
                 <w:webHidden/>
               </w:rPr>
@@ -603,6 +641,7 @@
             </w:r>
             <w:r>
               <w:rPr>
+                <w:rFonts w:ascii="Times New Roman" w:hAnsi="Times New Roman" w:cs="Times New Roman"/>
                 <w:noProof/>
                 <w:webHidden/>
               </w:rPr>
@@ -610,12 +649,14 @@
             </w:r>
             <w:r>
               <w:rPr>
-                <w:noProof/>
-                <w:webHidden/>
-              </w:rPr>
-            </w:r>
-            <w:r>
-              <w:rPr>
+                <w:rFonts w:ascii="Times New Roman" w:hAnsi="Times New Roman" w:cs="Times New Roman"/>
+                <w:noProof/>
+                <w:webHidden/>
+              </w:rPr>
+            </w:r>
+            <w:r>
+              <w:rPr>
+                <w:rFonts w:ascii="Times New Roman" w:hAnsi="Times New Roman" w:cs="Times New Roman"/>
                 <w:noProof/>
                 <w:webHidden/>
               </w:rPr>
@@ -623,6 +664,7 @@
             </w:r>
             <w:r>
               <w:rPr>
+                <w:rFonts w:ascii="Times New Roman" w:hAnsi="Times New Roman" w:cs="Times New Roman"/>
                 <w:noProof/>
                 <w:webHidden/>
               </w:rPr>
@@ -630,6 +672,7 @@
             </w:r>
             <w:r>
               <w:rPr>
+                <w:rFonts w:ascii="Times New Roman" w:hAnsi="Times New Roman" w:cs="Times New Roman"/>
                 <w:noProof/>
                 <w:webHidden/>
               </w:rPr>
@@ -644,7 +687,7 @@
               <w:tab w:val="right" w:leader="dot" w:pos="9016"/>
             </w:tabs>
             <w:rPr>
-              <w:rFonts w:eastAsiaTheme="minorEastAsia"/>
+              <w:rFonts w:ascii="Times New Roman" w:eastAsiaTheme="minorEastAsia" w:hAnsi="Times New Roman" w:cs="Times New Roman"/>
               <w:noProof/>
               <w:lang w:eastAsia="en-NZ"/>
             </w:rPr>
@@ -653,6 +696,7 @@
             <w:r>
               <w:rPr>
                 <w:rStyle w:val="Hyperlink"/>
+                <w:rFonts w:ascii="Times New Roman" w:hAnsi="Times New Roman" w:cs="Times New Roman"/>
                 <w:noProof/>
                 <w:lang w:val="en-GB"/>
               </w:rPr>
@@ -660,6 +704,7 @@
             </w:r>
             <w:r>
               <w:rPr>
+                <w:rFonts w:ascii="Times New Roman" w:hAnsi="Times New Roman" w:cs="Times New Roman"/>
                 <w:noProof/>
                 <w:webHidden/>
               </w:rPr>
@@ -667,6 +712,7 @@
             </w:r>
             <w:r>
               <w:rPr>
+                <w:rFonts w:ascii="Times New Roman" w:hAnsi="Times New Roman" w:cs="Times New Roman"/>
                 <w:noProof/>
                 <w:webHidden/>
               </w:rPr>
@@ -674,6 +720,7 @@
             </w:r>
             <w:r>
               <w:rPr>
+                <w:rFonts w:ascii="Times New Roman" w:hAnsi="Times New Roman" w:cs="Times New Roman"/>
                 <w:noProof/>
                 <w:webHidden/>
               </w:rPr>
@@ -681,12 +728,14 @@
             </w:r>
             <w:r>
               <w:rPr>
-                <w:noProof/>
-                <w:webHidden/>
-              </w:rPr>
-            </w:r>
-            <w:r>
-              <w:rPr>
+                <w:rFonts w:ascii="Times New Roman" w:hAnsi="Times New Roman" w:cs="Times New Roman"/>
+                <w:noProof/>
+                <w:webHidden/>
+              </w:rPr>
+            </w:r>
+            <w:r>
+              <w:rPr>
+                <w:rFonts w:ascii="Times New Roman" w:hAnsi="Times New Roman" w:cs="Times New Roman"/>
                 <w:noProof/>
                 <w:webHidden/>
               </w:rPr>
@@ -694,6 +743,7 @@
             </w:r>
             <w:r>
               <w:rPr>
+                <w:rFonts w:ascii="Times New Roman" w:hAnsi="Times New Roman" w:cs="Times New Roman"/>
                 <w:noProof/>
                 <w:webHidden/>
               </w:rPr>
@@ -701,6 +751,7 @@
             </w:r>
             <w:r>
               <w:rPr>
+                <w:rFonts w:ascii="Times New Roman" w:hAnsi="Times New Roman" w:cs="Times New Roman"/>
                 <w:noProof/>
                 <w:webHidden/>
               </w:rPr>
@@ -715,7 +766,7 @@
               <w:tab w:val="right" w:leader="dot" w:pos="9016"/>
             </w:tabs>
             <w:rPr>
-              <w:rFonts w:eastAsiaTheme="minorEastAsia"/>
+              <w:rFonts w:ascii="Times New Roman" w:eastAsiaTheme="minorEastAsia" w:hAnsi="Times New Roman" w:cs="Times New Roman"/>
               <w:noProof/>
               <w:lang w:eastAsia="en-NZ"/>
             </w:rPr>
@@ -724,6 +775,7 @@
             <w:r>
               <w:rPr>
                 <w:rStyle w:val="Hyperlink"/>
+                <w:rFonts w:ascii="Times New Roman" w:hAnsi="Times New Roman" w:cs="Times New Roman"/>
                 <w:noProof/>
                 <w:lang w:val="en-GB"/>
               </w:rPr>
@@ -731,6 +783,7 @@
             </w:r>
             <w:r>
               <w:rPr>
+                <w:rFonts w:ascii="Times New Roman" w:hAnsi="Times New Roman" w:cs="Times New Roman"/>
                 <w:noProof/>
                 <w:webHidden/>
               </w:rPr>
@@ -738,6 +791,7 @@
             </w:r>
             <w:r>
               <w:rPr>
+                <w:rFonts w:ascii="Times New Roman" w:hAnsi="Times New Roman" w:cs="Times New Roman"/>
                 <w:noProof/>
                 <w:webHidden/>
               </w:rPr>
@@ -745,6 +799,7 @@
             </w:r>
             <w:r>
               <w:rPr>
+                <w:rFonts w:ascii="Times New Roman" w:hAnsi="Times New Roman" w:cs="Times New Roman"/>
                 <w:noProof/>
                 <w:webHidden/>
               </w:rPr>
@@ -752,12 +807,14 @@
             </w:r>
             <w:r>
               <w:rPr>
-                <w:noProof/>
-                <w:webHidden/>
-              </w:rPr>
-            </w:r>
-            <w:r>
-              <w:rPr>
+                <w:rFonts w:ascii="Times New Roman" w:hAnsi="Times New Roman" w:cs="Times New Roman"/>
+                <w:noProof/>
+                <w:webHidden/>
+              </w:rPr>
+            </w:r>
+            <w:r>
+              <w:rPr>
+                <w:rFonts w:ascii="Times New Roman" w:hAnsi="Times New Roman" w:cs="Times New Roman"/>
                 <w:noProof/>
                 <w:webHidden/>
               </w:rPr>
@@ -765,6 +822,7 @@
             </w:r>
             <w:r>
               <w:rPr>
+                <w:rFonts w:ascii="Times New Roman" w:hAnsi="Times New Roman" w:cs="Times New Roman"/>
                 <w:noProof/>
                 <w:webHidden/>
               </w:rPr>
@@ -772,6 +830,7 @@
             </w:r>
             <w:r>
               <w:rPr>
+                <w:rFonts w:ascii="Times New Roman" w:hAnsi="Times New Roman" w:cs="Times New Roman"/>
                 <w:noProof/>
                 <w:webHidden/>
               </w:rPr>
@@ -786,7 +845,7 @@
               <w:tab w:val="right" w:leader="dot" w:pos="9016"/>
             </w:tabs>
             <w:rPr>
-              <w:rFonts w:eastAsiaTheme="minorEastAsia"/>
+              <w:rFonts w:ascii="Times New Roman" w:eastAsiaTheme="minorEastAsia" w:hAnsi="Times New Roman" w:cs="Times New Roman"/>
               <w:noProof/>
               <w:lang w:eastAsia="en-NZ"/>
             </w:rPr>
@@ -795,6 +854,7 @@
             <w:r>
               <w:rPr>
                 <w:rStyle w:val="Hyperlink"/>
+                <w:rFonts w:ascii="Times New Roman" w:hAnsi="Times New Roman" w:cs="Times New Roman"/>
                 <w:noProof/>
                 <w:lang w:val="en-GB"/>
               </w:rPr>
@@ -802,6 +862,7 @@
             </w:r>
             <w:r>
               <w:rPr>
+                <w:rFonts w:ascii="Times New Roman" w:hAnsi="Times New Roman" w:cs="Times New Roman"/>
                 <w:noProof/>
                 <w:webHidden/>
               </w:rPr>
@@ -809,6 +870,7 @@
             </w:r>
             <w:r>
               <w:rPr>
+                <w:rFonts w:ascii="Times New Roman" w:hAnsi="Times New Roman" w:cs="Times New Roman"/>
                 <w:noProof/>
                 <w:webHidden/>
               </w:rPr>
@@ -816,6 +878,7 @@
             </w:r>
             <w:r>
               <w:rPr>
+                <w:rFonts w:ascii="Times New Roman" w:hAnsi="Times New Roman" w:cs="Times New Roman"/>
                 <w:noProof/>
                 <w:webHidden/>
               </w:rPr>
@@ -823,12 +886,14 @@
             </w:r>
             <w:r>
               <w:rPr>
-                <w:noProof/>
-                <w:webHidden/>
-              </w:rPr>
-            </w:r>
-            <w:r>
-              <w:rPr>
+                <w:rFonts w:ascii="Times New Roman" w:hAnsi="Times New Roman" w:cs="Times New Roman"/>
+                <w:noProof/>
+                <w:webHidden/>
+              </w:rPr>
+            </w:r>
+            <w:r>
+              <w:rPr>
+                <w:rFonts w:ascii="Times New Roman" w:hAnsi="Times New Roman" w:cs="Times New Roman"/>
                 <w:noProof/>
                 <w:webHidden/>
               </w:rPr>
@@ -836,6 +901,7 @@
             </w:r>
             <w:r>
               <w:rPr>
+                <w:rFonts w:ascii="Times New Roman" w:hAnsi="Times New Roman" w:cs="Times New Roman"/>
                 <w:noProof/>
                 <w:webHidden/>
               </w:rPr>
@@ -843,6 +909,7 @@
             </w:r>
             <w:r>
               <w:rPr>
+                <w:rFonts w:ascii="Times New Roman" w:hAnsi="Times New Roman" w:cs="Times New Roman"/>
                 <w:noProof/>
                 <w:webHidden/>
               </w:rPr>
@@ -857,7 +924,7 @@
               <w:tab w:val="right" w:leader="dot" w:pos="9016"/>
             </w:tabs>
             <w:rPr>
-              <w:rFonts w:eastAsiaTheme="minorEastAsia"/>
+              <w:rFonts w:ascii="Times New Roman" w:eastAsiaTheme="minorEastAsia" w:hAnsi="Times New Roman" w:cs="Times New Roman"/>
               <w:noProof/>
               <w:lang w:eastAsia="en-NZ"/>
             </w:rPr>
@@ -866,6 +933,7 @@
             <w:r>
               <w:rPr>
                 <w:rStyle w:val="Hyperlink"/>
+                <w:rFonts w:ascii="Times New Roman" w:hAnsi="Times New Roman" w:cs="Times New Roman"/>
                 <w:noProof/>
                 <w:lang w:val="en-GB"/>
               </w:rPr>
@@ -873,6 +941,7 @@
             </w:r>
             <w:r>
               <w:rPr>
+                <w:rFonts w:ascii="Times New Roman" w:hAnsi="Times New Roman" w:cs="Times New Roman"/>
                 <w:noProof/>
                 <w:webHidden/>
               </w:rPr>
@@ -880,6 +949,7 @@
             </w:r>
             <w:r>
               <w:rPr>
+                <w:rFonts w:ascii="Times New Roman" w:hAnsi="Times New Roman" w:cs="Times New Roman"/>
                 <w:noProof/>
                 <w:webHidden/>
               </w:rPr>
@@ -887,6 +957,7 @@
             </w:r>
             <w:r>
               <w:rPr>
+                <w:rFonts w:ascii="Times New Roman" w:hAnsi="Times New Roman" w:cs="Times New Roman"/>
                 <w:noProof/>
                 <w:webHidden/>
               </w:rPr>
@@ -894,12 +965,14 @@
             </w:r>
             <w:r>
               <w:rPr>
-                <w:noProof/>
-                <w:webHidden/>
-              </w:rPr>
-            </w:r>
-            <w:r>
-              <w:rPr>
+                <w:rFonts w:ascii="Times New Roman" w:hAnsi="Times New Roman" w:cs="Times New Roman"/>
+                <w:noProof/>
+                <w:webHidden/>
+              </w:rPr>
+            </w:r>
+            <w:r>
+              <w:rPr>
+                <w:rFonts w:ascii="Times New Roman" w:hAnsi="Times New Roman" w:cs="Times New Roman"/>
                 <w:noProof/>
                 <w:webHidden/>
               </w:rPr>
@@ -907,6 +980,7 @@
             </w:r>
             <w:r>
               <w:rPr>
+                <w:rFonts w:ascii="Times New Roman" w:hAnsi="Times New Roman" w:cs="Times New Roman"/>
                 <w:noProof/>
                 <w:webHidden/>
               </w:rPr>
@@ -914,6 +988,7 @@
             </w:r>
             <w:r>
               <w:rPr>
+                <w:rFonts w:ascii="Times New Roman" w:hAnsi="Times New Roman" w:cs="Times New Roman"/>
                 <w:noProof/>
                 <w:webHidden/>
               </w:rPr>
@@ -928,7 +1003,7 @@
               <w:tab w:val="right" w:leader="dot" w:pos="9016"/>
             </w:tabs>
             <w:rPr>
-              <w:rFonts w:eastAsiaTheme="minorEastAsia"/>
+              <w:rFonts w:ascii="Times New Roman" w:eastAsiaTheme="minorEastAsia" w:hAnsi="Times New Roman" w:cs="Times New Roman"/>
               <w:noProof/>
               <w:lang w:eastAsia="en-NZ"/>
             </w:rPr>
@@ -937,6 +1012,7 @@
             <w:r>
               <w:rPr>
                 <w:rStyle w:val="Hyperlink"/>
+                <w:rFonts w:ascii="Times New Roman" w:hAnsi="Times New Roman" w:cs="Times New Roman"/>
                 <w:noProof/>
                 <w:lang w:val="en-GB"/>
               </w:rPr>
@@ -944,6 +1020,7 @@
             </w:r>
             <w:r>
               <w:rPr>
+                <w:rFonts w:ascii="Times New Roman" w:hAnsi="Times New Roman" w:cs="Times New Roman"/>
                 <w:noProof/>
                 <w:webHidden/>
               </w:rPr>
@@ -951,6 +1028,7 @@
             </w:r>
             <w:r>
               <w:rPr>
+                <w:rFonts w:ascii="Times New Roman" w:hAnsi="Times New Roman" w:cs="Times New Roman"/>
                 <w:noProof/>
                 <w:webHidden/>
               </w:rPr>
@@ -958,6 +1036,7 @@
             </w:r>
             <w:r>
               <w:rPr>
+                <w:rFonts w:ascii="Times New Roman" w:hAnsi="Times New Roman" w:cs="Times New Roman"/>
                 <w:noProof/>
                 <w:webHidden/>
               </w:rPr>
@@ -965,12 +1044,14 @@
             </w:r>
             <w:r>
               <w:rPr>
-                <w:noProof/>
-                <w:webHidden/>
-              </w:rPr>
-            </w:r>
-            <w:r>
-              <w:rPr>
+                <w:rFonts w:ascii="Times New Roman" w:hAnsi="Times New Roman" w:cs="Times New Roman"/>
+                <w:noProof/>
+                <w:webHidden/>
+              </w:rPr>
+            </w:r>
+            <w:r>
+              <w:rPr>
+                <w:rFonts w:ascii="Times New Roman" w:hAnsi="Times New Roman" w:cs="Times New Roman"/>
                 <w:noProof/>
                 <w:webHidden/>
               </w:rPr>
@@ -978,6 +1059,7 @@
             </w:r>
             <w:r>
               <w:rPr>
+                <w:rFonts w:ascii="Times New Roman" w:hAnsi="Times New Roman" w:cs="Times New Roman"/>
                 <w:noProof/>
                 <w:webHidden/>
               </w:rPr>
@@ -985,6 +1067,7 @@
             </w:r>
             <w:r>
               <w:rPr>
+                <w:rFonts w:ascii="Times New Roman" w:hAnsi="Times New Roman" w:cs="Times New Roman"/>
                 <w:noProof/>
                 <w:webHidden/>
               </w:rPr>
@@ -999,7 +1082,7 @@
               <w:tab w:val="right" w:leader="dot" w:pos="9016"/>
             </w:tabs>
             <w:rPr>
-              <w:rFonts w:eastAsiaTheme="minorEastAsia"/>
+              <w:rFonts w:ascii="Times New Roman" w:eastAsiaTheme="minorEastAsia" w:hAnsi="Times New Roman" w:cs="Times New Roman"/>
               <w:noProof/>
               <w:lang w:eastAsia="en-NZ"/>
             </w:rPr>
@@ -1008,6 +1091,7 @@
             <w:r>
               <w:rPr>
                 <w:rStyle w:val="Hyperlink"/>
+                <w:rFonts w:ascii="Times New Roman" w:hAnsi="Times New Roman" w:cs="Times New Roman"/>
                 <w:noProof/>
                 <w:lang w:val="en-GB"/>
               </w:rPr>
@@ -1015,6 +1099,7 @@
             </w:r>
             <w:r>
               <w:rPr>
+                <w:rFonts w:ascii="Times New Roman" w:hAnsi="Times New Roman" w:cs="Times New Roman"/>
                 <w:noProof/>
                 <w:webHidden/>
               </w:rPr>
@@ -1022,6 +1107,7 @@
             </w:r>
             <w:r>
               <w:rPr>
+                <w:rFonts w:ascii="Times New Roman" w:hAnsi="Times New Roman" w:cs="Times New Roman"/>
                 <w:noProof/>
                 <w:webHidden/>
               </w:rPr>
@@ -1029,6 +1115,7 @@
             </w:r>
             <w:r>
               <w:rPr>
+                <w:rFonts w:ascii="Times New Roman" w:hAnsi="Times New Roman" w:cs="Times New Roman"/>
                 <w:noProof/>
                 <w:webHidden/>
               </w:rPr>
@@ -1036,12 +1123,14 @@
             </w:r>
             <w:r>
               <w:rPr>
-                <w:noProof/>
-                <w:webHidden/>
-              </w:rPr>
-            </w:r>
-            <w:r>
-              <w:rPr>
+                <w:rFonts w:ascii="Times New Roman" w:hAnsi="Times New Roman" w:cs="Times New Roman"/>
+                <w:noProof/>
+                <w:webHidden/>
+              </w:rPr>
+            </w:r>
+            <w:r>
+              <w:rPr>
+                <w:rFonts w:ascii="Times New Roman" w:hAnsi="Times New Roman" w:cs="Times New Roman"/>
                 <w:noProof/>
                 <w:webHidden/>
               </w:rPr>
@@ -1049,6 +1138,7 @@
             </w:r>
             <w:r>
               <w:rPr>
+                <w:rFonts w:ascii="Times New Roman" w:hAnsi="Times New Roman" w:cs="Times New Roman"/>
                 <w:noProof/>
                 <w:webHidden/>
               </w:rPr>
@@ -1056,6 +1146,7 @@
             </w:r>
             <w:r>
               <w:rPr>
+                <w:rFonts w:ascii="Times New Roman" w:hAnsi="Times New Roman" w:cs="Times New Roman"/>
                 <w:noProof/>
                 <w:webHidden/>
               </w:rPr>
@@ -1070,7 +1161,7 @@
               <w:tab w:val="right" w:leader="dot" w:pos="9016"/>
             </w:tabs>
             <w:rPr>
-              <w:rFonts w:eastAsiaTheme="minorEastAsia"/>
+              <w:rFonts w:ascii="Times New Roman" w:eastAsiaTheme="minorEastAsia" w:hAnsi="Times New Roman" w:cs="Times New Roman"/>
               <w:noProof/>
               <w:lang w:eastAsia="en-NZ"/>
             </w:rPr>
@@ -1079,6 +1170,7 @@
             <w:r>
               <w:rPr>
                 <w:rStyle w:val="Hyperlink"/>
+                <w:rFonts w:ascii="Times New Roman" w:hAnsi="Times New Roman" w:cs="Times New Roman"/>
                 <w:noProof/>
                 <w:lang w:val="en-GB"/>
               </w:rPr>
@@ -1086,6 +1178,7 @@
             </w:r>
             <w:r>
               <w:rPr>
+                <w:rFonts w:ascii="Times New Roman" w:hAnsi="Times New Roman" w:cs="Times New Roman"/>
                 <w:noProof/>
                 <w:webHidden/>
               </w:rPr>
@@ -1093,6 +1186,7 @@
             </w:r>
             <w:r>
               <w:rPr>
+                <w:rFonts w:ascii="Times New Roman" w:hAnsi="Times New Roman" w:cs="Times New Roman"/>
                 <w:noProof/>
                 <w:webHidden/>
               </w:rPr>
@@ -1100,6 +1194,7 @@
             </w:r>
             <w:r>
               <w:rPr>
+                <w:rFonts w:ascii="Times New Roman" w:hAnsi="Times New Roman" w:cs="Times New Roman"/>
                 <w:noProof/>
                 <w:webHidden/>
               </w:rPr>
@@ -1107,12 +1202,14 @@
             </w:r>
             <w:r>
               <w:rPr>
-                <w:noProof/>
-                <w:webHidden/>
-              </w:rPr>
-            </w:r>
-            <w:r>
-              <w:rPr>
+                <w:rFonts w:ascii="Times New Roman" w:hAnsi="Times New Roman" w:cs="Times New Roman"/>
+                <w:noProof/>
+                <w:webHidden/>
+              </w:rPr>
+            </w:r>
+            <w:r>
+              <w:rPr>
+                <w:rFonts w:ascii="Times New Roman" w:hAnsi="Times New Roman" w:cs="Times New Roman"/>
                 <w:noProof/>
                 <w:webHidden/>
               </w:rPr>
@@ -1120,6 +1217,7 @@
             </w:r>
             <w:r>
               <w:rPr>
+                <w:rFonts w:ascii="Times New Roman" w:hAnsi="Times New Roman" w:cs="Times New Roman"/>
                 <w:noProof/>
                 <w:webHidden/>
               </w:rPr>
@@ -1127,6 +1225,7 @@
             </w:r>
             <w:r>
               <w:rPr>
+                <w:rFonts w:ascii="Times New Roman" w:hAnsi="Times New Roman" w:cs="Times New Roman"/>
                 <w:noProof/>
                 <w:webHidden/>
               </w:rPr>
@@ -1141,7 +1240,7 @@
               <w:tab w:val="right" w:leader="dot" w:pos="9016"/>
             </w:tabs>
             <w:rPr>
-              <w:rFonts w:eastAsiaTheme="minorEastAsia"/>
+              <w:rFonts w:ascii="Times New Roman" w:eastAsiaTheme="minorEastAsia" w:hAnsi="Times New Roman" w:cs="Times New Roman"/>
               <w:noProof/>
               <w:lang w:eastAsia="en-NZ"/>
             </w:rPr>
@@ -1150,6 +1249,7 @@
             <w:r>
               <w:rPr>
                 <w:rStyle w:val="Hyperlink"/>
+                <w:rFonts w:ascii="Times New Roman" w:hAnsi="Times New Roman" w:cs="Times New Roman"/>
                 <w:noProof/>
                 <w:lang w:val="en-GB"/>
               </w:rPr>
@@ -1157,6 +1257,7 @@
             </w:r>
             <w:r>
               <w:rPr>
+                <w:rFonts w:ascii="Times New Roman" w:hAnsi="Times New Roman" w:cs="Times New Roman"/>
                 <w:noProof/>
                 <w:webHidden/>
               </w:rPr>
@@ -1164,6 +1265,7 @@
             </w:r>
             <w:r>
               <w:rPr>
+                <w:rFonts w:ascii="Times New Roman" w:hAnsi="Times New Roman" w:cs="Times New Roman"/>
                 <w:noProof/>
                 <w:webHidden/>
               </w:rPr>
@@ -1171,6 +1273,7 @@
             </w:r>
             <w:r>
               <w:rPr>
+                <w:rFonts w:ascii="Times New Roman" w:hAnsi="Times New Roman" w:cs="Times New Roman"/>
                 <w:noProof/>
                 <w:webHidden/>
               </w:rPr>
@@ -1178,12 +1281,14 @@
             </w:r>
             <w:r>
               <w:rPr>
-                <w:noProof/>
-                <w:webHidden/>
-              </w:rPr>
-            </w:r>
-            <w:r>
-              <w:rPr>
+                <w:rFonts w:ascii="Times New Roman" w:hAnsi="Times New Roman" w:cs="Times New Roman"/>
+                <w:noProof/>
+                <w:webHidden/>
+              </w:rPr>
+            </w:r>
+            <w:r>
+              <w:rPr>
+                <w:rFonts w:ascii="Times New Roman" w:hAnsi="Times New Roman" w:cs="Times New Roman"/>
                 <w:noProof/>
                 <w:webHidden/>
               </w:rPr>
@@ -1191,6 +1296,7 @@
             </w:r>
             <w:r>
               <w:rPr>
+                <w:rFonts w:ascii="Times New Roman" w:hAnsi="Times New Roman" w:cs="Times New Roman"/>
                 <w:noProof/>
                 <w:webHidden/>
               </w:rPr>
@@ -1198,6 +1304,7 @@
             </w:r>
             <w:r>
               <w:rPr>
+                <w:rFonts w:ascii="Times New Roman" w:hAnsi="Times New Roman" w:cs="Times New Roman"/>
                 <w:noProof/>
                 <w:webHidden/>
               </w:rPr>
@@ -1212,7 +1319,7 @@
               <w:tab w:val="right" w:leader="dot" w:pos="9016"/>
             </w:tabs>
             <w:rPr>
-              <w:rFonts w:eastAsiaTheme="minorEastAsia"/>
+              <w:rFonts w:ascii="Times New Roman" w:eastAsiaTheme="minorEastAsia" w:hAnsi="Times New Roman" w:cs="Times New Roman"/>
               <w:noProof/>
               <w:lang w:eastAsia="en-NZ"/>
             </w:rPr>
@@ -1221,6 +1328,7 @@
             <w:r>
               <w:rPr>
                 <w:rStyle w:val="Hyperlink"/>
+                <w:rFonts w:ascii="Times New Roman" w:hAnsi="Times New Roman" w:cs="Times New Roman"/>
                 <w:noProof/>
                 <w:lang w:val="en-GB"/>
               </w:rPr>
@@ -1228,6 +1336,7 @@
             </w:r>
             <w:r>
               <w:rPr>
+                <w:rFonts w:ascii="Times New Roman" w:hAnsi="Times New Roman" w:cs="Times New Roman"/>
                 <w:noProof/>
                 <w:webHidden/>
               </w:rPr>
@@ -1235,6 +1344,7 @@
             </w:r>
             <w:r>
               <w:rPr>
+                <w:rFonts w:ascii="Times New Roman" w:hAnsi="Times New Roman" w:cs="Times New Roman"/>
                 <w:noProof/>
                 <w:webHidden/>
               </w:rPr>
@@ -1242,6 +1352,7 @@
             </w:r>
             <w:r>
               <w:rPr>
+                <w:rFonts w:ascii="Times New Roman" w:hAnsi="Times New Roman" w:cs="Times New Roman"/>
                 <w:noProof/>
                 <w:webHidden/>
               </w:rPr>
@@ -1249,12 +1360,14 @@
             </w:r>
             <w:r>
               <w:rPr>
-                <w:noProof/>
-                <w:webHidden/>
-              </w:rPr>
-            </w:r>
-            <w:r>
-              <w:rPr>
+                <w:rFonts w:ascii="Times New Roman" w:hAnsi="Times New Roman" w:cs="Times New Roman"/>
+                <w:noProof/>
+                <w:webHidden/>
+              </w:rPr>
+            </w:r>
+            <w:r>
+              <w:rPr>
+                <w:rFonts w:ascii="Times New Roman" w:hAnsi="Times New Roman" w:cs="Times New Roman"/>
                 <w:noProof/>
                 <w:webHidden/>
               </w:rPr>
@@ -1262,6 +1375,7 @@
             </w:r>
             <w:r>
               <w:rPr>
+                <w:rFonts w:ascii="Times New Roman" w:hAnsi="Times New Roman" w:cs="Times New Roman"/>
                 <w:noProof/>
                 <w:webHidden/>
               </w:rPr>
@@ -1269,6 +1383,7 @@
             </w:r>
             <w:r>
               <w:rPr>
+                <w:rFonts w:ascii="Times New Roman" w:hAnsi="Times New Roman" w:cs="Times New Roman"/>
                 <w:noProof/>
                 <w:webHidden/>
               </w:rPr>
@@ -1283,7 +1398,7 @@
               <w:tab w:val="right" w:leader="dot" w:pos="9016"/>
             </w:tabs>
             <w:rPr>
-              <w:rFonts w:eastAsiaTheme="minorEastAsia"/>
+              <w:rFonts w:ascii="Times New Roman" w:eastAsiaTheme="minorEastAsia" w:hAnsi="Times New Roman" w:cs="Times New Roman"/>
               <w:noProof/>
               <w:lang w:eastAsia="en-NZ"/>
             </w:rPr>
@@ -1292,12 +1407,14 @@
             <w:r>
               <w:rPr>
                 <w:rStyle w:val="Hyperlink"/>
+                <w:rFonts w:ascii="Times New Roman" w:hAnsi="Times New Roman" w:cs="Times New Roman"/>
                 <w:noProof/>
               </w:rPr>
               <w:t>GIF</w:t>
             </w:r>
             <w:r>
               <w:rPr>
+                <w:rFonts w:ascii="Times New Roman" w:hAnsi="Times New Roman" w:cs="Times New Roman"/>
                 <w:noProof/>
                 <w:webHidden/>
               </w:rPr>
@@ -1305,6 +1422,7 @@
             </w:r>
             <w:r>
               <w:rPr>
+                <w:rFonts w:ascii="Times New Roman" w:hAnsi="Times New Roman" w:cs="Times New Roman"/>
                 <w:noProof/>
                 <w:webHidden/>
               </w:rPr>
@@ -1312,6 +1430,7 @@
             </w:r>
             <w:r>
               <w:rPr>
+                <w:rFonts w:ascii="Times New Roman" w:hAnsi="Times New Roman" w:cs="Times New Roman"/>
                 <w:noProof/>
                 <w:webHidden/>
               </w:rPr>
@@ -1319,12 +1438,14 @@
             </w:r>
             <w:r>
               <w:rPr>
-                <w:noProof/>
-                <w:webHidden/>
-              </w:rPr>
-            </w:r>
-            <w:r>
-              <w:rPr>
+                <w:rFonts w:ascii="Times New Roman" w:hAnsi="Times New Roman" w:cs="Times New Roman"/>
+                <w:noProof/>
+                <w:webHidden/>
+              </w:rPr>
+            </w:r>
+            <w:r>
+              <w:rPr>
+                <w:rFonts w:ascii="Times New Roman" w:hAnsi="Times New Roman" w:cs="Times New Roman"/>
                 <w:noProof/>
                 <w:webHidden/>
               </w:rPr>
@@ -1332,6 +1453,7 @@
             </w:r>
             <w:r>
               <w:rPr>
+                <w:rFonts w:ascii="Times New Roman" w:hAnsi="Times New Roman" w:cs="Times New Roman"/>
                 <w:noProof/>
                 <w:webHidden/>
               </w:rPr>
@@ -1339,6 +1461,7 @@
             </w:r>
             <w:r>
               <w:rPr>
+                <w:rFonts w:ascii="Times New Roman" w:hAnsi="Times New Roman" w:cs="Times New Roman"/>
                 <w:noProof/>
                 <w:webHidden/>
               </w:rPr>
@@ -1353,7 +1476,7 @@
               <w:tab w:val="right" w:leader="dot" w:pos="9016"/>
             </w:tabs>
             <w:rPr>
-              <w:rFonts w:eastAsiaTheme="minorEastAsia"/>
+              <w:rFonts w:ascii="Times New Roman" w:eastAsiaTheme="minorEastAsia" w:hAnsi="Times New Roman" w:cs="Times New Roman"/>
               <w:noProof/>
               <w:lang w:eastAsia="en-NZ"/>
             </w:rPr>
@@ -1362,6 +1485,7 @@
             <w:r>
               <w:rPr>
                 <w:rStyle w:val="Hyperlink"/>
+                <w:rFonts w:ascii="Times New Roman" w:hAnsi="Times New Roman" w:cs="Times New Roman"/>
                 <w:i/>
                 <w:iCs/>
                 <w:noProof/>
@@ -1370,6 +1494,7 @@
             </w:r>
             <w:r>
               <w:rPr>
+                <w:rFonts w:ascii="Times New Roman" w:hAnsi="Times New Roman" w:cs="Times New Roman"/>
                 <w:noProof/>
                 <w:webHidden/>
               </w:rPr>
@@ -1377,6 +1502,7 @@
             </w:r>
             <w:r>
               <w:rPr>
+                <w:rFonts w:ascii="Times New Roman" w:hAnsi="Times New Roman" w:cs="Times New Roman"/>
                 <w:noProof/>
                 <w:webHidden/>
               </w:rPr>
@@ -1384,6 +1510,7 @@
             </w:r>
             <w:r>
               <w:rPr>
+                <w:rFonts w:ascii="Times New Roman" w:hAnsi="Times New Roman" w:cs="Times New Roman"/>
                 <w:noProof/>
                 <w:webHidden/>
               </w:rPr>
@@ -1391,12 +1518,14 @@
             </w:r>
             <w:r>
               <w:rPr>
-                <w:noProof/>
-                <w:webHidden/>
-              </w:rPr>
-            </w:r>
-            <w:r>
-              <w:rPr>
+                <w:rFonts w:ascii="Times New Roman" w:hAnsi="Times New Roman" w:cs="Times New Roman"/>
+                <w:noProof/>
+                <w:webHidden/>
+              </w:rPr>
+            </w:r>
+            <w:r>
+              <w:rPr>
+                <w:rFonts w:ascii="Times New Roman" w:hAnsi="Times New Roman" w:cs="Times New Roman"/>
                 <w:noProof/>
                 <w:webHidden/>
               </w:rPr>
@@ -1404,6 +1533,7 @@
             </w:r>
             <w:r>
               <w:rPr>
+                <w:rFonts w:ascii="Times New Roman" w:hAnsi="Times New Roman" w:cs="Times New Roman"/>
                 <w:noProof/>
                 <w:webHidden/>
               </w:rPr>
@@ -1411,6 +1541,7 @@
             </w:r>
             <w:r>
               <w:rPr>
+                <w:rFonts w:ascii="Times New Roman" w:hAnsi="Times New Roman" w:cs="Times New Roman"/>
                 <w:noProof/>
                 <w:webHidden/>
               </w:rPr>
@@ -1425,7 +1556,7 @@
               <w:tab w:val="right" w:leader="dot" w:pos="9016"/>
             </w:tabs>
             <w:rPr>
-              <w:rFonts w:eastAsiaTheme="minorEastAsia"/>
+              <w:rFonts w:ascii="Times New Roman" w:eastAsiaTheme="minorEastAsia" w:hAnsi="Times New Roman" w:cs="Times New Roman"/>
               <w:noProof/>
               <w:lang w:eastAsia="en-NZ"/>
             </w:rPr>
@@ -1434,6 +1565,7 @@
             <w:r>
               <w:rPr>
                 <w:rStyle w:val="Hyperlink"/>
+                <w:rFonts w:ascii="Times New Roman" w:hAnsi="Times New Roman" w:cs="Times New Roman"/>
                 <w:noProof/>
                 <w:lang w:val="en-GB"/>
               </w:rPr>
@@ -1441,6 +1573,7 @@
             </w:r>
             <w:r>
               <w:rPr>
+                <w:rFonts w:ascii="Times New Roman" w:hAnsi="Times New Roman" w:cs="Times New Roman"/>
                 <w:noProof/>
                 <w:webHidden/>
               </w:rPr>
@@ -1448,6 +1581,7 @@
             </w:r>
             <w:r>
               <w:rPr>
+                <w:rFonts w:ascii="Times New Roman" w:hAnsi="Times New Roman" w:cs="Times New Roman"/>
                 <w:noProof/>
                 <w:webHidden/>
               </w:rPr>
@@ -1455,6 +1589,7 @@
             </w:r>
             <w:r>
               <w:rPr>
+                <w:rFonts w:ascii="Times New Roman" w:hAnsi="Times New Roman" w:cs="Times New Roman"/>
                 <w:noProof/>
                 <w:webHidden/>
               </w:rPr>
@@ -1462,12 +1597,14 @@
             </w:r>
             <w:r>
               <w:rPr>
-                <w:noProof/>
-                <w:webHidden/>
-              </w:rPr>
-            </w:r>
-            <w:r>
-              <w:rPr>
+                <w:rFonts w:ascii="Times New Roman" w:hAnsi="Times New Roman" w:cs="Times New Roman"/>
+                <w:noProof/>
+                <w:webHidden/>
+              </w:rPr>
+            </w:r>
+            <w:r>
+              <w:rPr>
+                <w:rFonts w:ascii="Times New Roman" w:hAnsi="Times New Roman" w:cs="Times New Roman"/>
                 <w:noProof/>
                 <w:webHidden/>
               </w:rPr>
@@ -1475,6 +1612,7 @@
             </w:r>
             <w:r>
               <w:rPr>
+                <w:rFonts w:ascii="Times New Roman" w:hAnsi="Times New Roman" w:cs="Times New Roman"/>
                 <w:noProof/>
                 <w:webHidden/>
               </w:rPr>
@@ -1482,6 +1620,7 @@
             </w:r>
             <w:r>
               <w:rPr>
+                <w:rFonts w:ascii="Times New Roman" w:hAnsi="Times New Roman" w:cs="Times New Roman"/>
                 <w:noProof/>
                 <w:webHidden/>
               </w:rPr>
@@ -1496,7 +1635,7 @@
               <w:tab w:val="right" w:leader="dot" w:pos="9016"/>
             </w:tabs>
             <w:rPr>
-              <w:rFonts w:eastAsiaTheme="minorEastAsia"/>
+              <w:rFonts w:ascii="Times New Roman" w:eastAsiaTheme="minorEastAsia" w:hAnsi="Times New Roman" w:cs="Times New Roman"/>
               <w:noProof/>
               <w:lang w:eastAsia="en-NZ"/>
             </w:rPr>
@@ -1505,12 +1644,14 @@
             <w:r>
               <w:rPr>
                 <w:rStyle w:val="Hyperlink"/>
+                <w:rFonts w:ascii="Times New Roman" w:hAnsi="Times New Roman" w:cs="Times New Roman"/>
                 <w:noProof/>
               </w:rPr>
               <w:t>PNG</w:t>
             </w:r>
             <w:r>
               <w:rPr>
+                <w:rFonts w:ascii="Times New Roman" w:hAnsi="Times New Roman" w:cs="Times New Roman"/>
                 <w:noProof/>
                 <w:webHidden/>
               </w:rPr>
@@ -1518,6 +1659,7 @@
             </w:r>
             <w:r>
               <w:rPr>
+                <w:rFonts w:ascii="Times New Roman" w:hAnsi="Times New Roman" w:cs="Times New Roman"/>
                 <w:noProof/>
                 <w:webHidden/>
               </w:rPr>
@@ -1525,6 +1667,7 @@
             </w:r>
             <w:r>
               <w:rPr>
+                <w:rFonts w:ascii="Times New Roman" w:hAnsi="Times New Roman" w:cs="Times New Roman"/>
                 <w:noProof/>
                 <w:webHidden/>
               </w:rPr>
@@ -1532,12 +1675,14 @@
             </w:r>
             <w:r>
               <w:rPr>
-                <w:noProof/>
-                <w:webHidden/>
-              </w:rPr>
-            </w:r>
-            <w:r>
-              <w:rPr>
+                <w:rFonts w:ascii="Times New Roman" w:hAnsi="Times New Roman" w:cs="Times New Roman"/>
+                <w:noProof/>
+                <w:webHidden/>
+              </w:rPr>
+            </w:r>
+            <w:r>
+              <w:rPr>
+                <w:rFonts w:ascii="Times New Roman" w:hAnsi="Times New Roman" w:cs="Times New Roman"/>
                 <w:noProof/>
                 <w:webHidden/>
               </w:rPr>
@@ -1545,6 +1690,7 @@
             </w:r>
             <w:r>
               <w:rPr>
+                <w:rFonts w:ascii="Times New Roman" w:hAnsi="Times New Roman" w:cs="Times New Roman"/>
                 <w:noProof/>
                 <w:webHidden/>
               </w:rPr>
@@ -1552,6 +1698,7 @@
             </w:r>
             <w:r>
               <w:rPr>
+                <w:rFonts w:ascii="Times New Roman" w:hAnsi="Times New Roman" w:cs="Times New Roman"/>
                 <w:noProof/>
                 <w:webHidden/>
               </w:rPr>
@@ -1563,7 +1710,7 @@
           <w:pPr>
             <w:jc w:val="both"/>
             <w:rPr>
-              <w:rFonts w:ascii="Calibri" w:hAnsi="Calibri" w:cs="Calibri"/>
+              <w:rFonts w:ascii="Times New Roman" w:hAnsi="Times New Roman" w:cs="Times New Roman"/>
               <w:b/>
               <w:bCs/>
               <w:lang w:val="en-GB"/>
@@ -1571,7 +1718,7 @@
           </w:pPr>
           <w:r>
             <w:rPr>
-              <w:rFonts w:ascii="Calibri" w:hAnsi="Calibri" w:cs="Calibri"/>
+              <w:rFonts w:ascii="Times New Roman" w:hAnsi="Times New Roman" w:cs="Times New Roman"/>
               <w:b/>
               <w:bCs/>
               <w:lang w:val="en-GB"/>
@@ -1585,7 +1732,7 @@
       <w:pPr>
         <w:jc w:val="both"/>
         <w:rPr>
-          <w:rFonts w:ascii="Calibri" w:hAnsi="Calibri" w:cs="Calibri"/>
+          <w:rFonts w:ascii="Times New Roman" w:hAnsi="Times New Roman" w:cs="Times New Roman"/>
           <w:b/>
           <w:bCs/>
           <w:lang w:val="en-GB"/>
@@ -1594,19 +1741,64 @@
     </w:p>
     <w:p>
       <w:pPr>
+        <w:jc w:val="both"/>
+        <w:rPr>
+          <w:rFonts w:ascii="Times New Roman" w:hAnsi="Times New Roman" w:cs="Times New Roman"/>
+          <w:b/>
+          <w:bCs/>
+          <w:lang w:val="en-GB"/>
+        </w:rPr>
+      </w:pPr>
+    </w:p>
+    <w:p>
+      <w:pPr>
+        <w:jc w:val="both"/>
+        <w:rPr>
+          <w:rFonts w:ascii="Times New Roman" w:hAnsi="Times New Roman" w:cs="Times New Roman"/>
+          <w:b/>
+          <w:bCs/>
+          <w:lang w:val="en-GB"/>
+        </w:rPr>
+      </w:pPr>
+    </w:p>
+    <w:p>
+      <w:pPr>
+        <w:jc w:val="both"/>
+        <w:rPr>
+          <w:rFonts w:ascii="Times New Roman" w:hAnsi="Times New Roman" w:cs="Times New Roman"/>
+          <w:b/>
+          <w:bCs/>
+          <w:lang w:val="en-GB"/>
+        </w:rPr>
+      </w:pPr>
+    </w:p>
+    <w:p>
+      <w:pPr>
+        <w:jc w:val="both"/>
+        <w:rPr>
+          <w:rFonts w:ascii="Times New Roman" w:hAnsi="Times New Roman" w:cs="Times New Roman"/>
+          <w:b/>
+          <w:bCs/>
+          <w:lang w:val="en-GB"/>
+        </w:rPr>
+      </w:pPr>
+    </w:p>
+    <w:p>
+      <w:pPr>
         <w:pStyle w:val="Heading1"/>
         <w:jc w:val="both"/>
         <w:rPr>
-          <w:rFonts w:ascii="Calibri" w:hAnsi="Calibri" w:cs="Calibri"/>
+          <w:rFonts w:ascii="Times New Roman" w:hAnsi="Times New Roman" w:cs="Times New Roman"/>
           <w:lang w:val="en-GB"/>
         </w:rPr>
       </w:pPr>
       <w:bookmarkStart w:id="0" w:name="_Toc240828776"/>
       <w:r>
         <w:rPr>
-          <w:rFonts w:ascii="Calibri" w:hAnsi="Calibri" w:cs="Calibri"/>
-          <w:lang w:val="en-GB"/>
-        </w:rPr>
+          <w:rFonts w:ascii="Times New Roman" w:hAnsi="Times New Roman" w:cs="Times New Roman"/>
+          <w:lang w:val="en-GB"/>
+        </w:rPr>
+        <w:lastRenderedPageBreak/>
         <w:t>Summary report</w:t>
       </w:r>
       <w:bookmarkEnd w:id="0"/>
@@ -1615,66 +1807,69 @@
       <w:pPr>
         <w:jc w:val="both"/>
         <w:rPr>
-          <w:lang w:val="en-GB"/>
-        </w:rPr>
-      </w:pPr>
-      <w:r>
-        <w:rPr>
+          <w:rFonts w:ascii="Times New Roman" w:hAnsi="Times New Roman" w:cs="Times New Roman"/>
+          <w:lang w:val="en-GB"/>
+        </w:rPr>
+      </w:pPr>
+      <w:r>
+        <w:rPr>
+          <w:rFonts w:ascii="Times New Roman" w:hAnsi="Times New Roman" w:cs="Times New Roman"/>
           <w:lang w:val="en-GB"/>
         </w:rPr>
         <w:t xml:space="preserve">This report contains the analysis of the </w:t>
       </w:r>
       <w:r>
         <w:rPr>
+          <w:rFonts w:ascii="Times New Roman" w:hAnsi="Times New Roman" w:cs="Times New Roman"/>
           <w:lang w:val="en-GB"/>
         </w:rPr>
         <w:t>NINE.dd</w:t>
       </w:r>
       <w:r>
         <w:rPr>
+          <w:rFonts w:ascii="Times New Roman" w:hAnsi="Times New Roman" w:cs="Times New Roman"/>
           <w:lang w:val="en-GB"/>
         </w:rPr>
         <w:t xml:space="preserve"> file which contains </w:t>
       </w:r>
       <w:r>
         <w:rPr>
+          <w:rFonts w:ascii="Times New Roman" w:hAnsi="Times New Roman" w:cs="Times New Roman"/>
           <w:lang w:val="en-GB"/>
         </w:rPr>
         <w:t>44 total files which have been extracted using the file carving tool FOREMOST</w:t>
       </w:r>
       <w:r>
         <w:rPr>
-          <w:lang w:val="en-GB"/>
-        </w:rPr>
-        <w:t xml:space="preserve">, this has output a file called “output” where it creates directories for each filetype, the filetypes present are JPG, GIF, </w:t>
-      </w:r>
-      <w:r>
-        <w:rPr>
-          <w:lang w:val="en-GB"/>
-        </w:rPr>
-        <w:lastRenderedPageBreak/>
-        <w:t>OLE, ZIP and PDF. In this report we have gone through each file and left a description of what the file is and any information that can be pulled from it, there is also a list of these same images at the bottom</w:t>
-      </w:r>
-      <w:r>
-        <w:rPr>
+          <w:rFonts w:ascii="Times New Roman" w:hAnsi="Times New Roman" w:cs="Times New Roman"/>
+          <w:lang w:val="en-GB"/>
+        </w:rPr>
+        <w:t>, this has output a file called “output” where it creates directories for each filetype, the filetypes present are JPG, GIF, OLE, ZIP and PDF. In this report we have gone through each file and left a description of what the file is and any information that can be pulled from it, there is also a list of these same images at the bottom</w:t>
+      </w:r>
+      <w:r>
+        <w:rPr>
+          <w:rFonts w:ascii="Times New Roman" w:hAnsi="Times New Roman" w:cs="Times New Roman"/>
           <w:lang w:val="en-GB"/>
         </w:rPr>
         <w:t xml:space="preserve"> that contains the images/files</w:t>
       </w:r>
       <w:r>
         <w:rPr>
+          <w:rFonts w:ascii="Times New Roman" w:hAnsi="Times New Roman" w:cs="Times New Roman"/>
           <w:lang w:val="en-GB"/>
         </w:rPr>
         <w:t xml:space="preserve"> of the document should</w:t>
       </w:r>
       <w:r>
         <w:rPr>
+          <w:rFonts w:ascii="Times New Roman" w:hAnsi="Times New Roman" w:cs="Times New Roman"/>
           <w:lang w:val="en-GB"/>
         </w:rPr>
         <w:t xml:space="preserve"> it be required</w:t>
       </w:r>
       <w:r>
         <w:rPr>
+          <w:rFonts w:ascii="Times New Roman" w:hAnsi="Times New Roman" w:cs="Times New Roman"/>
           <w:lang w:val="en-GB"/>
         </w:rPr>
         <w:t>.</w:t>
@@ -1685,12 +1880,14 @@
         <w:pStyle w:val="Heading1"/>
         <w:jc w:val="both"/>
         <w:rPr>
+          <w:rFonts w:ascii="Times New Roman" w:hAnsi="Times New Roman" w:cs="Times New Roman"/>
           <w:lang w:val="en-GB"/>
         </w:rPr>
       </w:pPr>
       <w:bookmarkStart w:id="1" w:name="_Toc240828777"/>
       <w:r>
         <w:rPr>
+          <w:rFonts w:ascii="Times New Roman" w:hAnsi="Times New Roman" w:cs="Times New Roman"/>
           <w:lang w:val="en-GB"/>
         </w:rPr>
         <w:t>Present filetypes</w:t>
@@ -1701,98 +1898,65 @@
       <w:pPr>
         <w:jc w:val="both"/>
         <w:rPr>
-          <w:lang w:val="en-GB"/>
-        </w:rPr>
-      </w:pPr>
-      <w:r>
-        <w:rPr>
+          <w:rFonts w:ascii="Times New Roman" w:hAnsi="Times New Roman" w:cs="Times New Roman"/>
+          <w:lang w:val="en-GB"/>
+        </w:rPr>
+      </w:pPr>
+      <w:r>
+        <w:rPr>
+          <w:rFonts w:ascii="Times New Roman" w:hAnsi="Times New Roman" w:cs="Times New Roman"/>
           <w:lang w:val="en-GB"/>
         </w:rPr>
         <w:t>I</w:t>
       </w:r>
       <w:r>
         <w:rPr>
+          <w:rFonts w:ascii="Times New Roman" w:hAnsi="Times New Roman" w:cs="Times New Roman"/>
           <w:lang w:val="en-GB"/>
         </w:rPr>
         <w:t>n th</w:t>
       </w:r>
       <w:r>
         <w:rPr>
+          <w:rFonts w:ascii="Times New Roman" w:hAnsi="Times New Roman" w:cs="Times New Roman"/>
           <w:lang w:val="en-GB"/>
         </w:rPr>
         <w:t xml:space="preserve">e </w:t>
       </w:r>
       <w:r>
         <w:rPr>
+          <w:rFonts w:ascii="Times New Roman" w:hAnsi="Times New Roman" w:cs="Times New Roman"/>
           <w:lang w:val="en-GB"/>
         </w:rPr>
         <w:t>file</w:t>
       </w:r>
       <w:r>
         <w:rPr>
+          <w:rFonts w:ascii="Times New Roman" w:hAnsi="Times New Roman" w:cs="Times New Roman"/>
           <w:lang w:val="en-GB"/>
         </w:rPr>
         <w:t xml:space="preserve"> NINE.dd</w:t>
       </w:r>
       <w:r>
         <w:rPr>
-          <w:lang w:val="en-GB"/>
-        </w:rPr>
-        <w:t xml:space="preserve"> we have extracted the following filetypes; </w:t>
-      </w:r>
-      <w:r>
-        <w:rPr>
-          <w:lang w:val="en-GB"/>
-        </w:rPr>
-        <w:t>J</w:t>
-      </w:r>
-      <w:r>
-        <w:rPr>
-          <w:lang w:val="en-GB"/>
-        </w:rPr>
-        <w:t>PG</w:t>
-      </w:r>
-      <w:r>
-        <w:rPr>
-          <w:lang w:val="en-GB"/>
-        </w:rPr>
-        <w:t xml:space="preserve">, </w:t>
-      </w:r>
-      <w:r>
-        <w:rPr>
-          <w:lang w:val="en-GB"/>
-        </w:rPr>
-        <w:t xml:space="preserve">GIF, OLE, </w:t>
-      </w:r>
-      <w:r>
-        <w:rPr>
-          <w:lang w:val="en-GB"/>
-        </w:rPr>
-        <w:t>Z</w:t>
-      </w:r>
-      <w:r>
-        <w:rPr>
+          <w:rFonts w:ascii="Times New Roman" w:hAnsi="Times New Roman" w:cs="Times New Roman"/>
+          <w:lang w:val="en-GB"/>
+        </w:rPr>
+        <w:t xml:space="preserve"> we have extracted the following filetypes; JPG, GIF, OLE, Z</w:t>
+      </w:r>
+      <w:r>
+        <w:rPr>
+          <w:rFonts w:ascii="Times New Roman" w:hAnsi="Times New Roman" w:cs="Times New Roman"/>
           <w:lang w:val="en-GB"/>
         </w:rPr>
         <w:t>IP</w:t>
       </w:r>
       <w:r>
         <w:rPr>
-          <w:lang w:val="en-GB"/>
-        </w:rPr>
-        <w:t xml:space="preserve">, PNG and </w:t>
-      </w:r>
-      <w:r>
-        <w:rPr>
-          <w:lang w:val="en-GB"/>
-        </w:rPr>
-        <w:t>PDF</w:t>
-      </w:r>
-      <w:r>
-        <w:rPr>
-          <w:lang w:val="en-GB"/>
-        </w:rPr>
-        <w:t xml:space="preserve"> files. Specifically, there are 12 JPG files, 4 GIF files, 5 OLE files, 4 ZIP files, 18 PNG files, and 1 PDF.</w:t>
+          <w:rFonts w:ascii="Times New Roman" w:hAnsi="Times New Roman" w:cs="Times New Roman"/>
+          <w:lang w:val="en-GB"/>
+        </w:rPr>
+        <w:t>, PNG and PDF files. Specifically, there are 12 JPG files, 4 GIF files, 5 OLE files, 4 ZIP files, 18 PNG files, and 1 PDF.</w:t>
       </w:r>
     </w:p>
     <w:p>
@@ -1800,12 +1964,14 @@
         <w:pStyle w:val="Heading2"/>
         <w:jc w:val="both"/>
         <w:rPr>
+          <w:rFonts w:ascii="Times New Roman" w:hAnsi="Times New Roman" w:cs="Times New Roman"/>
           <w:lang w:val="en-GB"/>
         </w:rPr>
       </w:pPr>
       <w:bookmarkStart w:id="2" w:name="_Toc240828778"/>
       <w:r>
         <w:rPr>
+          <w:rFonts w:ascii="Times New Roman" w:hAnsi="Times New Roman" w:cs="Times New Roman"/>
           <w:lang w:val="en-GB"/>
         </w:rPr>
         <w:t>JPG</w:t>
@@ -1816,23 +1982,27 @@
       <w:pPr>
         <w:jc w:val="both"/>
         <w:rPr>
-          <w:lang w:val="en-GB"/>
-        </w:rPr>
-      </w:pPr>
-      <w:r>
-        <w:rPr>
+          <w:rFonts w:ascii="Times New Roman" w:hAnsi="Times New Roman" w:cs="Times New Roman"/>
+          <w:lang w:val="en-GB"/>
+        </w:rPr>
+      </w:pPr>
+      <w:r>
+        <w:rPr>
+          <w:rFonts w:ascii="Times New Roman" w:hAnsi="Times New Roman" w:cs="Times New Roman"/>
           <w:lang w:val="en-GB"/>
         </w:rPr>
         <w:t xml:space="preserve">This section includes the descriptions of all </w:t>
       </w:r>
       <w:r>
         <w:rPr>
+          <w:rFonts w:ascii="Times New Roman" w:hAnsi="Times New Roman" w:cs="Times New Roman"/>
           <w:lang w:val="en-GB"/>
         </w:rPr>
         <w:t>12</w:t>
       </w:r>
       <w:r>
         <w:rPr>
+          <w:rFonts w:ascii="Times New Roman" w:hAnsi="Times New Roman" w:cs="Times New Roman"/>
           <w:lang w:val="en-GB"/>
         </w:rPr>
         <w:t xml:space="preserve"> JPG files that have been obtained through the use of FOREMOST tool and contains the following files; </w:t>
@@ -1841,6 +2011,7 @@
     <w:p>
       <w:pPr>
         <w:rPr>
+          <w:rFonts w:ascii="Times New Roman" w:hAnsi="Times New Roman" w:cs="Times New Roman"/>
           <w:i/>
           <w:iCs/>
           <w:lang w:val="en-GB"/>
@@ -1848,2886 +2019,2548 @@
       </w:pPr>
       <w:r>
         <w:rPr>
+          <w:rFonts w:ascii="Times New Roman" w:hAnsi="Times New Roman" w:cs="Times New Roman"/>
           <w:i/>
           <w:iCs/>
           <w:lang w:val="en-GB"/>
         </w:rPr>
-        <w:t xml:space="preserve">00000552.jpg, 00001840.jpg, 00003905.jpg, 00003988.jpg, 00003999.jpg, 00004127.jpg, </w:t>
-      </w:r>
-      <w:r>
-        <w:rPr>
+        <w:t>00000552.jpg, 00001840.jpg, 00003905.jpg, 00003988.jpg, 00003999.jpg, 00004127.jpg, 00004275.jpg, 00004328.jpg, 00004403.jpg, 00004480.jpg, 00009120.jpg, 00009568.jpg.</w:t>
+      </w:r>
+    </w:p>
+    <w:p>
+      <w:pPr>
+        <w:pStyle w:val="Heading3"/>
+        <w:rPr>
+          <w:rFonts w:ascii="Times New Roman" w:hAnsi="Times New Roman" w:cs="Times New Roman"/>
+          <w:lang w:val="en-GB"/>
+        </w:rPr>
+      </w:pPr>
+      <w:bookmarkStart w:id="3" w:name="_Toc240828779"/>
+      <w:r>
+        <w:rPr>
+          <w:rFonts w:ascii="Times New Roman" w:hAnsi="Times New Roman" w:cs="Times New Roman"/>
+          <w:lang w:val="en-GB"/>
+        </w:rPr>
+        <w:t>Image Descriptions</w:t>
+      </w:r>
+      <w:bookmarkEnd w:id="3"/>
+    </w:p>
+    <w:p>
+      <w:pPr>
+        <w:pStyle w:val="Heading4"/>
+        <w:jc w:val="both"/>
+        <w:rPr>
+          <w:rFonts w:ascii="Times New Roman" w:hAnsi="Times New Roman" w:cs="Times New Roman"/>
+          <w:i w:val="0"/>
+          <w:iCs w:val="0"/>
+          <w:lang w:val="en-GB"/>
+        </w:rPr>
+      </w:pPr>
+      <w:r>
+        <w:rPr>
+          <w:rFonts w:ascii="Times New Roman" w:hAnsi="Times New Roman" w:cs="Times New Roman"/>
+          <w:i w:val="0"/>
+          <w:iCs w:val="0"/>
+          <w:lang w:val="en-GB"/>
+        </w:rPr>
+        <w:t>00000552.jpg</w:t>
+      </w:r>
+    </w:p>
+    <w:p>
+      <w:pPr>
+        <w:jc w:val="both"/>
+        <w:rPr>
+          <w:rFonts w:ascii="Times New Roman" w:hAnsi="Times New Roman" w:cs="Times New Roman"/>
+          <w:lang w:val="en-GB"/>
+        </w:rPr>
+      </w:pPr>
+      <w:r>
+        <w:rPr>
+          <w:rFonts w:ascii="Times New Roman" w:hAnsi="Times New Roman" w:cs="Times New Roman"/>
+          <w:lang w:val="en-GB"/>
+        </w:rPr>
+        <w:t>This looks to be a low-quality image of a cruise ship sailing the ocean.</w:t>
+      </w:r>
+    </w:p>
+    <w:p>
+      <w:pPr>
+        <w:pStyle w:val="Heading4"/>
+        <w:jc w:val="both"/>
+        <w:rPr>
+          <w:rFonts w:ascii="Times New Roman" w:hAnsi="Times New Roman" w:cs="Times New Roman"/>
+          <w:i w:val="0"/>
+          <w:iCs w:val="0"/>
+          <w:lang w:val="en-GB"/>
+        </w:rPr>
+      </w:pPr>
+      <w:r>
+        <w:rPr>
+          <w:rFonts w:ascii="Times New Roman" w:hAnsi="Times New Roman" w:cs="Times New Roman"/>
+          <w:i w:val="0"/>
+          <w:iCs w:val="0"/>
+          <w:lang w:val="en-GB"/>
+        </w:rPr>
+        <w:t>00001840.jpg</w:t>
+      </w:r>
+    </w:p>
+    <w:p>
+      <w:pPr>
+        <w:jc w:val="both"/>
+        <w:rPr>
+          <w:rFonts w:ascii="Times New Roman" w:hAnsi="Times New Roman" w:cs="Times New Roman"/>
+          <w:lang w:val="en-GB"/>
+        </w:rPr>
+      </w:pPr>
+      <w:r>
+        <w:rPr>
+          <w:rFonts w:ascii="Times New Roman" w:hAnsi="Times New Roman" w:cs="Times New Roman"/>
+          <w:lang w:val="en-GB"/>
+        </w:rPr>
+        <w:t>This image appears to be of a burned-out power board.</w:t>
+      </w:r>
+    </w:p>
+    <w:p>
+      <w:pPr>
+        <w:pStyle w:val="Heading4"/>
+        <w:jc w:val="both"/>
+        <w:rPr>
+          <w:rFonts w:ascii="Times New Roman" w:hAnsi="Times New Roman" w:cs="Times New Roman"/>
+          <w:i w:val="0"/>
+          <w:iCs w:val="0"/>
+          <w:lang w:val="en-GB"/>
+        </w:rPr>
+      </w:pPr>
+      <w:r>
+        <w:rPr>
+          <w:rFonts w:ascii="Times New Roman" w:hAnsi="Times New Roman" w:cs="Times New Roman"/>
+          <w:i w:val="0"/>
+          <w:iCs w:val="0"/>
+          <w:lang w:val="en-GB"/>
+        </w:rPr>
+        <w:t>00003905.jpg</w:t>
+      </w:r>
+    </w:p>
+    <w:p>
+      <w:pPr>
+        <w:jc w:val="both"/>
+        <w:rPr>
+          <w:rFonts w:ascii="Times New Roman" w:hAnsi="Times New Roman" w:cs="Times New Roman"/>
+          <w:lang w:val="en-GB"/>
+        </w:rPr>
+      </w:pPr>
+      <w:r>
+        <w:rPr>
+          <w:rFonts w:ascii="Times New Roman" w:hAnsi="Times New Roman" w:cs="Times New Roman"/>
+          <w:lang w:val="en-GB"/>
+        </w:rPr>
+        <w:t>This image appears to be an image of the New Zealand football team, whom have been described as being successful in England.</w:t>
+      </w:r>
+    </w:p>
+    <w:p>
+      <w:pPr>
+        <w:pStyle w:val="Heading4"/>
+        <w:jc w:val="both"/>
+        <w:rPr>
+          <w:rFonts w:ascii="Times New Roman" w:hAnsi="Times New Roman" w:cs="Times New Roman"/>
+          <w:i w:val="0"/>
+          <w:iCs w:val="0"/>
+          <w:lang w:val="en-GB"/>
+        </w:rPr>
+      </w:pPr>
+      <w:r>
+        <w:rPr>
+          <w:rFonts w:ascii="Times New Roman" w:hAnsi="Times New Roman" w:cs="Times New Roman"/>
+          <w:i w:val="0"/>
+          <w:iCs w:val="0"/>
+          <w:lang w:val="en-GB"/>
+        </w:rPr>
+        <w:t>00003988.jpg</w:t>
+      </w:r>
+    </w:p>
+    <w:p>
+      <w:pPr>
+        <w:jc w:val="both"/>
+        <w:rPr>
+          <w:rFonts w:ascii="Times New Roman" w:hAnsi="Times New Roman" w:cs="Times New Roman"/>
+          <w:lang w:val="en-GB"/>
+        </w:rPr>
+      </w:pPr>
+      <w:r>
+        <w:rPr>
+          <w:rFonts w:ascii="Times New Roman" w:hAnsi="Times New Roman" w:cs="Times New Roman"/>
+          <w:lang w:val="en-GB"/>
+        </w:rPr>
+        <w:t xml:space="preserve">This image appears to be a low-quality image of a woman in a bikini. </w:t>
+      </w:r>
+    </w:p>
+    <w:p>
+      <w:pPr>
+        <w:pStyle w:val="Heading4"/>
+        <w:jc w:val="both"/>
+        <w:rPr>
+          <w:rFonts w:ascii="Times New Roman" w:hAnsi="Times New Roman" w:cs="Times New Roman"/>
+          <w:i w:val="0"/>
+          <w:iCs w:val="0"/>
+          <w:lang w:val="en-GB"/>
+        </w:rPr>
+      </w:pPr>
+      <w:r>
+        <w:rPr>
+          <w:rFonts w:ascii="Times New Roman" w:hAnsi="Times New Roman" w:cs="Times New Roman"/>
+          <w:i w:val="0"/>
+          <w:iCs w:val="0"/>
+          <w:lang w:val="en-GB"/>
+        </w:rPr>
+        <w:t>00003999.jpg</w:t>
+      </w:r>
+    </w:p>
+    <w:p>
+      <w:pPr>
+        <w:jc w:val="both"/>
+        <w:rPr>
+          <w:rFonts w:ascii="Times New Roman" w:hAnsi="Times New Roman" w:cs="Times New Roman"/>
+          <w:lang w:val="en-GB"/>
+        </w:rPr>
+      </w:pPr>
+      <w:r>
+        <w:rPr>
+          <w:rFonts w:ascii="Times New Roman" w:hAnsi="Times New Roman" w:cs="Times New Roman"/>
+          <w:lang w:val="en-GB"/>
+        </w:rPr>
+        <w:t>This image appears to be the same image as 00003988.jpg only this version has a corruption in it.</w:t>
+      </w:r>
+    </w:p>
+    <w:p>
+      <w:pPr>
+        <w:pStyle w:val="Heading4"/>
+        <w:jc w:val="both"/>
+        <w:rPr>
+          <w:rFonts w:ascii="Times New Roman" w:hAnsi="Times New Roman" w:cs="Times New Roman"/>
+          <w:i w:val="0"/>
+          <w:iCs w:val="0"/>
+          <w:lang w:val="en-GB"/>
+        </w:rPr>
+      </w:pPr>
+      <w:r>
+        <w:rPr>
+          <w:rFonts w:ascii="Times New Roman" w:hAnsi="Times New Roman" w:cs="Times New Roman"/>
+          <w:i w:val="0"/>
+          <w:iCs w:val="0"/>
+          <w:lang w:val="en-GB"/>
+        </w:rPr>
+        <w:t>00004127.jpg</w:t>
+      </w:r>
+    </w:p>
+    <w:p>
+      <w:pPr>
+        <w:jc w:val="both"/>
+        <w:rPr>
+          <w:rFonts w:ascii="Times New Roman" w:hAnsi="Times New Roman" w:cs="Times New Roman"/>
+          <w:lang w:val="en-GB"/>
+        </w:rPr>
+      </w:pPr>
+      <w:r>
+        <w:rPr>
+          <w:rFonts w:ascii="Times New Roman" w:hAnsi="Times New Roman" w:cs="Times New Roman"/>
+          <w:lang w:val="en-GB"/>
+        </w:rPr>
+        <w:t>This image appears to be of the Australian opera house only it has been draped in team England’s colours and insignia.</w:t>
+      </w:r>
+    </w:p>
+    <w:p>
+      <w:pPr>
+        <w:pStyle w:val="Heading4"/>
+        <w:jc w:val="both"/>
+        <w:rPr>
+          <w:rFonts w:ascii="Times New Roman" w:hAnsi="Times New Roman" w:cs="Times New Roman"/>
+          <w:i w:val="0"/>
+          <w:iCs w:val="0"/>
+          <w:lang w:val="en-GB"/>
+        </w:rPr>
+      </w:pPr>
+      <w:r>
+        <w:rPr>
+          <w:rFonts w:ascii="Times New Roman" w:hAnsi="Times New Roman" w:cs="Times New Roman"/>
+          <w:i w:val="0"/>
+          <w:iCs w:val="0"/>
+          <w:lang w:val="en-GB"/>
+        </w:rPr>
+        <w:t>00004275.jpg</w:t>
+      </w:r>
+    </w:p>
+    <w:p>
+      <w:pPr>
+        <w:jc w:val="both"/>
+        <w:rPr>
+          <w:rFonts w:ascii="Times New Roman" w:hAnsi="Times New Roman" w:cs="Times New Roman"/>
+          <w:lang w:val="en-GB"/>
+        </w:rPr>
+      </w:pPr>
+      <w:r>
+        <w:rPr>
+          <w:rFonts w:ascii="Times New Roman" w:hAnsi="Times New Roman" w:cs="Times New Roman"/>
+          <w:lang w:val="en-GB"/>
+        </w:rPr>
+        <w:t>This appears to be an image of a man in swimming trousers at a pool.</w:t>
+      </w:r>
+    </w:p>
+    <w:p>
+      <w:pPr>
+        <w:pStyle w:val="Heading4"/>
+        <w:jc w:val="both"/>
+        <w:rPr>
+          <w:rFonts w:ascii="Times New Roman" w:hAnsi="Times New Roman" w:cs="Times New Roman"/>
+          <w:i w:val="0"/>
+          <w:iCs w:val="0"/>
+          <w:lang w:val="en-GB"/>
+        </w:rPr>
+      </w:pPr>
+      <w:r>
+        <w:rPr>
+          <w:rFonts w:ascii="Times New Roman" w:hAnsi="Times New Roman" w:cs="Times New Roman"/>
+          <w:i w:val="0"/>
+          <w:iCs w:val="0"/>
+          <w:lang w:val="en-GB"/>
+        </w:rPr>
+        <w:lastRenderedPageBreak/>
+        <w:t>00004328.jpg</w:t>
+      </w:r>
+    </w:p>
+    <w:p>
+      <w:pPr>
+        <w:rPr>
+          <w:rFonts w:ascii="Times New Roman" w:hAnsi="Times New Roman" w:cs="Times New Roman"/>
+          <w:lang w:val="en-GB"/>
+        </w:rPr>
+      </w:pPr>
+      <w:r>
+        <w:rPr>
+          <w:rFonts w:ascii="Times New Roman" w:hAnsi="Times New Roman" w:cs="Times New Roman"/>
+          <w:lang w:val="en-GB"/>
+        </w:rPr>
+        <w:t>This image appears to be of two men in swimming trousers at a pool.</w:t>
+      </w:r>
+    </w:p>
+    <w:p>
+      <w:pPr>
+        <w:pStyle w:val="Heading4"/>
+        <w:jc w:val="both"/>
+        <w:rPr>
+          <w:rFonts w:ascii="Times New Roman" w:hAnsi="Times New Roman" w:cs="Times New Roman"/>
+          <w:i w:val="0"/>
+          <w:iCs w:val="0"/>
+          <w:lang w:val="en-GB"/>
+        </w:rPr>
+      </w:pPr>
+      <w:r>
+        <w:rPr>
+          <w:rFonts w:ascii="Times New Roman" w:hAnsi="Times New Roman" w:cs="Times New Roman"/>
+          <w:i w:val="0"/>
+          <w:iCs w:val="0"/>
+          <w:lang w:val="en-GB"/>
+        </w:rPr>
+        <w:t>00004403.jpg</w:t>
+      </w:r>
+    </w:p>
+    <w:p>
+      <w:pPr>
+        <w:rPr>
+          <w:rFonts w:ascii="Times New Roman" w:hAnsi="Times New Roman" w:cs="Times New Roman"/>
+          <w:lang w:val="en-GB"/>
+        </w:rPr>
+      </w:pPr>
+      <w:r>
+        <w:rPr>
+          <w:rFonts w:ascii="Times New Roman" w:hAnsi="Times New Roman" w:cs="Times New Roman"/>
+          <w:lang w:val="en-GB"/>
+        </w:rPr>
+        <w:t>This image appears to be a low-quality image of a woman in the foreground and a man and a woman in the background, all of which are in swimming gear.</w:t>
+      </w:r>
+    </w:p>
+    <w:p>
+      <w:pPr>
+        <w:pStyle w:val="Heading4"/>
+        <w:jc w:val="both"/>
+        <w:rPr>
+          <w:rFonts w:ascii="Times New Roman" w:hAnsi="Times New Roman" w:cs="Times New Roman"/>
+          <w:i w:val="0"/>
+          <w:iCs w:val="0"/>
+          <w:lang w:val="en-GB"/>
+        </w:rPr>
+      </w:pPr>
+      <w:r>
+        <w:rPr>
+          <w:rFonts w:ascii="Times New Roman" w:hAnsi="Times New Roman" w:cs="Times New Roman"/>
+          <w:i w:val="0"/>
+          <w:iCs w:val="0"/>
+          <w:lang w:val="en-GB"/>
+        </w:rPr>
+        <w:t>00004480.jpg</w:t>
+      </w:r>
+    </w:p>
+    <w:p>
+      <w:pPr>
+        <w:rPr>
+          <w:rFonts w:ascii="Times New Roman" w:hAnsi="Times New Roman" w:cs="Times New Roman"/>
+          <w:lang w:val="en-GB"/>
+        </w:rPr>
+      </w:pPr>
+      <w:r>
+        <w:rPr>
+          <w:rFonts w:ascii="Times New Roman" w:hAnsi="Times New Roman" w:cs="Times New Roman"/>
+          <w:lang w:val="en-GB"/>
+        </w:rPr>
+        <w:t>This image appears to be of a person’s thermometer with a reading of 990.</w:t>
+      </w:r>
+    </w:p>
+    <w:p>
+      <w:pPr>
+        <w:pStyle w:val="Heading4"/>
+        <w:jc w:val="both"/>
+        <w:rPr>
+          <w:rFonts w:ascii="Times New Roman" w:hAnsi="Times New Roman" w:cs="Times New Roman"/>
+          <w:i w:val="0"/>
+          <w:iCs w:val="0"/>
+          <w:lang w:val="en-GB"/>
+        </w:rPr>
+      </w:pPr>
+      <w:r>
+        <w:rPr>
+          <w:rFonts w:ascii="Times New Roman" w:hAnsi="Times New Roman" w:cs="Times New Roman"/>
+          <w:i w:val="0"/>
+          <w:iCs w:val="0"/>
+          <w:lang w:val="en-GB"/>
+        </w:rPr>
+        <w:t>00009120.jpg</w:t>
+      </w:r>
+    </w:p>
+    <w:p>
+      <w:pPr>
+        <w:rPr>
+          <w:rFonts w:ascii="Times New Roman" w:hAnsi="Times New Roman" w:cs="Times New Roman"/>
+          <w:lang w:val="en-GB"/>
+        </w:rPr>
+      </w:pPr>
+      <w:r>
+        <w:rPr>
+          <w:rFonts w:ascii="Times New Roman" w:hAnsi="Times New Roman" w:cs="Times New Roman"/>
+          <w:lang w:val="en-GB"/>
+        </w:rPr>
+        <w:t>This appears to be an image of a cat sitting in a pot.</w:t>
+      </w:r>
+    </w:p>
+    <w:p>
+      <w:pPr>
+        <w:pStyle w:val="Heading4"/>
+        <w:jc w:val="both"/>
+        <w:rPr>
+          <w:rFonts w:ascii="Times New Roman" w:hAnsi="Times New Roman" w:cs="Times New Roman"/>
+          <w:i w:val="0"/>
+          <w:iCs w:val="0"/>
+          <w:lang w:val="en-GB"/>
+        </w:rPr>
+      </w:pPr>
+      <w:r>
+        <w:rPr>
+          <w:rFonts w:ascii="Times New Roman" w:hAnsi="Times New Roman" w:cs="Times New Roman"/>
+          <w:i w:val="0"/>
+          <w:iCs w:val="0"/>
+          <w:lang w:val="en-GB"/>
+        </w:rPr>
+        <w:t>00009568.jpg</w:t>
+      </w:r>
+    </w:p>
+    <w:p>
+      <w:pPr>
+        <w:rPr>
+          <w:rFonts w:ascii="Times New Roman" w:hAnsi="Times New Roman" w:cs="Times New Roman"/>
+          <w:lang w:val="en-GB"/>
+        </w:rPr>
+      </w:pPr>
+      <w:r>
+        <w:rPr>
+          <w:rFonts w:ascii="Times New Roman" w:hAnsi="Times New Roman" w:cs="Times New Roman"/>
+          <w:lang w:val="en-GB"/>
+        </w:rPr>
+        <w:t>This image appears to be of a plant.</w:t>
+      </w:r>
+    </w:p>
+    <w:p>
+      <w:pPr>
+        <w:pStyle w:val="Heading2"/>
+        <w:jc w:val="both"/>
+        <w:rPr>
+          <w:rFonts w:ascii="Times New Roman" w:hAnsi="Times New Roman" w:cs="Times New Roman"/>
+          <w:lang w:val="en-GB"/>
+        </w:rPr>
+      </w:pPr>
+      <w:bookmarkStart w:id="4" w:name="_Toc240828780"/>
+      <w:r>
+        <w:rPr>
+          <w:rFonts w:ascii="Times New Roman" w:hAnsi="Times New Roman" w:cs="Times New Roman"/>
+          <w:lang w:val="en-GB"/>
+        </w:rPr>
+        <w:t>GIF</w:t>
+      </w:r>
+      <w:bookmarkEnd w:id="4"/>
+    </w:p>
+    <w:p>
+      <w:pPr>
+        <w:jc w:val="both"/>
+        <w:rPr>
+          <w:rFonts w:ascii="Times New Roman" w:hAnsi="Times New Roman" w:cs="Times New Roman"/>
+          <w:lang w:val="en-GB"/>
+        </w:rPr>
+      </w:pPr>
+      <w:r>
+        <w:rPr>
+          <w:rFonts w:ascii="Times New Roman" w:hAnsi="Times New Roman" w:cs="Times New Roman"/>
+          <w:lang w:val="en-GB"/>
+        </w:rPr>
+        <w:t xml:space="preserve">This section includes all the descriptions of </w:t>
+      </w:r>
+      <w:r>
+        <w:rPr>
+          <w:rFonts w:ascii="Times New Roman" w:hAnsi="Times New Roman" w:cs="Times New Roman"/>
+          <w:lang w:val="en-GB"/>
+        </w:rPr>
+        <w:t>all 4 GIF</w:t>
+      </w:r>
+      <w:r>
+        <w:rPr>
+          <w:rFonts w:ascii="Times New Roman" w:hAnsi="Times New Roman" w:cs="Times New Roman"/>
+          <w:lang w:val="en-GB"/>
+        </w:rPr>
+        <w:t xml:space="preserve"> files that have been obtained through the use of FOREMOST tool, this includes the following files; </w:t>
+      </w:r>
+    </w:p>
+    <w:p>
+      <w:pPr>
+        <w:jc w:val="both"/>
+        <w:rPr>
+          <w:rFonts w:ascii="Times New Roman" w:hAnsi="Times New Roman" w:cs="Times New Roman"/>
           <w:i/>
           <w:iCs/>
           <w:lang w:val="en-GB"/>
         </w:rPr>
-        <w:t>0000</w:t>
-      </w:r>
-      <w:r>
-        <w:rPr>
+      </w:pPr>
+      <w:r>
+        <w:rPr>
+          <w:rFonts w:ascii="Times New Roman" w:hAnsi="Times New Roman" w:cs="Times New Roman"/>
           <w:i/>
           <w:iCs/>
           <w:lang w:val="en-GB"/>
         </w:rPr>
-        <w:t xml:space="preserve">4275.jpg, </w:t>
-      </w:r>
-      <w:r>
-        <w:rPr>
+        <w:t>00038747.gif,</w:t>
+      </w:r>
+      <w:r>
+        <w:rPr>
+          <w:rFonts w:ascii="Times New Roman" w:hAnsi="Times New Roman" w:cs="Times New Roman"/>
           <w:i/>
           <w:iCs/>
           <w:lang w:val="en-GB"/>
         </w:rPr>
-        <w:t>0000</w:t>
-      </w:r>
-      <w:r>
-        <w:rPr>
+        <w:t xml:space="preserve"> 00038751.gif, 00038823.gif, 00038824.gif. </w:t>
+      </w:r>
+    </w:p>
+    <w:p>
+      <w:pPr>
+        <w:pStyle w:val="Heading3"/>
+        <w:rPr>
+          <w:rFonts w:ascii="Times New Roman" w:hAnsi="Times New Roman" w:cs="Times New Roman"/>
+          <w:lang w:val="en-GB"/>
+        </w:rPr>
+      </w:pPr>
+      <w:bookmarkStart w:id="5" w:name="_Toc240828781"/>
+      <w:r>
+        <w:rPr>
+          <w:rFonts w:ascii="Times New Roman" w:hAnsi="Times New Roman" w:cs="Times New Roman"/>
+          <w:lang w:val="en-GB"/>
+        </w:rPr>
+        <w:t>Image Descriptions</w:t>
+      </w:r>
+      <w:bookmarkEnd w:id="5"/>
+    </w:p>
+    <w:p>
+      <w:pPr>
+        <w:pStyle w:val="Heading4"/>
+        <w:jc w:val="both"/>
+        <w:rPr>
+          <w:rFonts w:ascii="Times New Roman" w:hAnsi="Times New Roman" w:cs="Times New Roman"/>
+          <w:i w:val="0"/>
+          <w:iCs w:val="0"/>
+          <w:lang w:val="en-GB"/>
+        </w:rPr>
+      </w:pPr>
+      <w:r>
+        <w:rPr>
+          <w:rFonts w:ascii="Times New Roman" w:hAnsi="Times New Roman" w:cs="Times New Roman"/>
+          <w:i w:val="0"/>
+          <w:iCs w:val="0"/>
+          <w:lang w:val="en-GB"/>
+        </w:rPr>
+        <w:t>00038747.gif</w:t>
+      </w:r>
+    </w:p>
+    <w:p>
+      <w:pPr>
+        <w:rPr>
+          <w:rFonts w:ascii="Times New Roman" w:hAnsi="Times New Roman" w:cs="Times New Roman"/>
+          <w:lang w:val="en-GB"/>
+        </w:rPr>
+      </w:pPr>
+      <w:r>
+        <w:rPr>
+          <w:rFonts w:ascii="Times New Roman" w:hAnsi="Times New Roman" w:cs="Times New Roman"/>
+          <w:lang w:val="en-GB"/>
+        </w:rPr>
+        <w:t xml:space="preserve">This appears to be an image of a person reaching to the sky with the sun in the background. </w:t>
+      </w:r>
+    </w:p>
+    <w:p>
+      <w:pPr>
+        <w:pStyle w:val="Heading4"/>
+        <w:jc w:val="both"/>
+        <w:rPr>
+          <w:rFonts w:ascii="Times New Roman" w:hAnsi="Times New Roman" w:cs="Times New Roman"/>
+          <w:i w:val="0"/>
+          <w:iCs w:val="0"/>
+          <w:lang w:val="en-GB"/>
+        </w:rPr>
+      </w:pPr>
+      <w:r>
+        <w:rPr>
+          <w:rFonts w:ascii="Times New Roman" w:hAnsi="Times New Roman" w:cs="Times New Roman"/>
+          <w:i w:val="0"/>
+          <w:iCs w:val="0"/>
+          <w:lang w:val="en-GB"/>
+        </w:rPr>
+        <w:t>00038751.gif</w:t>
+      </w:r>
+    </w:p>
+    <w:p>
+      <w:pPr>
+        <w:rPr>
+          <w:rFonts w:ascii="Times New Roman" w:hAnsi="Times New Roman" w:cs="Times New Roman"/>
+          <w:lang w:val="en-GB"/>
+        </w:rPr>
+      </w:pPr>
+      <w:r>
+        <w:rPr>
+          <w:rFonts w:ascii="Times New Roman" w:hAnsi="Times New Roman" w:cs="Times New Roman"/>
+          <w:lang w:val="en-GB"/>
+        </w:rPr>
+        <w:t>The same as 00038747.gif.</w:t>
+      </w:r>
+    </w:p>
+    <w:p>
+      <w:pPr>
+        <w:pStyle w:val="Heading4"/>
+        <w:jc w:val="both"/>
+        <w:rPr>
+          <w:rFonts w:ascii="Times New Roman" w:hAnsi="Times New Roman" w:cs="Times New Roman"/>
+          <w:i w:val="0"/>
+          <w:iCs w:val="0"/>
+          <w:lang w:val="en-GB"/>
+        </w:rPr>
+      </w:pPr>
+      <w:r>
+        <w:rPr>
+          <w:rFonts w:ascii="Times New Roman" w:hAnsi="Times New Roman" w:cs="Times New Roman"/>
+          <w:i w:val="0"/>
+          <w:iCs w:val="0"/>
+          <w:lang w:val="en-GB"/>
+        </w:rPr>
+        <w:t>00038823.gif</w:t>
+      </w:r>
+    </w:p>
+    <w:p>
+      <w:pPr>
+        <w:rPr>
+          <w:rFonts w:ascii="Times New Roman" w:hAnsi="Times New Roman" w:cs="Times New Roman"/>
+          <w:lang w:val="en-GB"/>
+        </w:rPr>
+      </w:pPr>
+      <w:r>
+        <w:rPr>
+          <w:rFonts w:ascii="Times New Roman" w:hAnsi="Times New Roman" w:cs="Times New Roman"/>
+          <w:lang w:val="en-GB"/>
+        </w:rPr>
+        <w:t xml:space="preserve">This appears to be some formation of </w:t>
+      </w:r>
+      <w:r>
+        <w:rPr>
+          <w:rFonts w:ascii="Times New Roman" w:hAnsi="Times New Roman" w:cs="Times New Roman"/>
+          <w:lang w:val="en-GB"/>
+        </w:rPr>
+        <w:t>black, red</w:t>
+      </w:r>
+      <w:r>
+        <w:rPr>
+          <w:rFonts w:ascii="Times New Roman" w:hAnsi="Times New Roman" w:cs="Times New Roman"/>
+          <w:lang w:val="en-GB"/>
+        </w:rPr>
+        <w:t xml:space="preserve"> and grey </w:t>
+      </w:r>
+      <w:r>
+        <w:rPr>
+          <w:rFonts w:ascii="Times New Roman" w:hAnsi="Times New Roman" w:cs="Times New Roman"/>
+          <w:lang w:val="en-GB"/>
+        </w:rPr>
+        <w:t>lines.</w:t>
+      </w:r>
+    </w:p>
+    <w:p>
+      <w:pPr>
+        <w:pStyle w:val="Heading4"/>
+        <w:jc w:val="both"/>
+        <w:rPr>
+          <w:rFonts w:ascii="Times New Roman" w:hAnsi="Times New Roman" w:cs="Times New Roman"/>
+          <w:i w:val="0"/>
+          <w:iCs w:val="0"/>
+          <w:lang w:val="en-GB"/>
+        </w:rPr>
+      </w:pPr>
+      <w:r>
+        <w:rPr>
+          <w:rFonts w:ascii="Times New Roman" w:hAnsi="Times New Roman" w:cs="Times New Roman"/>
+          <w:i w:val="0"/>
+          <w:iCs w:val="0"/>
+          <w:lang w:val="en-GB"/>
+        </w:rPr>
+        <w:t>00038824.gif</w:t>
+      </w:r>
+    </w:p>
+    <w:p>
+      <w:pPr>
+        <w:rPr>
+          <w:rFonts w:ascii="Times New Roman" w:hAnsi="Times New Roman" w:cs="Times New Roman"/>
+          <w:lang w:val="en-GB"/>
+        </w:rPr>
+      </w:pPr>
+      <w:r>
+        <w:rPr>
+          <w:rFonts w:ascii="Times New Roman" w:hAnsi="Times New Roman" w:cs="Times New Roman"/>
+          <w:lang w:val="en-GB"/>
+        </w:rPr>
+        <w:t>The same as 00038823.gif.</w:t>
+      </w:r>
+    </w:p>
+    <w:p>
+      <w:pPr>
+        <w:jc w:val="both"/>
+        <w:rPr>
+          <w:rFonts w:ascii="Times New Roman" w:hAnsi="Times New Roman" w:cs="Times New Roman"/>
+          <w:lang w:val="en-GB"/>
+        </w:rPr>
+      </w:pPr>
+    </w:p>
+    <w:p>
+      <w:pPr>
+        <w:pStyle w:val="Heading2"/>
+        <w:jc w:val="both"/>
+        <w:rPr>
+          <w:rFonts w:ascii="Times New Roman" w:hAnsi="Times New Roman" w:cs="Times New Roman"/>
+          <w:lang w:val="en-GB"/>
+        </w:rPr>
+      </w:pPr>
+      <w:bookmarkStart w:id="6" w:name="_Toc240828782"/>
+      <w:r>
+        <w:rPr>
+          <w:rFonts w:ascii="Times New Roman" w:hAnsi="Times New Roman" w:cs="Times New Roman"/>
+          <w:lang w:val="en-GB"/>
+        </w:rPr>
+        <w:t>OLE</w:t>
+      </w:r>
+      <w:bookmarkEnd w:id="6"/>
+    </w:p>
+    <w:p>
+      <w:pPr>
+        <w:jc w:val="both"/>
+        <w:rPr>
+          <w:rFonts w:ascii="Times New Roman" w:hAnsi="Times New Roman" w:cs="Times New Roman"/>
+          <w:lang w:val="en-GB"/>
+        </w:rPr>
+      </w:pPr>
+      <w:r>
+        <w:rPr>
+          <w:rFonts w:ascii="Times New Roman" w:hAnsi="Times New Roman" w:cs="Times New Roman"/>
+          <w:lang w:val="en-GB"/>
+        </w:rPr>
+        <w:t xml:space="preserve">This section includes the descriptions of </w:t>
+      </w:r>
+      <w:r>
+        <w:rPr>
+          <w:rFonts w:ascii="Times New Roman" w:hAnsi="Times New Roman" w:cs="Times New Roman"/>
+          <w:lang w:val="en-GB"/>
+        </w:rPr>
+        <w:t xml:space="preserve">all 5 </w:t>
+      </w:r>
+      <w:r>
+        <w:rPr>
+          <w:rFonts w:ascii="Times New Roman" w:hAnsi="Times New Roman" w:cs="Times New Roman"/>
+          <w:lang w:val="en-GB"/>
+        </w:rPr>
+        <w:t xml:space="preserve">OLE files that have been obtained through the use of FOREMOST tool, this includes the following files; </w:t>
+      </w:r>
+    </w:p>
+    <w:p>
+      <w:pPr>
+        <w:jc w:val="both"/>
+        <w:rPr>
+          <w:rFonts w:ascii="Times New Roman" w:hAnsi="Times New Roman" w:cs="Times New Roman"/>
           <w:i/>
           <w:iCs/>
           <w:lang w:val="en-GB"/>
         </w:rPr>
-        <w:t xml:space="preserve">4328.jpg, </w:t>
-      </w:r>
-      <w:r>
-        <w:rPr>
+      </w:pPr>
+      <w:r>
+        <w:rPr>
+          <w:rFonts w:ascii="Times New Roman" w:hAnsi="Times New Roman" w:cs="Times New Roman"/>
           <w:i/>
           <w:iCs/>
           <w:lang w:val="en-GB"/>
         </w:rPr>
-        <w:t>0000</w:t>
-      </w:r>
-      <w:r>
-        <w:rPr>
+        <w:t>00003816.ole, 00003856.ole, 00003896.ole, 00003984.ole, 00004120.ole.</w:t>
+      </w:r>
+    </w:p>
+    <w:p>
+      <w:pPr>
+        <w:pStyle w:val="Heading3"/>
+        <w:rPr>
+          <w:rFonts w:ascii="Times New Roman" w:hAnsi="Times New Roman" w:cs="Times New Roman"/>
+          <w:lang w:val="en-GB"/>
+        </w:rPr>
+      </w:pPr>
+      <w:bookmarkStart w:id="7" w:name="_Toc240828783"/>
+      <w:r>
+        <w:rPr>
+          <w:rFonts w:ascii="Times New Roman" w:hAnsi="Times New Roman" w:cs="Times New Roman"/>
+          <w:lang w:val="en-GB"/>
+        </w:rPr>
+        <w:t>File</w:t>
+      </w:r>
+      <w:r>
+        <w:rPr>
+          <w:rFonts w:ascii="Times New Roman" w:hAnsi="Times New Roman" w:cs="Times New Roman"/>
+          <w:lang w:val="en-GB"/>
+        </w:rPr>
+        <w:t xml:space="preserve"> Descriptions</w:t>
+      </w:r>
+      <w:bookmarkEnd w:id="7"/>
+    </w:p>
+    <w:p>
+      <w:pPr>
+        <w:pStyle w:val="Heading4"/>
+        <w:jc w:val="both"/>
+        <w:rPr>
+          <w:rFonts w:ascii="Times New Roman" w:hAnsi="Times New Roman" w:cs="Times New Roman"/>
+          <w:i w:val="0"/>
+          <w:iCs w:val="0"/>
+          <w:lang w:val="en-GB"/>
+        </w:rPr>
+      </w:pPr>
+      <w:r>
+        <w:rPr>
+          <w:rFonts w:ascii="Times New Roman" w:hAnsi="Times New Roman" w:cs="Times New Roman"/>
+          <w:i w:val="0"/>
+          <w:iCs w:val="0"/>
+          <w:lang w:val="en-GB"/>
+        </w:rPr>
+        <w:t>00003816.ole</w:t>
+      </w:r>
+    </w:p>
+    <w:p>
+      <w:pPr>
+        <w:rPr>
+          <w:rFonts w:ascii="Times New Roman" w:hAnsi="Times New Roman" w:cs="Times New Roman"/>
+          <w:lang w:val="en-GB"/>
+        </w:rPr>
+      </w:pPr>
+      <w:r>
+        <w:rPr>
+          <w:rFonts w:ascii="Times New Roman" w:hAnsi="Times New Roman" w:cs="Times New Roman"/>
+          <w:lang w:val="en-GB"/>
+        </w:rPr>
+        <w:t>This file contains text that describes “Hidden 1 – Where is the hidden message in this document?”</w:t>
+      </w:r>
+    </w:p>
+    <w:p>
+      <w:pPr>
+        <w:pStyle w:val="Heading4"/>
+        <w:jc w:val="both"/>
+        <w:rPr>
+          <w:rFonts w:ascii="Times New Roman" w:hAnsi="Times New Roman" w:cs="Times New Roman"/>
+          <w:i w:val="0"/>
+          <w:iCs w:val="0"/>
+          <w:lang w:val="en-GB"/>
+        </w:rPr>
+      </w:pPr>
+      <w:r>
+        <w:rPr>
+          <w:rFonts w:ascii="Times New Roman" w:hAnsi="Times New Roman" w:cs="Times New Roman"/>
+          <w:i w:val="0"/>
+          <w:iCs w:val="0"/>
+          <w:lang w:val="en-GB"/>
+        </w:rPr>
+        <w:lastRenderedPageBreak/>
+        <w:t>00003856.ole</w:t>
+      </w:r>
+    </w:p>
+    <w:p>
+      <w:pPr>
+        <w:rPr>
+          <w:rFonts w:ascii="Times New Roman" w:hAnsi="Times New Roman" w:cs="Times New Roman"/>
+          <w:lang w:val="en-GB"/>
+        </w:rPr>
+      </w:pPr>
+      <w:r>
+        <w:rPr>
+          <w:rFonts w:ascii="Times New Roman" w:hAnsi="Times New Roman" w:cs="Times New Roman"/>
+          <w:lang w:val="en-GB"/>
+        </w:rPr>
+        <w:t>This file contains text that describes “Hidden 2 – Where is the hidden message in this document?”</w:t>
+      </w:r>
+    </w:p>
+    <w:p>
+      <w:pPr>
+        <w:pStyle w:val="Heading4"/>
+        <w:jc w:val="both"/>
+        <w:rPr>
+          <w:rFonts w:ascii="Times New Roman" w:hAnsi="Times New Roman" w:cs="Times New Roman"/>
+          <w:i w:val="0"/>
+          <w:iCs w:val="0"/>
+          <w:lang w:val="en-GB"/>
+        </w:rPr>
+      </w:pPr>
+      <w:r>
+        <w:rPr>
+          <w:rFonts w:ascii="Times New Roman" w:hAnsi="Times New Roman" w:cs="Times New Roman"/>
+          <w:i w:val="0"/>
+          <w:iCs w:val="0"/>
+          <w:lang w:val="en-GB"/>
+        </w:rPr>
+        <w:t>00003896.ole</w:t>
+      </w:r>
+    </w:p>
+    <w:p>
+      <w:pPr>
+        <w:rPr>
+          <w:rFonts w:ascii="Times New Roman" w:hAnsi="Times New Roman" w:cs="Times New Roman"/>
+          <w:lang w:val="en-GB"/>
+        </w:rPr>
+      </w:pPr>
+      <w:r>
+        <w:rPr>
+          <w:rFonts w:ascii="Times New Roman" w:hAnsi="Times New Roman" w:cs="Times New Roman"/>
+          <w:lang w:val="en-GB"/>
+        </w:rPr>
+        <w:t>This file contains text that describes “Hidden 3 – Where is the hidden message in this document?”</w:t>
+      </w:r>
+    </w:p>
+    <w:p>
+      <w:pPr>
+        <w:pStyle w:val="Heading4"/>
+        <w:jc w:val="both"/>
+        <w:rPr>
+          <w:rFonts w:ascii="Times New Roman" w:hAnsi="Times New Roman" w:cs="Times New Roman"/>
+          <w:i w:val="0"/>
+          <w:iCs w:val="0"/>
+          <w:lang w:val="en-GB"/>
+        </w:rPr>
+      </w:pPr>
+      <w:r>
+        <w:rPr>
+          <w:rFonts w:ascii="Times New Roman" w:hAnsi="Times New Roman" w:cs="Times New Roman"/>
+          <w:i w:val="0"/>
+          <w:iCs w:val="0"/>
+          <w:lang w:val="en-GB"/>
+        </w:rPr>
+        <w:t>00003984.ole</w:t>
+      </w:r>
+    </w:p>
+    <w:p>
+      <w:pPr>
+        <w:rPr>
+          <w:rFonts w:ascii="Times New Roman" w:hAnsi="Times New Roman" w:cs="Times New Roman"/>
+          <w:lang w:val="en-GB"/>
+        </w:rPr>
+      </w:pPr>
+      <w:r>
+        <w:rPr>
+          <w:rFonts w:ascii="Times New Roman" w:hAnsi="Times New Roman" w:cs="Times New Roman"/>
+          <w:lang w:val="en-GB"/>
+        </w:rPr>
+        <w:t>This file contains exam results for the classes Maths, English, French, Biology, Chemistry.</w:t>
+      </w:r>
+    </w:p>
+    <w:p>
+      <w:pPr>
+        <w:pStyle w:val="Heading4"/>
+        <w:jc w:val="both"/>
+        <w:rPr>
+          <w:rFonts w:ascii="Times New Roman" w:hAnsi="Times New Roman" w:cs="Times New Roman"/>
+          <w:i w:val="0"/>
+          <w:iCs w:val="0"/>
+          <w:lang w:val="en-GB"/>
+        </w:rPr>
+      </w:pPr>
+      <w:r>
+        <w:rPr>
+          <w:rFonts w:ascii="Times New Roman" w:hAnsi="Times New Roman" w:cs="Times New Roman"/>
+          <w:i w:val="0"/>
+          <w:iCs w:val="0"/>
+          <w:lang w:val="en-GB"/>
+        </w:rPr>
+        <w:t>00004120.ole</w:t>
+      </w:r>
+    </w:p>
+    <w:p>
+      <w:pPr>
+        <w:rPr>
+          <w:rFonts w:ascii="Times New Roman" w:hAnsi="Times New Roman" w:cs="Times New Roman"/>
+          <w:lang w:val="en-GB"/>
+        </w:rPr>
+      </w:pPr>
+      <w:r>
+        <w:rPr>
+          <w:rFonts w:ascii="Times New Roman" w:hAnsi="Times New Roman" w:cs="Times New Roman"/>
+          <w:lang w:val="en-GB"/>
+        </w:rPr>
+        <w:t>This file contains the same image of the Sydney opera house as earlier with the notation “Hidden 5 – Hey this is a great picture of what the Aussies had to do to the Sydney Opera House when they list to the English.”</w:t>
+      </w:r>
+    </w:p>
+    <w:p>
+      <w:pPr>
+        <w:pStyle w:val="Heading2"/>
+        <w:jc w:val="both"/>
+        <w:rPr>
+          <w:rFonts w:ascii="Times New Roman" w:hAnsi="Times New Roman" w:cs="Times New Roman"/>
+          <w:lang w:val="en-GB"/>
+        </w:rPr>
+      </w:pPr>
+      <w:bookmarkStart w:id="8" w:name="_Toc240828784"/>
+      <w:r>
+        <w:rPr>
+          <w:rFonts w:ascii="Times New Roman" w:hAnsi="Times New Roman" w:cs="Times New Roman"/>
+          <w:lang w:val="en-GB"/>
+        </w:rPr>
+        <w:t>ZIP</w:t>
+      </w:r>
+      <w:bookmarkEnd w:id="8"/>
+    </w:p>
+    <w:p>
+      <w:pPr>
+        <w:jc w:val="both"/>
+        <w:rPr>
+          <w:rFonts w:ascii="Times New Roman" w:hAnsi="Times New Roman" w:cs="Times New Roman"/>
+          <w:lang w:val="en-GB"/>
+        </w:rPr>
+      </w:pPr>
+      <w:r>
+        <w:rPr>
+          <w:rFonts w:ascii="Times New Roman" w:hAnsi="Times New Roman" w:cs="Times New Roman"/>
+          <w:lang w:val="en-GB"/>
+        </w:rPr>
+        <w:t xml:space="preserve">This section includes the descriptions of </w:t>
+      </w:r>
+      <w:r>
+        <w:rPr>
+          <w:rFonts w:ascii="Times New Roman" w:hAnsi="Times New Roman" w:cs="Times New Roman"/>
+          <w:lang w:val="en-GB"/>
+        </w:rPr>
+        <w:t>all 4</w:t>
+      </w:r>
+      <w:r>
+        <w:rPr>
+          <w:rFonts w:ascii="Times New Roman" w:hAnsi="Times New Roman" w:cs="Times New Roman"/>
+          <w:lang w:val="en-GB"/>
+        </w:rPr>
+        <w:t xml:space="preserve"> ZIP files that have been obtained through the use of FOREMOST tool, this includes the following files;</w:t>
+      </w:r>
+    </w:p>
+    <w:p>
+      <w:pPr>
+        <w:jc w:val="both"/>
+        <w:rPr>
+          <w:rFonts w:ascii="Times New Roman" w:hAnsi="Times New Roman" w:cs="Times New Roman"/>
           <w:i/>
           <w:iCs/>
           <w:lang w:val="en-GB"/>
         </w:rPr>
-        <w:t xml:space="preserve">4403.jpg, </w:t>
-      </w:r>
-      <w:r>
-        <w:rPr>
+      </w:pPr>
+      <w:r>
+        <w:rPr>
+          <w:rFonts w:ascii="Times New Roman" w:hAnsi="Times New Roman" w:cs="Times New Roman"/>
           <w:i/>
           <w:iCs/>
           <w:lang w:val="en-GB"/>
         </w:rPr>
-        <w:t>0000</w:t>
-      </w:r>
-      <w:r>
-        <w:rPr>
+        <w:t>00015959.zip, 00038541.zip, 00038677.zip, 00038765.zip.</w:t>
+      </w:r>
+    </w:p>
+    <w:p>
+      <w:pPr>
+        <w:pStyle w:val="Heading3"/>
+        <w:rPr>
+          <w:rFonts w:ascii="Times New Roman" w:hAnsi="Times New Roman" w:cs="Times New Roman"/>
+          <w:lang w:val="en-GB"/>
+        </w:rPr>
+      </w:pPr>
+      <w:bookmarkStart w:id="9" w:name="_Toc240828785"/>
+      <w:r>
+        <w:rPr>
+          <w:rFonts w:ascii="Times New Roman" w:hAnsi="Times New Roman" w:cs="Times New Roman"/>
+          <w:lang w:val="en-GB"/>
+        </w:rPr>
+        <w:t>Image Descriptions</w:t>
+      </w:r>
+      <w:bookmarkEnd w:id="9"/>
+    </w:p>
+    <w:p>
+      <w:pPr>
+        <w:pStyle w:val="Heading4"/>
+        <w:jc w:val="both"/>
+        <w:rPr>
+          <w:rFonts w:ascii="Times New Roman" w:hAnsi="Times New Roman" w:cs="Times New Roman"/>
+          <w:i w:val="0"/>
+          <w:iCs w:val="0"/>
+          <w:lang w:val="en-GB"/>
+        </w:rPr>
+      </w:pPr>
+      <w:r>
+        <w:rPr>
+          <w:rFonts w:ascii="Times New Roman" w:hAnsi="Times New Roman" w:cs="Times New Roman"/>
+          <w:i w:val="0"/>
+          <w:iCs w:val="0"/>
+          <w:lang w:val="en-GB"/>
+        </w:rPr>
+        <w:t>00015959.zip</w:t>
+      </w:r>
+    </w:p>
+    <w:p>
+      <w:pPr>
+        <w:rPr>
+          <w:rFonts w:ascii="Times New Roman" w:hAnsi="Times New Roman" w:cs="Times New Roman"/>
+          <w:lang w:val="en-GB"/>
+        </w:rPr>
+      </w:pPr>
+      <w:r>
+        <w:rPr>
+          <w:rFonts w:ascii="Times New Roman" w:hAnsi="Times New Roman" w:cs="Times New Roman"/>
+          <w:lang w:val="en-GB"/>
+        </w:rPr>
+        <w:t>Zip folder would not open and throws an error when attempting to do so.</w:t>
+      </w:r>
+    </w:p>
+    <w:p>
+      <w:pPr>
+        <w:pStyle w:val="Heading4"/>
+        <w:jc w:val="both"/>
+        <w:rPr>
+          <w:rFonts w:ascii="Times New Roman" w:hAnsi="Times New Roman" w:cs="Times New Roman"/>
+          <w:i w:val="0"/>
+          <w:iCs w:val="0"/>
+          <w:lang w:val="en-GB"/>
+        </w:rPr>
+      </w:pPr>
+      <w:r>
+        <w:rPr>
+          <w:rFonts w:ascii="Times New Roman" w:hAnsi="Times New Roman" w:cs="Times New Roman"/>
+          <w:i w:val="0"/>
+          <w:iCs w:val="0"/>
+          <w:lang w:val="en-GB"/>
+        </w:rPr>
+        <w:t>00038541.zip</w:t>
+      </w:r>
+    </w:p>
+    <w:p>
+      <w:pPr>
+        <w:rPr>
+          <w:rFonts w:ascii="Times New Roman" w:hAnsi="Times New Roman" w:cs="Times New Roman"/>
+          <w:lang w:val="en-GB"/>
+        </w:rPr>
+      </w:pPr>
+      <w:r>
+        <w:rPr>
+          <w:rFonts w:ascii="Times New Roman" w:hAnsi="Times New Roman" w:cs="Times New Roman"/>
+          <w:lang w:val="en-GB"/>
+        </w:rPr>
+        <w:t>Folder contains what seems to be images and icons for a webpage.</w:t>
+      </w:r>
+    </w:p>
+    <w:p>
+      <w:pPr>
+        <w:pStyle w:val="Heading4"/>
+        <w:jc w:val="both"/>
+        <w:rPr>
+          <w:rFonts w:ascii="Times New Roman" w:hAnsi="Times New Roman" w:cs="Times New Roman"/>
+          <w:i w:val="0"/>
+          <w:iCs w:val="0"/>
+          <w:lang w:val="en-GB"/>
+        </w:rPr>
+      </w:pPr>
+      <w:r>
+        <w:rPr>
+          <w:rFonts w:ascii="Times New Roman" w:hAnsi="Times New Roman" w:cs="Times New Roman"/>
+          <w:i w:val="0"/>
+          <w:iCs w:val="0"/>
+          <w:lang w:val="en-GB"/>
+        </w:rPr>
+        <w:t>00038677.zip</w:t>
+      </w:r>
+    </w:p>
+    <w:p>
+      <w:pPr>
+        <w:rPr>
+          <w:rFonts w:ascii="Times New Roman" w:hAnsi="Times New Roman" w:cs="Times New Roman"/>
+          <w:lang w:val="en-GB"/>
+        </w:rPr>
+      </w:pPr>
+      <w:r>
+        <w:rPr>
+          <w:rFonts w:ascii="Times New Roman" w:hAnsi="Times New Roman" w:cs="Times New Roman"/>
+          <w:lang w:val="en-GB"/>
+        </w:rPr>
+        <w:t>Folder contains what seems to be images and icons for a webpage.</w:t>
+      </w:r>
+    </w:p>
+    <w:p>
+      <w:pPr>
+        <w:pStyle w:val="Heading4"/>
+        <w:jc w:val="both"/>
+        <w:rPr>
+          <w:rFonts w:ascii="Times New Roman" w:hAnsi="Times New Roman" w:cs="Times New Roman"/>
+          <w:i w:val="0"/>
+          <w:iCs w:val="0"/>
+          <w:lang w:val="en-GB"/>
+        </w:rPr>
+      </w:pPr>
+      <w:r>
+        <w:rPr>
+          <w:rFonts w:ascii="Times New Roman" w:hAnsi="Times New Roman" w:cs="Times New Roman"/>
+          <w:i w:val="0"/>
+          <w:iCs w:val="0"/>
+          <w:lang w:val="en-GB"/>
+        </w:rPr>
+        <w:t>00038765.zip</w:t>
+      </w:r>
+    </w:p>
+    <w:p>
+      <w:pPr>
+        <w:rPr>
+          <w:rFonts w:ascii="Times New Roman" w:hAnsi="Times New Roman" w:cs="Times New Roman"/>
+          <w:lang w:val="en-GB"/>
+        </w:rPr>
+      </w:pPr>
+      <w:r>
+        <w:rPr>
+          <w:rFonts w:ascii="Times New Roman" w:hAnsi="Times New Roman" w:cs="Times New Roman"/>
+          <w:lang w:val="en-GB"/>
+        </w:rPr>
+        <w:t>Folder contains what seems to be images and icons for a webpage.</w:t>
+      </w:r>
+    </w:p>
+    <w:p>
+      <w:pPr>
+        <w:pStyle w:val="Heading2"/>
+        <w:jc w:val="both"/>
+        <w:rPr>
+          <w:rFonts w:ascii="Times New Roman" w:hAnsi="Times New Roman" w:cs="Times New Roman"/>
+          <w:lang w:val="en-GB"/>
+        </w:rPr>
+      </w:pPr>
+      <w:bookmarkStart w:id="10" w:name="_Toc240828786"/>
+      <w:r>
+        <w:rPr>
+          <w:rFonts w:ascii="Times New Roman" w:hAnsi="Times New Roman" w:cs="Times New Roman"/>
+          <w:lang w:val="en-GB"/>
+        </w:rPr>
+        <w:t>PNG</w:t>
+      </w:r>
+      <w:bookmarkEnd w:id="10"/>
+    </w:p>
+    <w:p>
+      <w:pPr>
+        <w:jc w:val="both"/>
+        <w:rPr>
+          <w:rFonts w:ascii="Times New Roman" w:hAnsi="Times New Roman" w:cs="Times New Roman"/>
+          <w:lang w:val="en-GB"/>
+        </w:rPr>
+      </w:pPr>
+      <w:r>
+        <w:rPr>
+          <w:rFonts w:ascii="Times New Roman" w:hAnsi="Times New Roman" w:cs="Times New Roman"/>
+          <w:lang w:val="en-GB"/>
+        </w:rPr>
+        <w:t xml:space="preserve">This section includes the descriptions of </w:t>
+      </w:r>
+      <w:r>
+        <w:rPr>
+          <w:rFonts w:ascii="Times New Roman" w:hAnsi="Times New Roman" w:cs="Times New Roman"/>
+          <w:lang w:val="en-GB"/>
+        </w:rPr>
+        <w:t>all 18</w:t>
+      </w:r>
+      <w:r>
+        <w:rPr>
+          <w:rFonts w:ascii="Times New Roman" w:hAnsi="Times New Roman" w:cs="Times New Roman"/>
+          <w:lang w:val="en-GB"/>
+        </w:rPr>
+        <w:t xml:space="preserve"> PNG files that have been obtained through the use of FOREMOST tool, this includes the following files;</w:t>
+      </w:r>
+    </w:p>
+    <w:p>
+      <w:pPr>
+        <w:jc w:val="both"/>
+        <w:rPr>
+          <w:rFonts w:ascii="Times New Roman" w:hAnsi="Times New Roman" w:cs="Times New Roman"/>
           <w:i/>
           <w:iCs/>
           <w:lang w:val="en-GB"/>
         </w:rPr>
-        <w:t xml:space="preserve">4480.jpg, </w:t>
-      </w:r>
-      <w:r>
-        <w:rPr>
+      </w:pPr>
+      <w:r>
+        <w:rPr>
+          <w:rFonts w:ascii="Times New Roman" w:hAnsi="Times New Roman" w:cs="Times New Roman"/>
           <w:i/>
           <w:iCs/>
           <w:lang w:val="en-GB"/>
         </w:rPr>
-        <w:t>0000</w:t>
-      </w:r>
-      <w:r>
-        <w:rPr>
+        <w:t xml:space="preserve">00004422.png, 00016188.png, 00016190.png, 00016240.png, 00016251.png, 00016257.png, 00016287.png, 00016289.png, 00016291.png, 00016297.png, 00016299.png, 00016302.png, 00016306.png, 00016307.png, 00016314.png, 00016315.png, </w:t>
+      </w:r>
+      <w:r>
+        <w:rPr>
+          <w:rFonts w:ascii="Times New Roman" w:hAnsi="Times New Roman" w:cs="Times New Roman"/>
           <w:i/>
           <w:iCs/>
           <w:lang w:val="en-GB"/>
         </w:rPr>
-        <w:t xml:space="preserve">9120.jpg, </w:t>
-      </w:r>
-      <w:r>
-        <w:rPr>
+        <w:t xml:space="preserve">     </w:t>
+      </w:r>
+      <w:r>
+        <w:rPr>
+          <w:rFonts w:ascii="Times New Roman" w:hAnsi="Times New Roman" w:cs="Times New Roman"/>
           <w:i/>
           <w:iCs/>
           <w:lang w:val="en-GB"/>
         </w:rPr>
-        <w:t>0000</w:t>
-      </w:r>
-      <w:r>
-        <w:rPr>
+        <w:t xml:space="preserve">00016325.png, </w:t>
+      </w:r>
+      <w:r>
+        <w:rPr>
+          <w:rFonts w:ascii="Times New Roman" w:hAnsi="Times New Roman" w:cs="Times New Roman"/>
           <w:i/>
           <w:iCs/>
           <w:lang w:val="en-GB"/>
         </w:rPr>
-        <w:t>9568.jpg.</w:t>
-      </w:r>
-    </w:p>
-    <w:p>
-      <w:pPr>
-        <w:pStyle w:val="Heading3"/>
-        <w:rPr>
-          <w:lang w:val="en-GB"/>
-        </w:rPr>
-      </w:pPr>
-      <w:bookmarkStart w:id="3" w:name="_Toc240828779"/>
-      <w:r>
-        <w:rPr>
-          <w:lang w:val="en-GB"/>
-        </w:rPr>
-        <w:t>Image Descriptions</w:t>
-      </w:r>
-      <w:bookmarkEnd w:id="3"/>
-    </w:p>
-    <w:p>
-      <w:pPr>
-        <w:pStyle w:val="Heading4"/>
-        <w:jc w:val="both"/>
-        <w:rPr>
-          <w:i w:val="0"/>
-          <w:iCs w:val="0"/>
-          <w:lang w:val="en-GB"/>
-        </w:rPr>
-      </w:pPr>
-      <w:r>
-        <w:rPr>
-          <w:i w:val="0"/>
-          <w:iCs w:val="0"/>
-          <w:lang w:val="en-GB"/>
-        </w:rPr>
-        <w:t>00000552.jpg</w:t>
-      </w:r>
-    </w:p>
-    <w:p>
-      <w:pPr>
-        <w:jc w:val="both"/>
-        <w:rPr>
-          <w:lang w:val="en-GB"/>
-        </w:rPr>
-      </w:pPr>
-      <w:r>
-        <w:rPr>
-          <w:lang w:val="en-GB"/>
-        </w:rPr>
-        <w:t>This looks to be a low-quality image of a cruise ship sailing the ocean.</w:t>
-      </w:r>
-    </w:p>
-    <w:p>
-      <w:pPr>
-        <w:pStyle w:val="Heading4"/>
-        <w:jc w:val="both"/>
-        <w:rPr>
-          <w:i w:val="0"/>
-          <w:iCs w:val="0"/>
-          <w:lang w:val="en-GB"/>
-        </w:rPr>
-      </w:pPr>
-      <w:r>
-        <w:rPr>
-          <w:i w:val="0"/>
-          <w:iCs w:val="0"/>
-          <w:lang w:val="en-GB"/>
-        </w:rPr>
-        <w:t>00001840.jpg</w:t>
-      </w:r>
-    </w:p>
-    <w:p>
-      <w:pPr>
-        <w:jc w:val="both"/>
-        <w:rPr>
-          <w:lang w:val="en-GB"/>
-        </w:rPr>
-      </w:pPr>
-      <w:r>
-        <w:rPr>
-          <w:lang w:val="en-GB"/>
-        </w:rPr>
-        <w:t>This image appears to be of a burned-out power board.</w:t>
-      </w:r>
-    </w:p>
-    <w:p>
-      <w:pPr>
-        <w:pStyle w:val="Heading4"/>
-        <w:jc w:val="both"/>
-        <w:rPr>
-          <w:i w:val="0"/>
-          <w:iCs w:val="0"/>
-          <w:lang w:val="en-GB"/>
-        </w:rPr>
-      </w:pPr>
-      <w:r>
-        <w:rPr>
-          <w:i w:val="0"/>
-          <w:iCs w:val="0"/>
-          <w:lang w:val="en-GB"/>
-        </w:rPr>
-        <w:t>00003905.jpg</w:t>
-      </w:r>
-    </w:p>
-    <w:p>
-      <w:pPr>
-        <w:jc w:val="both"/>
-        <w:rPr>
-          <w:lang w:val="en-GB"/>
-        </w:rPr>
-      </w:pPr>
-      <w:r>
-        <w:rPr>
-          <w:lang w:val="en-GB"/>
-        </w:rPr>
-        <w:t>This image appears to be an image of the New Zealand football team, whom have been described as being successful in England.</w:t>
-      </w:r>
-    </w:p>
-    <w:p>
-      <w:pPr>
-        <w:pStyle w:val="Heading4"/>
-        <w:jc w:val="both"/>
-        <w:rPr>
-          <w:i w:val="0"/>
-          <w:iCs w:val="0"/>
-          <w:lang w:val="en-GB"/>
-        </w:rPr>
-      </w:pPr>
-      <w:r>
-        <w:rPr>
-          <w:i w:val="0"/>
-          <w:iCs w:val="0"/>
-          <w:lang w:val="en-GB"/>
-        </w:rPr>
-        <w:t>00003988.jpg</w:t>
-      </w:r>
-    </w:p>
-    <w:p>
-      <w:pPr>
-        <w:jc w:val="both"/>
-        <w:rPr>
-          <w:lang w:val="en-GB"/>
-        </w:rPr>
-      </w:pPr>
-      <w:r>
-        <w:rPr>
-          <w:lang w:val="en-GB"/>
-        </w:rPr>
-        <w:t xml:space="preserve">This image appears to be a low-quality image of a woman in a bikini. </w:t>
-      </w:r>
-    </w:p>
-    <w:p>
-      <w:pPr>
-        <w:pStyle w:val="Heading4"/>
-        <w:jc w:val="both"/>
-        <w:rPr>
-          <w:i w:val="0"/>
-          <w:iCs w:val="0"/>
-          <w:lang w:val="en-GB"/>
-        </w:rPr>
-      </w:pPr>
-      <w:r>
-        <w:rPr>
-          <w:i w:val="0"/>
-          <w:iCs w:val="0"/>
-          <w:lang w:val="en-GB"/>
-        </w:rPr>
-        <w:t>00003999.jpg</w:t>
-      </w:r>
-    </w:p>
-    <w:p>
-      <w:pPr>
-        <w:jc w:val="both"/>
-        <w:rPr>
-          <w:lang w:val="en-GB"/>
-        </w:rPr>
-      </w:pPr>
-      <w:r>
-        <w:rPr>
-          <w:lang w:val="en-GB"/>
-        </w:rPr>
-        <w:t>This image appears to be the same image as 00003988.jpg only this version has a corruption in it.</w:t>
-      </w:r>
-    </w:p>
-    <w:p>
-      <w:pPr>
-        <w:pStyle w:val="Heading4"/>
-        <w:jc w:val="both"/>
-        <w:rPr>
-          <w:i w:val="0"/>
-          <w:iCs w:val="0"/>
-          <w:lang w:val="en-GB"/>
-        </w:rPr>
-      </w:pPr>
-      <w:r>
-        <w:rPr>
-          <w:i w:val="0"/>
-          <w:iCs w:val="0"/>
-          <w:lang w:val="en-GB"/>
-        </w:rPr>
-        <w:t>00004127.jpg</w:t>
-      </w:r>
-    </w:p>
-    <w:p>
-      <w:pPr>
-        <w:jc w:val="both"/>
-        <w:rPr>
-          <w:lang w:val="en-GB"/>
-        </w:rPr>
-      </w:pPr>
-      <w:r>
-        <w:rPr>
-          <w:lang w:val="en-GB"/>
-        </w:rPr>
-        <w:t>This image appears to be of the Australian opera house only it has been draped in team England’s colours and insignia.</w:t>
-      </w:r>
-    </w:p>
-    <w:p>
-      <w:pPr>
-        <w:pStyle w:val="Heading4"/>
-        <w:jc w:val="both"/>
-        <w:rPr>
-          <w:i w:val="0"/>
-          <w:iCs w:val="0"/>
-          <w:lang w:val="en-GB"/>
-        </w:rPr>
-      </w:pPr>
-      <w:r>
-        <w:rPr>
-          <w:i w:val="0"/>
-          <w:iCs w:val="0"/>
-          <w:lang w:val="en-GB"/>
-        </w:rPr>
-        <w:t>00004275.jpg</w:t>
-      </w:r>
-    </w:p>
-    <w:p>
-      <w:pPr>
-        <w:jc w:val="both"/>
-        <w:rPr>
-          <w:lang w:val="en-GB"/>
-        </w:rPr>
-      </w:pPr>
-      <w:r>
-        <w:rPr>
-          <w:lang w:val="en-GB"/>
-        </w:rPr>
-        <w:t>This appears to be an image of a man in swimming trousers at a pool.</w:t>
-      </w:r>
-    </w:p>
-    <w:p>
-      <w:pPr>
-        <w:pStyle w:val="Heading4"/>
-        <w:jc w:val="both"/>
-        <w:rPr>
-          <w:i w:val="0"/>
-          <w:iCs w:val="0"/>
-          <w:lang w:val="en-GB"/>
-        </w:rPr>
-      </w:pPr>
-      <w:r>
-        <w:rPr>
-          <w:i w:val="0"/>
-          <w:iCs w:val="0"/>
-          <w:lang w:val="en-GB"/>
-        </w:rPr>
-        <w:lastRenderedPageBreak/>
-        <w:t>00004328.jpg</w:t>
-      </w:r>
-    </w:p>
-    <w:p>
-      <w:pPr>
-        <w:rPr>
-          <w:lang w:val="en-GB"/>
-        </w:rPr>
-      </w:pPr>
-      <w:r>
-        <w:rPr>
-          <w:lang w:val="en-GB"/>
-        </w:rPr>
-        <w:t>This image appears to be of two men in swimming trousers at a pool.</w:t>
-      </w:r>
-    </w:p>
-    <w:p>
-      <w:pPr>
-        <w:pStyle w:val="Heading4"/>
-        <w:jc w:val="both"/>
-        <w:rPr>
-          <w:i w:val="0"/>
-          <w:iCs w:val="0"/>
-          <w:lang w:val="en-GB"/>
-        </w:rPr>
-      </w:pPr>
-      <w:r>
-        <w:rPr>
-          <w:i w:val="0"/>
-          <w:iCs w:val="0"/>
-          <w:lang w:val="en-GB"/>
-        </w:rPr>
-        <w:t>00004403.jpg</w:t>
-      </w:r>
-    </w:p>
-    <w:p>
-      <w:pPr>
-        <w:rPr>
-          <w:lang w:val="en-GB"/>
-        </w:rPr>
-      </w:pPr>
-      <w:r>
-        <w:rPr>
-          <w:lang w:val="en-GB"/>
-        </w:rPr>
-        <w:t>This image appears to be a low-quality image of a woman in the foreground and a man and a woman in the background, all of which are in swimming gear.</w:t>
-      </w:r>
-    </w:p>
-    <w:p>
-      <w:pPr>
-        <w:pStyle w:val="Heading4"/>
-        <w:jc w:val="both"/>
-        <w:rPr>
-          <w:i w:val="0"/>
-          <w:iCs w:val="0"/>
-          <w:lang w:val="en-GB"/>
-        </w:rPr>
-      </w:pPr>
-      <w:r>
-        <w:rPr>
-          <w:i w:val="0"/>
-          <w:iCs w:val="0"/>
-          <w:lang w:val="en-GB"/>
-        </w:rPr>
-        <w:t>00004480.jpg</w:t>
-      </w:r>
-    </w:p>
-    <w:p>
-      <w:pPr>
-        <w:rPr>
-          <w:lang w:val="en-GB"/>
-        </w:rPr>
-      </w:pPr>
-      <w:r>
-        <w:rPr>
-          <w:lang w:val="en-GB"/>
-        </w:rPr>
-        <w:t>This image appears to be of a person’s thermometer with a reading of 990.</w:t>
-      </w:r>
-    </w:p>
-    <w:p>
-      <w:pPr>
-        <w:pStyle w:val="Heading4"/>
-        <w:jc w:val="both"/>
-        <w:rPr>
-          <w:i w:val="0"/>
-          <w:iCs w:val="0"/>
-          <w:lang w:val="en-GB"/>
-        </w:rPr>
-      </w:pPr>
-      <w:r>
-        <w:rPr>
-          <w:i w:val="0"/>
-          <w:iCs w:val="0"/>
-          <w:lang w:val="en-GB"/>
-        </w:rPr>
-        <w:t>00009120.jpg</w:t>
-      </w:r>
-    </w:p>
-    <w:p>
-      <w:pPr>
-        <w:rPr>
-          <w:lang w:val="en-GB"/>
-        </w:rPr>
-      </w:pPr>
-      <w:r>
-        <w:rPr>
-          <w:lang w:val="en-GB"/>
-        </w:rPr>
-        <w:t>This appears to be an image of a cat sitting in a pot.</w:t>
-      </w:r>
-    </w:p>
-    <w:p>
-      <w:pPr>
-        <w:pStyle w:val="Heading4"/>
-        <w:jc w:val="both"/>
-        <w:rPr>
-          <w:i w:val="0"/>
-          <w:iCs w:val="0"/>
-          <w:lang w:val="en-GB"/>
-        </w:rPr>
-      </w:pPr>
-      <w:r>
-        <w:rPr>
-          <w:i w:val="0"/>
-          <w:iCs w:val="0"/>
-          <w:lang w:val="en-GB"/>
-        </w:rPr>
-        <w:t>00009568.jpg</w:t>
-      </w:r>
-    </w:p>
-    <w:p>
-      <w:pPr>
-        <w:rPr>
-          <w:lang w:val="en-GB"/>
-        </w:rPr>
-      </w:pPr>
-      <w:r>
-        <w:rPr>
-          <w:lang w:val="en-GB"/>
-        </w:rPr>
-        <w:t>This image appears to be of a plant.</w:t>
-      </w:r>
-    </w:p>
-    <w:p>
-      <w:pPr>
-        <w:pStyle w:val="Heading2"/>
-        <w:jc w:val="both"/>
-        <w:rPr>
-          <w:lang w:val="en-GB"/>
-        </w:rPr>
-      </w:pPr>
-      <w:bookmarkStart w:id="4" w:name="_Toc240828780"/>
-      <w:r>
-        <w:rPr>
-          <w:lang w:val="en-GB"/>
-        </w:rPr>
-        <w:t>GIF</w:t>
-      </w:r>
-      <w:bookmarkEnd w:id="4"/>
-    </w:p>
-    <w:p>
-      <w:pPr>
-        <w:jc w:val="both"/>
-        <w:rPr>
-          <w:lang w:val="en-GB"/>
-        </w:rPr>
-      </w:pPr>
-      <w:r>
-        <w:rPr>
-          <w:lang w:val="en-GB"/>
-        </w:rPr>
-        <w:t xml:space="preserve">This section includes all the descriptions of </w:t>
-      </w:r>
-      <w:r>
-        <w:rPr>
-          <w:lang w:val="en-GB"/>
-        </w:rPr>
-        <w:t>all 4 GIF</w:t>
-      </w:r>
-      <w:r>
-        <w:rPr>
-          <w:lang w:val="en-GB"/>
-        </w:rPr>
-        <w:t xml:space="preserve"> files that have been obtained through the use of FOREMOST tool, this includes the following files; </w:t>
-      </w:r>
-    </w:p>
-    <w:p>
-      <w:pPr>
-        <w:jc w:val="both"/>
-        <w:rPr>
+        <w:t xml:space="preserve">      </w:t>
+      </w:r>
+      <w:r>
+        <w:rPr>
+          <w:rFonts w:ascii="Times New Roman" w:hAnsi="Times New Roman" w:cs="Times New Roman"/>
           <w:i/>
           <w:iCs/>
           <w:lang w:val="en-GB"/>
         </w:rPr>
-      </w:pPr>
-      <w:r>
-        <w:rPr>
+        <w:t>00016328.png.</w:t>
+      </w:r>
+    </w:p>
+    <w:p>
+      <w:pPr>
+        <w:pStyle w:val="Heading3"/>
+        <w:rPr>
+          <w:rFonts w:ascii="Times New Roman" w:hAnsi="Times New Roman" w:cs="Times New Roman"/>
+          <w:lang w:val="en-GB"/>
+        </w:rPr>
+      </w:pPr>
+      <w:bookmarkStart w:id="11" w:name="_Toc240828787"/>
+      <w:r>
+        <w:rPr>
+          <w:rFonts w:ascii="Times New Roman" w:hAnsi="Times New Roman" w:cs="Times New Roman"/>
+          <w:lang w:val="en-GB"/>
+        </w:rPr>
+        <w:lastRenderedPageBreak/>
+        <w:t>Image Descriptions</w:t>
+      </w:r>
+      <w:bookmarkEnd w:id="11"/>
+    </w:p>
+    <w:p>
+      <w:pPr>
+        <w:pStyle w:val="Heading4"/>
+        <w:jc w:val="both"/>
+        <w:rPr>
+          <w:rFonts w:ascii="Times New Roman" w:hAnsi="Times New Roman" w:cs="Times New Roman"/>
+          <w:i w:val="0"/>
+          <w:iCs w:val="0"/>
+          <w:lang w:val="en-GB"/>
+        </w:rPr>
+      </w:pPr>
+      <w:r>
+        <w:rPr>
+          <w:rFonts w:ascii="Times New Roman" w:hAnsi="Times New Roman" w:cs="Times New Roman"/>
+          <w:i w:val="0"/>
+          <w:iCs w:val="0"/>
+          <w:lang w:val="en-GB"/>
+        </w:rPr>
+        <w:t>00004422.png</w:t>
+      </w:r>
+    </w:p>
+    <w:p>
+      <w:pPr>
+        <w:rPr>
+          <w:rFonts w:ascii="Times New Roman" w:hAnsi="Times New Roman" w:cs="Times New Roman"/>
+          <w:lang w:val="en-GB"/>
+        </w:rPr>
+      </w:pPr>
+      <w:r>
+        <w:rPr>
+          <w:rFonts w:ascii="Times New Roman" w:hAnsi="Times New Roman" w:cs="Times New Roman"/>
+          <w:lang w:val="en-GB"/>
+        </w:rPr>
+        <w:t>This image is a picture of a woman in a bikini who looks as if they are on the beach, this image is unrelated to any other images of women in bikinis.</w:t>
+      </w:r>
+    </w:p>
+    <w:p>
+      <w:pPr>
+        <w:pStyle w:val="Heading4"/>
+        <w:jc w:val="both"/>
+        <w:rPr>
+          <w:rFonts w:ascii="Times New Roman" w:hAnsi="Times New Roman" w:cs="Times New Roman"/>
+          <w:i w:val="0"/>
+          <w:iCs w:val="0"/>
+          <w:lang w:val="en-GB"/>
+        </w:rPr>
+      </w:pPr>
+      <w:r>
+        <w:rPr>
+          <w:rFonts w:ascii="Times New Roman" w:hAnsi="Times New Roman" w:cs="Times New Roman"/>
+          <w:i w:val="0"/>
+          <w:iCs w:val="0"/>
+          <w:lang w:val="en-GB"/>
+        </w:rPr>
+        <w:t>00016188.png</w:t>
+      </w:r>
+    </w:p>
+    <w:p>
+      <w:pPr>
+        <w:rPr>
+          <w:rFonts w:ascii="Times New Roman" w:hAnsi="Times New Roman" w:cs="Times New Roman"/>
+          <w:lang w:val="en-GB"/>
+        </w:rPr>
+      </w:pPr>
+      <w:r>
+        <w:rPr>
+          <w:rFonts w:ascii="Times New Roman" w:hAnsi="Times New Roman" w:cs="Times New Roman"/>
+          <w:lang w:val="en-GB"/>
+        </w:rPr>
+        <w:t>This is an image of a red dice with the number 5 listed on it. Red dice, white Dotted number indicators and a black background.</w:t>
+      </w:r>
+    </w:p>
+    <w:p>
+      <w:pPr>
+        <w:pStyle w:val="Heading4"/>
+        <w:jc w:val="both"/>
+        <w:rPr>
+          <w:rFonts w:ascii="Times New Roman" w:hAnsi="Times New Roman" w:cs="Times New Roman"/>
+          <w:i w:val="0"/>
+          <w:iCs w:val="0"/>
+          <w:lang w:val="en-GB"/>
+        </w:rPr>
+      </w:pPr>
+      <w:r>
+        <w:rPr>
+          <w:rFonts w:ascii="Times New Roman" w:hAnsi="Times New Roman" w:cs="Times New Roman"/>
+          <w:i w:val="0"/>
+          <w:iCs w:val="0"/>
+          <w:lang w:val="en-GB"/>
+        </w:rPr>
+        <w:t>00016190.png</w:t>
+      </w:r>
+    </w:p>
+    <w:p>
+      <w:pPr>
+        <w:rPr>
+          <w:rFonts w:ascii="Times New Roman" w:hAnsi="Times New Roman" w:cs="Times New Roman"/>
+        </w:rPr>
+      </w:pPr>
+      <w:r>
+        <w:rPr>
+          <w:rFonts w:ascii="Times New Roman" w:hAnsi="Times New Roman" w:cs="Times New Roman"/>
+          <w:lang w:val="en-GB"/>
+        </w:rPr>
+        <w:t xml:space="preserve">This is an image which has no background, </w:t>
+      </w:r>
+      <w:r>
+        <w:rPr>
+          <w:rFonts w:ascii="Times New Roman" w:hAnsi="Times New Roman" w:cs="Times New Roman"/>
+          <w:lang w:val="en-GB"/>
+        </w:rPr>
+        <w:t>however,</w:t>
+      </w:r>
+      <w:r>
+        <w:rPr>
+          <w:rFonts w:ascii="Times New Roman" w:hAnsi="Times New Roman" w:cs="Times New Roman"/>
+          <w:lang w:val="en-GB"/>
+        </w:rPr>
+        <w:t xml:space="preserve"> </w:t>
+      </w:r>
+      <w:r>
+        <w:rPr>
+          <w:rFonts w:ascii="Times New Roman" w:hAnsi="Times New Roman" w:cs="Times New Roman"/>
+          <w:lang w:val="en-GB"/>
+        </w:rPr>
+        <w:t>appears</w:t>
+      </w:r>
+      <w:r>
+        <w:rPr>
+          <w:rFonts w:ascii="Times New Roman" w:hAnsi="Times New Roman" w:cs="Times New Roman"/>
+          <w:lang w:val="en-GB"/>
+        </w:rPr>
+        <w:t xml:space="preserve"> to have</w:t>
+      </w:r>
+      <w:r>
+        <w:rPr>
+          <w:rFonts w:ascii="Times New Roman" w:hAnsi="Times New Roman" w:cs="Times New Roman"/>
+          <w:lang w:val="en-GB"/>
+        </w:rPr>
+        <w:t xml:space="preserve"> the words “</w:t>
+      </w:r>
+      <w:proofErr w:type="spellStart"/>
+      <w:r>
+        <w:rPr>
+          <w:rFonts w:ascii="Times New Roman" w:hAnsi="Times New Roman" w:cs="Times New Roman"/>
+          <w:lang w:val="en-GB"/>
+        </w:rPr>
+        <w:t>preueba</w:t>
+      </w:r>
+      <w:proofErr w:type="spellEnd"/>
+      <w:r>
+        <w:rPr>
+          <w:rFonts w:ascii="Times New Roman" w:hAnsi="Times New Roman" w:cs="Times New Roman"/>
+          <w:lang w:val="en-GB"/>
+        </w:rPr>
+        <w:t xml:space="preserve"> 4 </w:t>
+      </w:r>
+      <w:proofErr w:type="spellStart"/>
+      <w:r>
+        <w:rPr>
+          <w:rFonts w:ascii="Times New Roman" w:hAnsi="Times New Roman" w:cs="Times New Roman"/>
+          <w:lang w:val="en-GB"/>
+        </w:rPr>
+        <w:t>adictivas</w:t>
+      </w:r>
+      <w:proofErr w:type="spellEnd"/>
+      <w:r>
+        <w:rPr>
+          <w:rFonts w:ascii="Times New Roman" w:hAnsi="Times New Roman" w:cs="Times New Roman"/>
+          <w:lang w:val="en-GB"/>
+        </w:rPr>
+        <w:t xml:space="preserve"> demos </w:t>
+      </w:r>
+      <w:proofErr w:type="spellStart"/>
+      <w:r>
+        <w:rPr>
+          <w:rFonts w:ascii="Times New Roman" w:hAnsi="Times New Roman" w:cs="Times New Roman"/>
+          <w:lang w:val="en-GB"/>
+        </w:rPr>
+        <w:t>dejuegos</w:t>
+      </w:r>
+      <w:proofErr w:type="spellEnd"/>
+      <w:r>
+        <w:rPr>
+          <w:rFonts w:ascii="Times New Roman" w:hAnsi="Times New Roman" w:cs="Times New Roman"/>
+          <w:lang w:val="en-GB"/>
+        </w:rPr>
+        <w:t>” written</w:t>
+      </w:r>
+      <w:r>
+        <w:rPr>
+          <w:rFonts w:ascii="Times New Roman" w:hAnsi="Times New Roman" w:cs="Times New Roman"/>
+          <w:lang w:val="en-GB"/>
+        </w:rPr>
+        <w:t>, this translates to “</w:t>
+      </w:r>
+      <w:r>
+        <w:rPr>
+          <w:rFonts w:ascii="Times New Roman" w:hAnsi="Times New Roman" w:cs="Times New Roman"/>
+          <w:lang w:val="en"/>
+        </w:rPr>
+        <w:t>Try 4 addictive game demos</w:t>
+      </w:r>
+      <w:r>
+        <w:rPr>
+          <w:rFonts w:ascii="Times New Roman" w:hAnsi="Times New Roman" w:cs="Times New Roman"/>
+        </w:rPr>
+        <w:t>”.</w:t>
+      </w:r>
+    </w:p>
+    <w:p>
+      <w:pPr>
+        <w:pStyle w:val="Heading4"/>
+        <w:jc w:val="both"/>
+        <w:rPr>
+          <w:rFonts w:ascii="Times New Roman" w:hAnsi="Times New Roman" w:cs="Times New Roman"/>
+          <w:i w:val="0"/>
+          <w:iCs w:val="0"/>
+          <w:lang w:val="en-GB"/>
+        </w:rPr>
+      </w:pPr>
+      <w:r>
+        <w:rPr>
+          <w:rFonts w:ascii="Times New Roman" w:hAnsi="Times New Roman" w:cs="Times New Roman"/>
+          <w:i w:val="0"/>
+          <w:iCs w:val="0"/>
+          <w:lang w:val="en-GB"/>
+        </w:rPr>
+        <w:t>00016240.png</w:t>
+      </w:r>
+    </w:p>
+    <w:p>
+      <w:pPr>
+        <w:rPr>
+          <w:rFonts w:ascii="Times New Roman" w:hAnsi="Times New Roman" w:cs="Times New Roman"/>
+          <w:lang w:val="en-GB"/>
+        </w:rPr>
+      </w:pPr>
+      <w:r>
+        <w:rPr>
+          <w:rFonts w:ascii="Times New Roman" w:hAnsi="Times New Roman" w:cs="Times New Roman"/>
+          <w:lang w:val="en-GB"/>
+        </w:rPr>
+        <w:t xml:space="preserve">This appears to be an image of an 8bit art of </w:t>
+      </w:r>
+      <w:r>
+        <w:rPr>
+          <w:rFonts w:ascii="Times New Roman" w:hAnsi="Times New Roman" w:cs="Times New Roman"/>
+          <w:lang w:val="en-GB"/>
+        </w:rPr>
+        <w:t>the</w:t>
+      </w:r>
+      <w:r>
+        <w:rPr>
+          <w:rFonts w:ascii="Times New Roman" w:hAnsi="Times New Roman" w:cs="Times New Roman"/>
+          <w:lang w:val="en-GB"/>
+        </w:rPr>
+        <w:t xml:space="preserve"> underneath of </w:t>
+      </w:r>
+      <w:r>
+        <w:rPr>
+          <w:rFonts w:ascii="Times New Roman" w:hAnsi="Times New Roman" w:cs="Times New Roman"/>
+          <w:lang w:val="en-GB"/>
+        </w:rPr>
+        <w:t>an</w:t>
+      </w:r>
+      <w:r>
+        <w:rPr>
+          <w:rFonts w:ascii="Times New Roman" w:hAnsi="Times New Roman" w:cs="Times New Roman"/>
+          <w:lang w:val="en-GB"/>
+        </w:rPr>
+        <w:t xml:space="preserve"> overhead highway with a city in the horizon, with a grid overlay over the image.</w:t>
+      </w:r>
+    </w:p>
+    <w:p>
+      <w:pPr>
+        <w:pStyle w:val="Heading4"/>
+        <w:jc w:val="both"/>
+        <w:rPr>
+          <w:rFonts w:ascii="Times New Roman" w:hAnsi="Times New Roman" w:cs="Times New Roman"/>
+          <w:i w:val="0"/>
+          <w:iCs w:val="0"/>
+          <w:lang w:val="en-GB"/>
+        </w:rPr>
+      </w:pPr>
+      <w:r>
+        <w:rPr>
+          <w:rFonts w:ascii="Times New Roman" w:hAnsi="Times New Roman" w:cs="Times New Roman"/>
+          <w:i w:val="0"/>
+          <w:iCs w:val="0"/>
+          <w:lang w:val="en-GB"/>
+        </w:rPr>
+        <w:t>00016251.png</w:t>
+      </w:r>
+    </w:p>
+    <w:p>
+      <w:pPr>
+        <w:rPr>
+          <w:rFonts w:ascii="Times New Roman" w:hAnsi="Times New Roman" w:cs="Times New Roman"/>
+          <w:lang w:val="en-GB"/>
+        </w:rPr>
+      </w:pPr>
+      <w:r>
+        <w:rPr>
+          <w:rFonts w:ascii="Times New Roman" w:hAnsi="Times New Roman" w:cs="Times New Roman"/>
+          <w:lang w:val="en-GB"/>
+        </w:rPr>
+        <w:t xml:space="preserve">This appears to be an image of an interpretation of Leonardo da </w:t>
+      </w:r>
+      <w:proofErr w:type="spellStart"/>
+      <w:r>
+        <w:rPr>
+          <w:rFonts w:ascii="Times New Roman" w:hAnsi="Times New Roman" w:cs="Times New Roman"/>
+          <w:lang w:val="en-GB"/>
+        </w:rPr>
+        <w:t>vinci’s</w:t>
+      </w:r>
+      <w:proofErr w:type="spellEnd"/>
+      <w:r>
+        <w:rPr>
+          <w:rFonts w:ascii="Times New Roman" w:hAnsi="Times New Roman" w:cs="Times New Roman"/>
+          <w:lang w:val="en-GB"/>
+        </w:rPr>
+        <w:t xml:space="preserve"> Vitruvian man in blue, with a similar grid overlay on the image.</w:t>
+      </w:r>
+    </w:p>
+    <w:p>
+      <w:pPr>
+        <w:pStyle w:val="Heading4"/>
+        <w:jc w:val="both"/>
+        <w:rPr>
+          <w:rFonts w:ascii="Times New Roman" w:hAnsi="Times New Roman" w:cs="Times New Roman"/>
+          <w:i w:val="0"/>
+          <w:iCs w:val="0"/>
+          <w:lang w:val="en-GB"/>
+        </w:rPr>
+      </w:pPr>
+      <w:r>
+        <w:rPr>
+          <w:rFonts w:ascii="Times New Roman" w:hAnsi="Times New Roman" w:cs="Times New Roman"/>
+          <w:i w:val="0"/>
+          <w:iCs w:val="0"/>
+          <w:lang w:val="en-GB"/>
+        </w:rPr>
+        <w:t>00016257.png</w:t>
+      </w:r>
+    </w:p>
+    <w:p>
+      <w:pPr>
+        <w:rPr>
+          <w:rFonts w:ascii="Times New Roman" w:hAnsi="Times New Roman" w:cs="Times New Roman"/>
+          <w:lang w:val="en-GB"/>
+        </w:rPr>
+      </w:pPr>
+      <w:r>
+        <w:rPr>
+          <w:rFonts w:ascii="Times New Roman" w:hAnsi="Times New Roman" w:cs="Times New Roman"/>
+          <w:lang w:val="en-GB"/>
+        </w:rPr>
+        <w:t xml:space="preserve">This image appears to be of a woman which artistic Reds, blues and whites colouring her and the background, with a similar grid pattern overlaying the image. </w:t>
+      </w:r>
+    </w:p>
+    <w:p>
+      <w:pPr>
+        <w:pStyle w:val="Heading4"/>
+        <w:jc w:val="both"/>
+        <w:rPr>
+          <w:rFonts w:ascii="Times New Roman" w:hAnsi="Times New Roman" w:cs="Times New Roman"/>
+          <w:i w:val="0"/>
+          <w:iCs w:val="0"/>
+          <w:lang w:val="en-GB"/>
+        </w:rPr>
+      </w:pPr>
+      <w:r>
+        <w:rPr>
+          <w:rFonts w:ascii="Times New Roman" w:hAnsi="Times New Roman" w:cs="Times New Roman"/>
+          <w:i w:val="0"/>
+          <w:iCs w:val="0"/>
+          <w:lang w:val="en-GB"/>
+        </w:rPr>
+        <w:t>00016287.png</w:t>
+      </w:r>
+    </w:p>
+    <w:p>
+      <w:pPr>
+        <w:rPr>
+          <w:rFonts w:ascii="Times New Roman" w:hAnsi="Times New Roman" w:cs="Times New Roman"/>
+          <w:lang w:val="en-GB"/>
+        </w:rPr>
+      </w:pPr>
+      <w:r>
+        <w:rPr>
+          <w:rFonts w:ascii="Times New Roman" w:hAnsi="Times New Roman" w:cs="Times New Roman"/>
+          <w:lang w:val="en-GB"/>
+        </w:rPr>
+        <w:t xml:space="preserve">This image appears to be an assortment of coloured squares all of a similar size inside a grid. </w:t>
+      </w:r>
+    </w:p>
+    <w:p>
+      <w:pPr>
+        <w:pStyle w:val="Heading4"/>
+        <w:jc w:val="both"/>
+        <w:rPr>
+          <w:rFonts w:ascii="Times New Roman" w:hAnsi="Times New Roman" w:cs="Times New Roman"/>
+          <w:i w:val="0"/>
+          <w:iCs w:val="0"/>
+          <w:lang w:val="en-GB"/>
+        </w:rPr>
+      </w:pPr>
+      <w:r>
+        <w:rPr>
+          <w:rFonts w:ascii="Times New Roman" w:hAnsi="Times New Roman" w:cs="Times New Roman"/>
+          <w:i w:val="0"/>
+          <w:iCs w:val="0"/>
+          <w:lang w:val="en-GB"/>
+        </w:rPr>
+        <w:t>00016289.png</w:t>
+      </w:r>
+    </w:p>
+    <w:p>
+      <w:pPr>
+        <w:rPr>
+          <w:rFonts w:ascii="Times New Roman" w:hAnsi="Times New Roman" w:cs="Times New Roman"/>
+          <w:lang w:val="en-GB"/>
+        </w:rPr>
+      </w:pPr>
+      <w:r>
+        <w:rPr>
+          <w:rFonts w:ascii="Times New Roman" w:hAnsi="Times New Roman" w:cs="Times New Roman"/>
+          <w:lang w:val="en-GB"/>
+        </w:rPr>
+        <w:t>This image is a tiny image of some form of game objects.</w:t>
+      </w:r>
+    </w:p>
+    <w:p>
+      <w:pPr>
+        <w:pStyle w:val="Heading4"/>
+        <w:jc w:val="both"/>
+        <w:rPr>
+          <w:rFonts w:ascii="Times New Roman" w:hAnsi="Times New Roman" w:cs="Times New Roman"/>
+          <w:i w:val="0"/>
+          <w:iCs w:val="0"/>
+          <w:lang w:val="en-GB"/>
+        </w:rPr>
+      </w:pPr>
+      <w:r>
+        <w:rPr>
+          <w:rFonts w:ascii="Times New Roman" w:hAnsi="Times New Roman" w:cs="Times New Roman"/>
+          <w:i w:val="0"/>
+          <w:iCs w:val="0"/>
+          <w:lang w:val="en-GB"/>
+        </w:rPr>
+        <w:t>00016291.png</w:t>
+      </w:r>
+    </w:p>
+    <w:p>
+      <w:pPr>
+        <w:rPr>
+          <w:rFonts w:ascii="Times New Roman" w:hAnsi="Times New Roman" w:cs="Times New Roman"/>
+        </w:rPr>
+      </w:pPr>
+      <w:r>
+        <w:rPr>
+          <w:rFonts w:ascii="Times New Roman" w:hAnsi="Times New Roman" w:cs="Times New Roman"/>
+          <w:lang w:val="en-GB"/>
+        </w:rPr>
+        <w:t xml:space="preserve">This image appears to be </w:t>
+      </w:r>
+      <w:r>
+        <w:rPr>
+          <w:rFonts w:ascii="Times New Roman" w:hAnsi="Times New Roman" w:cs="Times New Roman"/>
+          <w:lang w:val="en-GB"/>
+        </w:rPr>
+        <w:t>some</w:t>
+      </w:r>
+      <w:r>
+        <w:rPr>
+          <w:rFonts w:ascii="Times New Roman" w:hAnsi="Times New Roman" w:cs="Times New Roman"/>
+          <w:lang w:val="en-GB"/>
+        </w:rPr>
+        <w:t xml:space="preserve"> form of game overlay with </w:t>
+      </w:r>
+      <w:r>
+        <w:rPr>
+          <w:rFonts w:ascii="Times New Roman" w:hAnsi="Times New Roman" w:cs="Times New Roman"/>
+          <w:lang w:val="en-GB"/>
+        </w:rPr>
+        <w:t>some</w:t>
+      </w:r>
+      <w:r>
+        <w:rPr>
+          <w:rFonts w:ascii="Times New Roman" w:hAnsi="Times New Roman" w:cs="Times New Roman"/>
+          <w:lang w:val="en-GB"/>
+        </w:rPr>
+        <w:t xml:space="preserve"> numbers appearing as well as the words “</w:t>
+      </w:r>
+      <w:proofErr w:type="spellStart"/>
+      <w:r>
+        <w:rPr>
+          <w:rFonts w:ascii="Times New Roman" w:hAnsi="Times New Roman" w:cs="Times New Roman"/>
+          <w:lang w:val="en-GB"/>
+        </w:rPr>
+        <w:t>nivel</w:t>
+      </w:r>
+      <w:proofErr w:type="spellEnd"/>
+      <w:r>
+        <w:rPr>
+          <w:rFonts w:ascii="Times New Roman" w:hAnsi="Times New Roman" w:cs="Times New Roman"/>
+          <w:lang w:val="en-GB"/>
+        </w:rPr>
+        <w:t xml:space="preserve">, record, puntos, </w:t>
+      </w:r>
+      <w:proofErr w:type="spellStart"/>
+      <w:r>
+        <w:rPr>
+          <w:rFonts w:ascii="Times New Roman" w:hAnsi="Times New Roman" w:cs="Times New Roman"/>
+          <w:lang w:val="en-GB"/>
+        </w:rPr>
+        <w:t>tiempo</w:t>
+      </w:r>
+      <w:proofErr w:type="spellEnd"/>
+      <w:r>
+        <w:rPr>
+          <w:rFonts w:ascii="Times New Roman" w:hAnsi="Times New Roman" w:cs="Times New Roman"/>
+          <w:lang w:val="en-GB"/>
+        </w:rPr>
+        <w:t>” which translates to “</w:t>
+      </w:r>
+      <w:r>
+        <w:rPr>
+          <w:rFonts w:ascii="Times New Roman" w:hAnsi="Times New Roman" w:cs="Times New Roman"/>
+          <w:lang w:val="en"/>
+        </w:rPr>
+        <w:t xml:space="preserve">record, level, points, time.” Which also </w:t>
+      </w:r>
+      <w:r>
+        <w:rPr>
+          <w:rFonts w:ascii="Times New Roman" w:hAnsi="Times New Roman" w:cs="Times New Roman"/>
+          <w:lang w:val="en"/>
+        </w:rPr>
+        <w:t>indicates</w:t>
+      </w:r>
+      <w:r>
+        <w:rPr>
+          <w:rFonts w:ascii="Times New Roman" w:hAnsi="Times New Roman" w:cs="Times New Roman"/>
+          <w:lang w:val="en"/>
+        </w:rPr>
+        <w:t xml:space="preserve"> that this is related to a game.</w:t>
+      </w:r>
+    </w:p>
+    <w:p>
+      <w:pPr>
+        <w:rPr>
+          <w:rFonts w:ascii="Times New Roman" w:hAnsi="Times New Roman" w:cs="Times New Roman"/>
+          <w:lang w:val="en-GB"/>
+        </w:rPr>
+      </w:pPr>
+    </w:p>
+    <w:p>
+      <w:pPr>
+        <w:pStyle w:val="Heading4"/>
+        <w:jc w:val="both"/>
+        <w:rPr>
+          <w:rFonts w:ascii="Times New Roman" w:hAnsi="Times New Roman" w:cs="Times New Roman"/>
+          <w:i w:val="0"/>
+          <w:iCs w:val="0"/>
+          <w:lang w:val="en-GB"/>
+        </w:rPr>
+      </w:pPr>
+      <w:r>
+        <w:rPr>
+          <w:rFonts w:ascii="Times New Roman" w:hAnsi="Times New Roman" w:cs="Times New Roman"/>
+          <w:i w:val="0"/>
+          <w:iCs w:val="0"/>
+          <w:lang w:val="en-GB"/>
+        </w:rPr>
+        <w:t>00016297.png</w:t>
+      </w:r>
+    </w:p>
+    <w:p>
+      <w:pPr>
+        <w:rPr>
+          <w:rFonts w:ascii="Times New Roman" w:hAnsi="Times New Roman" w:cs="Times New Roman"/>
+          <w:lang w:val="en-GB"/>
+        </w:rPr>
+      </w:pPr>
+      <w:r>
+        <w:rPr>
+          <w:rFonts w:ascii="Times New Roman" w:hAnsi="Times New Roman" w:cs="Times New Roman"/>
+          <w:lang w:val="en-GB"/>
+        </w:rPr>
+        <w:t xml:space="preserve">This image also appears to be of game assets. </w:t>
+      </w:r>
+    </w:p>
+    <w:p>
+      <w:pPr>
+        <w:pStyle w:val="Heading4"/>
+        <w:jc w:val="both"/>
+        <w:rPr>
+          <w:rFonts w:ascii="Times New Roman" w:hAnsi="Times New Roman" w:cs="Times New Roman"/>
+          <w:i w:val="0"/>
+          <w:iCs w:val="0"/>
+          <w:lang w:val="en-GB"/>
+        </w:rPr>
+      </w:pPr>
+      <w:r>
+        <w:rPr>
+          <w:rFonts w:ascii="Times New Roman" w:hAnsi="Times New Roman" w:cs="Times New Roman"/>
+          <w:i w:val="0"/>
+          <w:iCs w:val="0"/>
+          <w:lang w:val="en-GB"/>
+        </w:rPr>
+        <w:t>00016299.png</w:t>
+      </w:r>
+    </w:p>
+    <w:p>
+      <w:pPr>
+        <w:rPr>
+          <w:rFonts w:ascii="Times New Roman" w:hAnsi="Times New Roman" w:cs="Times New Roman"/>
+        </w:rPr>
+      </w:pPr>
+      <w:r>
+        <w:rPr>
+          <w:rFonts w:ascii="Times New Roman" w:hAnsi="Times New Roman" w:cs="Times New Roman"/>
+          <w:lang w:val="en-GB"/>
+        </w:rPr>
+        <w:t>This also appears to be game assets. Includes the words “</w:t>
+      </w:r>
+      <w:proofErr w:type="spellStart"/>
+      <w:r>
+        <w:rPr>
+          <w:rFonts w:ascii="Times New Roman" w:hAnsi="Times New Roman" w:cs="Times New Roman"/>
+          <w:lang w:val="en-GB"/>
+        </w:rPr>
+        <w:t>fase</w:t>
+      </w:r>
+      <w:proofErr w:type="spellEnd"/>
+      <w:r>
+        <w:rPr>
+          <w:rFonts w:ascii="Times New Roman" w:hAnsi="Times New Roman" w:cs="Times New Roman"/>
+          <w:lang w:val="en-GB"/>
+        </w:rPr>
+        <w:t xml:space="preserve">, jefe” which translates to </w:t>
+      </w:r>
+      <w:r>
+        <w:rPr>
+          <w:rFonts w:ascii="Times New Roman" w:hAnsi="Times New Roman" w:cs="Times New Roman"/>
+          <w:lang w:val="en"/>
+        </w:rPr>
+        <w:t>“boss phase”.</w:t>
+      </w:r>
+    </w:p>
+    <w:p>
+      <w:pPr>
+        <w:pStyle w:val="Heading4"/>
+        <w:jc w:val="both"/>
+        <w:rPr>
+          <w:rFonts w:ascii="Times New Roman" w:hAnsi="Times New Roman" w:cs="Times New Roman"/>
+          <w:i w:val="0"/>
+          <w:iCs w:val="0"/>
+          <w:lang w:val="en-GB"/>
+        </w:rPr>
+      </w:pPr>
+      <w:r>
+        <w:rPr>
+          <w:rFonts w:ascii="Times New Roman" w:hAnsi="Times New Roman" w:cs="Times New Roman"/>
+          <w:i w:val="0"/>
+          <w:iCs w:val="0"/>
+          <w:lang w:val="en-GB"/>
+        </w:rPr>
+        <w:lastRenderedPageBreak/>
+        <w:t>00016302.png</w:t>
+      </w:r>
+    </w:p>
+    <w:p>
+      <w:pPr>
+        <w:rPr>
+          <w:rFonts w:ascii="Times New Roman" w:hAnsi="Times New Roman" w:cs="Times New Roman"/>
+          <w:lang w:val="en-GB"/>
+        </w:rPr>
+      </w:pPr>
+      <w:r>
+        <w:rPr>
+          <w:rFonts w:ascii="Times New Roman" w:hAnsi="Times New Roman" w:cs="Times New Roman"/>
+          <w:lang w:val="en-GB"/>
+        </w:rPr>
+        <w:t xml:space="preserve">This looks as if it is </w:t>
+      </w:r>
+      <w:proofErr w:type="spellStart"/>
+      <w:r>
+        <w:rPr>
+          <w:rFonts w:ascii="Times New Roman" w:hAnsi="Times New Roman" w:cs="Times New Roman"/>
+          <w:lang w:val="en-GB"/>
+        </w:rPr>
+        <w:t>somekind</w:t>
+      </w:r>
+      <w:proofErr w:type="spellEnd"/>
+      <w:r>
+        <w:rPr>
+          <w:rFonts w:ascii="Times New Roman" w:hAnsi="Times New Roman" w:cs="Times New Roman"/>
+          <w:lang w:val="en-GB"/>
+        </w:rPr>
+        <w:t xml:space="preserve"> of game cover as its an image of a what looks like a person with the cover title “LUMINES</w:t>
+      </w:r>
+      <w:r>
+        <w:rPr>
+          <w:rFonts w:ascii="Times New Roman" w:hAnsi="Times New Roman" w:cs="Times New Roman"/>
+          <w:vertAlign w:val="superscript"/>
+          <w:lang w:val="en-GB"/>
+        </w:rPr>
+        <w:t>TM</w:t>
+      </w:r>
+      <w:r>
+        <w:rPr>
+          <w:rFonts w:ascii="Times New Roman" w:hAnsi="Times New Roman" w:cs="Times New Roman"/>
+          <w:lang w:val="en-GB"/>
+        </w:rPr>
+        <w:t>” which indicates to me that it is as such.</w:t>
+      </w:r>
+    </w:p>
+    <w:p>
+      <w:pPr>
+        <w:pStyle w:val="Heading4"/>
+        <w:jc w:val="both"/>
+        <w:rPr>
+          <w:rFonts w:ascii="Times New Roman" w:hAnsi="Times New Roman" w:cs="Times New Roman"/>
+          <w:i w:val="0"/>
+          <w:iCs w:val="0"/>
+          <w:lang w:val="en-GB"/>
+        </w:rPr>
+      </w:pPr>
+      <w:r>
+        <w:rPr>
+          <w:rFonts w:ascii="Times New Roman" w:hAnsi="Times New Roman" w:cs="Times New Roman"/>
+          <w:i w:val="0"/>
+          <w:iCs w:val="0"/>
+          <w:lang w:val="en-GB"/>
+        </w:rPr>
+        <w:t>00016306.png</w:t>
+      </w:r>
+    </w:p>
+    <w:p>
+      <w:pPr>
+        <w:rPr>
+          <w:rFonts w:ascii="Times New Roman" w:hAnsi="Times New Roman" w:cs="Times New Roman"/>
+          <w:lang w:val="en-GB"/>
+        </w:rPr>
+      </w:pPr>
+      <w:r>
+        <w:rPr>
+          <w:rFonts w:ascii="Times New Roman" w:hAnsi="Times New Roman" w:cs="Times New Roman"/>
+          <w:lang w:val="en-GB"/>
+        </w:rPr>
+        <w:t>This appears to be more game assets.</w:t>
+      </w:r>
+    </w:p>
+    <w:p>
+      <w:pPr>
+        <w:pStyle w:val="Heading4"/>
+        <w:jc w:val="both"/>
+        <w:rPr>
+          <w:rFonts w:ascii="Times New Roman" w:hAnsi="Times New Roman" w:cs="Times New Roman"/>
+          <w:i w:val="0"/>
+          <w:iCs w:val="0"/>
+          <w:lang w:val="en-GB"/>
+        </w:rPr>
+      </w:pPr>
+      <w:r>
+        <w:rPr>
+          <w:rFonts w:ascii="Times New Roman" w:hAnsi="Times New Roman" w:cs="Times New Roman"/>
+          <w:i w:val="0"/>
+          <w:iCs w:val="0"/>
+          <w:lang w:val="en-GB"/>
+        </w:rPr>
+        <w:t>00016307.png</w:t>
+      </w:r>
+    </w:p>
+    <w:p>
+      <w:pPr>
+        <w:rPr>
+          <w:rFonts w:ascii="Times New Roman" w:hAnsi="Times New Roman" w:cs="Times New Roman"/>
+          <w:lang w:val="en-GB"/>
+        </w:rPr>
+      </w:pPr>
+      <w:r>
+        <w:rPr>
+          <w:rFonts w:ascii="Times New Roman" w:hAnsi="Times New Roman" w:cs="Times New Roman"/>
+          <w:lang w:val="en-GB"/>
+        </w:rPr>
+        <w:t>These also appear to be more game assets</w:t>
+      </w:r>
+    </w:p>
+    <w:p>
+      <w:pPr>
+        <w:pStyle w:val="Heading4"/>
+        <w:jc w:val="both"/>
+        <w:rPr>
+          <w:rFonts w:ascii="Times New Roman" w:hAnsi="Times New Roman" w:cs="Times New Roman"/>
+          <w:i w:val="0"/>
+          <w:iCs w:val="0"/>
+          <w:lang w:val="en-GB"/>
+        </w:rPr>
+      </w:pPr>
+      <w:r>
+        <w:rPr>
+          <w:rFonts w:ascii="Times New Roman" w:hAnsi="Times New Roman" w:cs="Times New Roman"/>
+          <w:i w:val="0"/>
+          <w:iCs w:val="0"/>
+          <w:lang w:val="en-GB"/>
+        </w:rPr>
+        <w:t>00016314.png</w:t>
+      </w:r>
+    </w:p>
+    <w:p>
+      <w:pPr>
+        <w:rPr>
+          <w:rFonts w:ascii="Times New Roman" w:hAnsi="Times New Roman" w:cs="Times New Roman"/>
+          <w:lang w:val="en-GB"/>
+        </w:rPr>
+      </w:pPr>
+      <w:r>
+        <w:rPr>
+          <w:rFonts w:ascii="Times New Roman" w:hAnsi="Times New Roman" w:cs="Times New Roman"/>
+          <w:lang w:val="en-GB"/>
+        </w:rPr>
+        <w:t xml:space="preserve">This image contains illegible black text. </w:t>
+      </w:r>
+    </w:p>
+    <w:p>
+      <w:pPr>
+        <w:pStyle w:val="Heading4"/>
+        <w:jc w:val="both"/>
+        <w:rPr>
+          <w:rFonts w:ascii="Times New Roman" w:hAnsi="Times New Roman" w:cs="Times New Roman"/>
+          <w:i w:val="0"/>
+          <w:iCs w:val="0"/>
+          <w:lang w:val="en-GB"/>
+        </w:rPr>
+      </w:pPr>
+      <w:r>
+        <w:rPr>
+          <w:rFonts w:ascii="Times New Roman" w:hAnsi="Times New Roman" w:cs="Times New Roman"/>
+          <w:i w:val="0"/>
+          <w:iCs w:val="0"/>
+          <w:lang w:val="en-GB"/>
+        </w:rPr>
+        <w:t>00016315.png</w:t>
+      </w:r>
+    </w:p>
+    <w:p>
+      <w:pPr>
+        <w:rPr>
+          <w:rFonts w:ascii="Times New Roman" w:hAnsi="Times New Roman" w:cs="Times New Roman"/>
+        </w:rPr>
+      </w:pPr>
+      <w:r>
+        <w:rPr>
+          <w:rFonts w:ascii="Times New Roman" w:hAnsi="Times New Roman" w:cs="Times New Roman"/>
+          <w:lang w:val="en-GB"/>
+        </w:rPr>
+        <w:t>These also appear to be more game assets, this time with the words “</w:t>
+      </w:r>
+      <w:proofErr w:type="spellStart"/>
+      <w:r>
+        <w:rPr>
+          <w:rFonts w:ascii="Times New Roman" w:hAnsi="Times New Roman" w:cs="Times New Roman"/>
+          <w:lang w:val="en-GB"/>
+        </w:rPr>
+        <w:t>ganaste</w:t>
+      </w:r>
+      <w:proofErr w:type="spellEnd"/>
+      <w:r>
+        <w:rPr>
+          <w:rFonts w:ascii="Times New Roman" w:hAnsi="Times New Roman" w:cs="Times New Roman"/>
+          <w:lang w:val="en-GB"/>
+        </w:rPr>
+        <w:t xml:space="preserve">! </w:t>
+      </w:r>
+      <w:proofErr w:type="spellStart"/>
+      <w:r>
+        <w:rPr>
+          <w:rFonts w:ascii="Times New Roman" w:hAnsi="Times New Roman" w:cs="Times New Roman"/>
+          <w:lang w:val="en-GB"/>
+        </w:rPr>
+        <w:t>Perdiste</w:t>
+      </w:r>
+      <w:proofErr w:type="spellEnd"/>
+      <w:r>
+        <w:rPr>
+          <w:rFonts w:ascii="Times New Roman" w:hAnsi="Times New Roman" w:cs="Times New Roman"/>
+          <w:lang w:val="en-GB"/>
+        </w:rPr>
+        <w:t xml:space="preserve">! </w:t>
+      </w:r>
+      <w:proofErr w:type="spellStart"/>
+      <w:r>
+        <w:rPr>
+          <w:rFonts w:ascii="Times New Roman" w:hAnsi="Times New Roman" w:cs="Times New Roman"/>
+          <w:lang w:val="en-GB"/>
+        </w:rPr>
+        <w:t>supernado</w:t>
+      </w:r>
+      <w:proofErr w:type="spellEnd"/>
+      <w:r>
+        <w:rPr>
+          <w:rFonts w:ascii="Times New Roman" w:hAnsi="Times New Roman" w:cs="Times New Roman"/>
+          <w:lang w:val="en-GB"/>
+        </w:rPr>
+        <w:t xml:space="preserve">, </w:t>
+      </w:r>
+      <w:proofErr w:type="spellStart"/>
+      <w:r>
+        <w:rPr>
+          <w:rFonts w:ascii="Times New Roman" w:hAnsi="Times New Roman" w:cs="Times New Roman"/>
+          <w:lang w:val="en-GB"/>
+        </w:rPr>
+        <w:t>retrantes</w:t>
+      </w:r>
+      <w:proofErr w:type="spellEnd"/>
+      <w:r>
+        <w:rPr>
+          <w:rFonts w:ascii="Times New Roman" w:hAnsi="Times New Roman" w:cs="Times New Roman"/>
+          <w:lang w:val="en-GB"/>
+        </w:rPr>
+        <w:t xml:space="preserve">, </w:t>
+      </w:r>
+      <w:proofErr w:type="spellStart"/>
+      <w:r>
+        <w:rPr>
+          <w:rFonts w:ascii="Times New Roman" w:hAnsi="Times New Roman" w:cs="Times New Roman"/>
+          <w:lang w:val="en-GB"/>
+        </w:rPr>
+        <w:t>nivel</w:t>
+      </w:r>
+      <w:proofErr w:type="spellEnd"/>
+      <w:r>
+        <w:rPr>
+          <w:rFonts w:ascii="Times New Roman" w:hAnsi="Times New Roman" w:cs="Times New Roman"/>
+          <w:lang w:val="en-GB"/>
+        </w:rPr>
+        <w:t xml:space="preserve">, objective, </w:t>
+      </w:r>
+      <w:proofErr w:type="spellStart"/>
+      <w:r>
+        <w:rPr>
+          <w:rFonts w:ascii="Times New Roman" w:hAnsi="Times New Roman" w:cs="Times New Roman"/>
+          <w:lang w:val="en-GB"/>
+        </w:rPr>
+        <w:t>bloqves</w:t>
+      </w:r>
+      <w:proofErr w:type="spellEnd"/>
+      <w:r>
+        <w:rPr>
+          <w:rFonts w:ascii="Times New Roman" w:hAnsi="Times New Roman" w:cs="Times New Roman"/>
+          <w:lang w:val="en-GB"/>
+        </w:rPr>
+        <w:t xml:space="preserve">” which translates to </w:t>
+      </w:r>
+      <w:r>
+        <w:rPr>
+          <w:rFonts w:ascii="Times New Roman" w:hAnsi="Times New Roman" w:cs="Times New Roman"/>
+          <w:lang w:val="en"/>
+        </w:rPr>
+        <w:t xml:space="preserve">“You won! You </w:t>
+      </w:r>
+      <w:r>
+        <w:rPr>
+          <w:rFonts w:ascii="Times New Roman" w:hAnsi="Times New Roman" w:cs="Times New Roman"/>
+          <w:lang w:val="en"/>
+        </w:rPr>
+        <w:t>lost!</w:t>
+      </w:r>
+      <w:r>
+        <w:rPr>
+          <w:rFonts w:ascii="Times New Roman" w:hAnsi="Times New Roman" w:cs="Times New Roman"/>
+          <w:lang w:val="en"/>
+        </w:rPr>
+        <w:t xml:space="preserve"> overcome, retreats, level, objective, blocks</w:t>
+      </w:r>
+      <w:r>
+        <w:rPr>
+          <w:rFonts w:ascii="Times New Roman" w:hAnsi="Times New Roman" w:cs="Times New Roman"/>
+        </w:rPr>
+        <w:t>”</w:t>
+      </w:r>
+    </w:p>
+    <w:p>
+      <w:pPr>
+        <w:pStyle w:val="Heading4"/>
+        <w:jc w:val="both"/>
+        <w:rPr>
+          <w:rFonts w:ascii="Times New Roman" w:hAnsi="Times New Roman" w:cs="Times New Roman"/>
+          <w:i w:val="0"/>
+          <w:iCs w:val="0"/>
+          <w:lang w:val="en-GB"/>
+        </w:rPr>
+      </w:pPr>
+      <w:r>
+        <w:rPr>
+          <w:rFonts w:ascii="Times New Roman" w:hAnsi="Times New Roman" w:cs="Times New Roman"/>
+          <w:i w:val="0"/>
+          <w:iCs w:val="0"/>
+          <w:lang w:val="en-GB"/>
+        </w:rPr>
+        <w:t>00016325.png</w:t>
+      </w:r>
+    </w:p>
+    <w:p>
+      <w:pPr>
+        <w:rPr>
+          <w:rFonts w:ascii="Times New Roman" w:hAnsi="Times New Roman" w:cs="Times New Roman"/>
+          <w:lang w:val="en-GB"/>
+        </w:rPr>
+      </w:pPr>
+      <w:r>
+        <w:rPr>
+          <w:rFonts w:ascii="Times New Roman" w:hAnsi="Times New Roman" w:cs="Times New Roman"/>
+          <w:lang w:val="en-GB"/>
+        </w:rPr>
+        <w:t>This image contains the Gameloft logo.</w:t>
+      </w:r>
+    </w:p>
+    <w:p>
+      <w:pPr>
+        <w:pStyle w:val="Heading4"/>
+        <w:jc w:val="both"/>
+        <w:rPr>
+          <w:rFonts w:ascii="Times New Roman" w:hAnsi="Times New Roman" w:cs="Times New Roman"/>
+          <w:i w:val="0"/>
+          <w:iCs w:val="0"/>
+          <w:lang w:val="en-GB"/>
+        </w:rPr>
+      </w:pPr>
+      <w:r>
+        <w:rPr>
+          <w:rFonts w:ascii="Times New Roman" w:hAnsi="Times New Roman" w:cs="Times New Roman"/>
+          <w:i w:val="0"/>
+          <w:iCs w:val="0"/>
+          <w:lang w:val="en-GB"/>
+        </w:rPr>
+        <w:t>00016328.png</w:t>
+      </w:r>
+    </w:p>
+    <w:p>
+      <w:pPr>
+        <w:rPr>
+          <w:rFonts w:ascii="Times New Roman" w:hAnsi="Times New Roman" w:cs="Times New Roman"/>
+          <w:lang w:val="en-GB"/>
+        </w:rPr>
+      </w:pPr>
+      <w:r>
+        <w:rPr>
+          <w:rFonts w:ascii="Times New Roman" w:hAnsi="Times New Roman" w:cs="Times New Roman"/>
+          <w:lang w:val="en-GB"/>
+        </w:rPr>
+        <w:t xml:space="preserve">This image contains the Gameloft </w:t>
+      </w:r>
+      <w:r>
+        <w:rPr>
+          <w:rFonts w:ascii="Times New Roman" w:hAnsi="Times New Roman" w:cs="Times New Roman"/>
+          <w:lang w:val="en-GB"/>
+        </w:rPr>
+        <w:t>Jukebox</w:t>
+      </w:r>
+      <w:r>
+        <w:rPr>
+          <w:rFonts w:ascii="Times New Roman" w:hAnsi="Times New Roman" w:cs="Times New Roman"/>
+          <w:lang w:val="en-GB"/>
+        </w:rPr>
+        <w:t xml:space="preserve"> logo.</w:t>
+      </w:r>
+    </w:p>
+    <w:p>
+      <w:pPr>
+        <w:pStyle w:val="Heading2"/>
+        <w:jc w:val="both"/>
+        <w:rPr>
+          <w:rFonts w:ascii="Times New Roman" w:hAnsi="Times New Roman" w:cs="Times New Roman"/>
+          <w:lang w:val="en-GB"/>
+        </w:rPr>
+      </w:pPr>
+      <w:bookmarkStart w:id="12" w:name="_Toc240828788"/>
+      <w:r>
+        <w:rPr>
+          <w:rFonts w:ascii="Times New Roman" w:hAnsi="Times New Roman" w:cs="Times New Roman"/>
+          <w:lang w:val="en-GB"/>
+        </w:rPr>
+        <w:t>PDF</w:t>
+      </w:r>
+      <w:bookmarkEnd w:id="12"/>
+    </w:p>
+    <w:p>
+      <w:pPr>
+        <w:jc w:val="both"/>
+        <w:rPr>
+          <w:rFonts w:ascii="Times New Roman" w:hAnsi="Times New Roman" w:cs="Times New Roman"/>
+          <w:lang w:val="en-GB"/>
+        </w:rPr>
+      </w:pPr>
+      <w:r>
+        <w:rPr>
+          <w:rFonts w:ascii="Times New Roman" w:hAnsi="Times New Roman" w:cs="Times New Roman"/>
+          <w:lang w:val="en-GB"/>
+        </w:rPr>
+        <w:t xml:space="preserve">This section includes the descriptions of the PDF file that was located using FOREMOST tool, this includes the file; </w:t>
+      </w:r>
+    </w:p>
+    <w:p>
+      <w:pPr>
+        <w:jc w:val="both"/>
+        <w:rPr>
+          <w:rFonts w:ascii="Times New Roman" w:hAnsi="Times New Roman" w:cs="Times New Roman"/>
           <w:i/>
           <w:iCs/>
           <w:lang w:val="en-GB"/>
         </w:rPr>
-        <w:t>00038747.gif,</w:t>
-      </w:r>
-      <w:r>
-        <w:rPr>
+      </w:pPr>
+      <w:r>
+        <w:rPr>
+          <w:rFonts w:ascii="Times New Roman" w:hAnsi="Times New Roman" w:cs="Times New Roman"/>
           <w:i/>
           <w:iCs/>
           <w:lang w:val="en-GB"/>
         </w:rPr>
-        <w:t xml:space="preserve"> </w:t>
-      </w:r>
-      <w:r>
-        <w:rPr>
-          <w:i/>
-          <w:iCs/>
-          <w:lang w:val="en-GB"/>
-        </w:rPr>
-        <w:t>00038751.gif</w:t>
-      </w:r>
-      <w:r>
-        <w:rPr>
-          <w:i/>
-          <w:iCs/>
-          <w:lang w:val="en-GB"/>
-        </w:rPr>
-        <w:t xml:space="preserve">, </w:t>
-      </w:r>
-      <w:r>
-        <w:rPr>
-          <w:i/>
-          <w:iCs/>
-          <w:lang w:val="en-GB"/>
-        </w:rPr>
-        <w:t>00038823.gif</w:t>
-      </w:r>
-      <w:r>
-        <w:rPr>
-          <w:i/>
-          <w:iCs/>
-          <w:lang w:val="en-GB"/>
-        </w:rPr>
-        <w:t xml:space="preserve">, </w:t>
-      </w:r>
-      <w:r>
-        <w:rPr>
-          <w:i/>
-          <w:iCs/>
-          <w:lang w:val="en-GB"/>
-        </w:rPr>
-        <w:t>00038824.gif</w:t>
-      </w:r>
-      <w:r>
-        <w:rPr>
-          <w:i/>
-          <w:iCs/>
-          <w:lang w:val="en-GB"/>
-        </w:rPr>
-        <w:t>.</w:t>
-      </w:r>
-      <w:r>
-        <w:rPr>
-          <w:i/>
-          <w:iCs/>
-          <w:lang w:val="en-GB"/>
-        </w:rPr>
-        <w:t xml:space="preserve"> </w:t>
+        <w:t>00009424.pdf.</w:t>
       </w:r>
     </w:p>
     <w:p>
       <w:pPr>
         <w:pStyle w:val="Heading3"/>
         <w:rPr>
-          <w:lang w:val="en-GB"/>
-        </w:rPr>
-      </w:pPr>
-      <w:bookmarkStart w:id="5" w:name="_Toc240828781"/>
-      <w:r>
-        <w:rPr>
+          <w:rFonts w:ascii="Times New Roman" w:hAnsi="Times New Roman" w:cs="Times New Roman"/>
+          <w:lang w:val="en-GB"/>
+        </w:rPr>
+      </w:pPr>
+      <w:bookmarkStart w:id="13" w:name="_Toc240828789"/>
+      <w:r>
+        <w:rPr>
+          <w:rFonts w:ascii="Times New Roman" w:hAnsi="Times New Roman" w:cs="Times New Roman"/>
           <w:lang w:val="en-GB"/>
         </w:rPr>
         <w:t>Image Descriptions</w:t>
       </w:r>
-      <w:bookmarkEnd w:id="5"/>
-    </w:p>
-    <w:p>
-      <w:pPr>
-        <w:pStyle w:val="Heading4"/>
-        <w:jc w:val="both"/>
-        <w:rPr>
-          <w:i w:val="0"/>
-          <w:iCs w:val="0"/>
-          <w:lang w:val="en-GB"/>
-        </w:rPr>
-      </w:pPr>
-      <w:r>
-        <w:rPr>
-          <w:i w:val="0"/>
-          <w:iCs w:val="0"/>
-          <w:lang w:val="en-GB"/>
-        </w:rPr>
-        <w:t>00038747.gif</w:t>
-      </w:r>
-    </w:p>
-    <w:p>
-      <w:pPr>
-        <w:rPr>
-          <w:lang w:val="en-GB"/>
-        </w:rPr>
-      </w:pPr>
-      <w:r>
-        <w:rPr>
-          <w:lang w:val="en-GB"/>
-        </w:rPr>
-        <w:t xml:space="preserve">This appears to be an image of a person reaching to the sky with the sun in the background. </w:t>
-      </w:r>
-    </w:p>
-    <w:p>
-      <w:pPr>
-        <w:pStyle w:val="Heading4"/>
-        <w:jc w:val="both"/>
-        <w:rPr>
-          <w:i w:val="0"/>
-          <w:iCs w:val="0"/>
-          <w:lang w:val="en-GB"/>
-        </w:rPr>
-      </w:pPr>
-      <w:r>
-        <w:rPr>
-          <w:i w:val="0"/>
-          <w:iCs w:val="0"/>
-          <w:lang w:val="en-GB"/>
-        </w:rPr>
-        <w:t>00038751.gif</w:t>
-      </w:r>
-    </w:p>
-    <w:p>
-      <w:pPr>
-        <w:rPr>
-          <w:lang w:val="en-GB"/>
-        </w:rPr>
-      </w:pPr>
-      <w:r>
-        <w:rPr>
-          <w:lang w:val="en-GB"/>
-        </w:rPr>
-        <w:t>The same as 00038747.gif.</w:t>
-      </w:r>
-    </w:p>
-    <w:p>
-      <w:pPr>
-        <w:pStyle w:val="Heading4"/>
-        <w:jc w:val="both"/>
-        <w:rPr>
-          <w:i w:val="0"/>
-          <w:iCs w:val="0"/>
-          <w:lang w:val="en-GB"/>
-        </w:rPr>
-      </w:pPr>
-      <w:r>
-        <w:rPr>
-          <w:i w:val="0"/>
-          <w:iCs w:val="0"/>
-          <w:lang w:val="en-GB"/>
-        </w:rPr>
-        <w:t>00038823.gif</w:t>
-      </w:r>
-    </w:p>
-    <w:p>
-      <w:pPr>
-        <w:rPr>
-          <w:lang w:val="en-GB"/>
-        </w:rPr>
-      </w:pPr>
-      <w:r>
-        <w:rPr>
-          <w:lang w:val="en-GB"/>
-        </w:rPr>
-        <w:t xml:space="preserve">This appears to be some formation of </w:t>
-      </w:r>
-      <w:r>
-        <w:rPr>
-          <w:lang w:val="en-GB"/>
-        </w:rPr>
-        <w:t>black, red</w:t>
-      </w:r>
-      <w:r>
-        <w:rPr>
-          <w:lang w:val="en-GB"/>
-        </w:rPr>
-        <w:t xml:space="preserve"> and grey </w:t>
-      </w:r>
-      <w:r>
-        <w:rPr>
-          <w:lang w:val="en-GB"/>
-        </w:rPr>
-        <w:t>lines.</w:t>
-      </w:r>
-    </w:p>
-    <w:p>
-      <w:pPr>
-        <w:pStyle w:val="Heading4"/>
-        <w:jc w:val="both"/>
-        <w:rPr>
-          <w:i w:val="0"/>
-          <w:iCs w:val="0"/>
-          <w:lang w:val="en-GB"/>
-        </w:rPr>
-      </w:pPr>
-      <w:r>
-        <w:rPr>
-          <w:i w:val="0"/>
-          <w:iCs w:val="0"/>
-          <w:lang w:val="en-GB"/>
-        </w:rPr>
-        <w:t>00038824.gif</w:t>
-      </w:r>
-    </w:p>
-    <w:p>
-      <w:pPr>
-        <w:rPr>
-          <w:lang w:val="en-GB"/>
-        </w:rPr>
-      </w:pPr>
-      <w:r>
-        <w:rPr>
-          <w:lang w:val="en-GB"/>
-        </w:rPr>
-        <w:t xml:space="preserve">The same as </w:t>
-      </w:r>
-      <w:r>
-        <w:rPr>
-          <w:lang w:val="en-GB"/>
-        </w:rPr>
-        <w:t>00038823.gif</w:t>
-      </w:r>
-      <w:r>
-        <w:rPr>
-          <w:lang w:val="en-GB"/>
-        </w:rPr>
-        <w:t>.</w:t>
-      </w:r>
-    </w:p>
-    <w:p>
-      <w:pPr>
-        <w:jc w:val="both"/>
-        <w:rPr>
-          <w:lang w:val="en-GB"/>
-        </w:rPr>
-      </w:pPr>
-    </w:p>
-    <w:p>
-      <w:pPr>
-        <w:pStyle w:val="Heading2"/>
-        <w:jc w:val="both"/>
-        <w:rPr>
-          <w:lang w:val="en-GB"/>
-        </w:rPr>
-      </w:pPr>
-      <w:bookmarkStart w:id="6" w:name="_Toc240828782"/>
-      <w:r>
-        <w:rPr>
-          <w:lang w:val="en-GB"/>
-        </w:rPr>
-        <w:t>OLE</w:t>
-      </w:r>
-      <w:bookmarkEnd w:id="6"/>
-    </w:p>
-    <w:p>
-      <w:pPr>
-        <w:jc w:val="both"/>
-        <w:rPr>
-          <w:lang w:val="en-GB"/>
-        </w:rPr>
-      </w:pPr>
-      <w:r>
-        <w:rPr>
-          <w:lang w:val="en-GB"/>
-        </w:rPr>
-        <w:t xml:space="preserve">This section includes the descriptions of </w:t>
-      </w:r>
-      <w:r>
-        <w:rPr>
-          <w:lang w:val="en-GB"/>
-        </w:rPr>
-        <w:t xml:space="preserve">all 5 </w:t>
-      </w:r>
-      <w:r>
-        <w:rPr>
-          <w:lang w:val="en-GB"/>
-        </w:rPr>
-        <w:t xml:space="preserve">OLE files that have been obtained through the use of FOREMOST tool, this includes the following files; </w:t>
-      </w:r>
-    </w:p>
-    <w:p>
-      <w:pPr>
-        <w:jc w:val="both"/>
-        <w:rPr>
-          <w:i/>
-          <w:iCs/>
-          <w:lang w:val="en-GB"/>
-        </w:rPr>
-      </w:pPr>
-      <w:r>
-        <w:rPr>
-          <w:i/>
-          <w:iCs/>
-          <w:lang w:val="en-GB"/>
-        </w:rPr>
-        <w:t>00003816.ole</w:t>
-      </w:r>
-      <w:r>
-        <w:rPr>
-          <w:i/>
-          <w:iCs/>
-          <w:lang w:val="en-GB"/>
-        </w:rPr>
-        <w:t xml:space="preserve">, </w:t>
-      </w:r>
-      <w:r>
-        <w:rPr>
-          <w:i/>
-          <w:iCs/>
-          <w:lang w:val="en-GB"/>
-        </w:rPr>
-        <w:t>00003856.ol</w:t>
-      </w:r>
-      <w:r>
-        <w:rPr>
-          <w:i/>
-          <w:iCs/>
-          <w:lang w:val="en-GB"/>
-        </w:rPr>
-        <w:t xml:space="preserve">e, </w:t>
-      </w:r>
-      <w:r>
-        <w:rPr>
-          <w:i/>
-          <w:iCs/>
-          <w:lang w:val="en-GB"/>
-        </w:rPr>
-        <w:t>00003896.ole</w:t>
-      </w:r>
-      <w:r>
-        <w:rPr>
-          <w:i/>
-          <w:iCs/>
-          <w:lang w:val="en-GB"/>
-        </w:rPr>
-        <w:t xml:space="preserve">, </w:t>
-      </w:r>
-      <w:r>
-        <w:rPr>
-          <w:i/>
-          <w:iCs/>
-          <w:lang w:val="en-GB"/>
-        </w:rPr>
-        <w:t>00003984.ol</w:t>
-      </w:r>
-      <w:r>
-        <w:rPr>
-          <w:i/>
-          <w:iCs/>
-          <w:lang w:val="en-GB"/>
-        </w:rPr>
-        <w:t xml:space="preserve">e, </w:t>
-      </w:r>
-      <w:r>
-        <w:rPr>
-          <w:i/>
-          <w:iCs/>
-          <w:lang w:val="en-GB"/>
-        </w:rPr>
-        <w:t>00004120.ole</w:t>
-      </w:r>
-      <w:r>
-        <w:rPr>
-          <w:i/>
-          <w:iCs/>
-          <w:lang w:val="en-GB"/>
-        </w:rPr>
-        <w:t>.</w:t>
-      </w:r>
-    </w:p>
-    <w:p>
-      <w:pPr>
-        <w:pStyle w:val="Heading3"/>
-        <w:rPr>
-          <w:lang w:val="en-GB"/>
-        </w:rPr>
-      </w:pPr>
-      <w:bookmarkStart w:id="7" w:name="_Toc240828783"/>
-      <w:r>
-        <w:rPr>
-          <w:lang w:val="en-GB"/>
-        </w:rPr>
-        <w:lastRenderedPageBreak/>
-        <w:t>File</w:t>
-      </w:r>
-      <w:r>
-        <w:rPr>
-          <w:lang w:val="en-GB"/>
-        </w:rPr>
-        <w:t xml:space="preserve"> Descriptions</w:t>
-      </w:r>
-      <w:bookmarkEnd w:id="7"/>
-    </w:p>
-    <w:p>
-      <w:pPr>
-        <w:pStyle w:val="Heading4"/>
-        <w:jc w:val="both"/>
-        <w:rPr>
-          <w:i w:val="0"/>
-          <w:iCs w:val="0"/>
-          <w:lang w:val="en-GB"/>
-        </w:rPr>
-      </w:pPr>
-      <w:r>
-        <w:rPr>
-          <w:i w:val="0"/>
-          <w:iCs w:val="0"/>
-          <w:lang w:val="en-GB"/>
-        </w:rPr>
-        <w:t>00003816.ole</w:t>
-      </w:r>
-    </w:p>
-    <w:p>
-      <w:pPr>
-        <w:rPr>
-          <w:lang w:val="en-GB"/>
-        </w:rPr>
-      </w:pPr>
-      <w:r>
-        <w:rPr>
-          <w:lang w:val="en-GB"/>
-        </w:rPr>
-        <w:t>This file contains text that describes “Hidden 1 – Where is the hidden message in this document?”</w:t>
-      </w:r>
-    </w:p>
-    <w:p>
-      <w:pPr>
-        <w:pStyle w:val="Heading4"/>
-        <w:jc w:val="both"/>
-        <w:rPr>
-          <w:i w:val="0"/>
-          <w:iCs w:val="0"/>
-          <w:lang w:val="en-GB"/>
-        </w:rPr>
-      </w:pPr>
-      <w:r>
-        <w:rPr>
-          <w:i w:val="0"/>
-          <w:iCs w:val="0"/>
-          <w:lang w:val="en-GB"/>
-        </w:rPr>
-        <w:t>00003856.ole</w:t>
-      </w:r>
-    </w:p>
-    <w:p>
-      <w:pPr>
-        <w:rPr>
-          <w:lang w:val="en-GB"/>
-        </w:rPr>
-      </w:pPr>
-      <w:r>
-        <w:rPr>
-          <w:lang w:val="en-GB"/>
-        </w:rPr>
-        <w:t xml:space="preserve">This file contains text that describes “Hidden </w:t>
-      </w:r>
-      <w:r>
-        <w:rPr>
-          <w:lang w:val="en-GB"/>
-        </w:rPr>
-        <w:t>2</w:t>
-      </w:r>
-      <w:r>
-        <w:rPr>
-          <w:lang w:val="en-GB"/>
-        </w:rPr>
-        <w:t xml:space="preserve"> – Where is the hidden message in this document?”</w:t>
-      </w:r>
-    </w:p>
-    <w:p>
-      <w:pPr>
-        <w:pStyle w:val="Heading4"/>
-        <w:jc w:val="both"/>
-        <w:rPr>
-          <w:i w:val="0"/>
-          <w:iCs w:val="0"/>
-          <w:lang w:val="en-GB"/>
-        </w:rPr>
-      </w:pPr>
-      <w:r>
-        <w:rPr>
-          <w:i w:val="0"/>
-          <w:iCs w:val="0"/>
-          <w:lang w:val="en-GB"/>
-        </w:rPr>
-        <w:t>00003896.ole</w:t>
-      </w:r>
-    </w:p>
-    <w:p>
-      <w:pPr>
-        <w:rPr>
-          <w:lang w:val="en-GB"/>
-        </w:rPr>
-      </w:pPr>
-      <w:r>
-        <w:rPr>
-          <w:lang w:val="en-GB"/>
-        </w:rPr>
-        <w:t xml:space="preserve">This file contains text that describes “Hidden </w:t>
-      </w:r>
-      <w:r>
-        <w:rPr>
-          <w:lang w:val="en-GB"/>
-        </w:rPr>
-        <w:t>3</w:t>
-      </w:r>
-      <w:r>
-        <w:rPr>
-          <w:lang w:val="en-GB"/>
-        </w:rPr>
-        <w:t xml:space="preserve"> – Where is the hidden message in this document?”</w:t>
-      </w:r>
-    </w:p>
-    <w:p>
-      <w:pPr>
-        <w:pStyle w:val="Heading4"/>
-        <w:jc w:val="both"/>
-        <w:rPr>
-          <w:i w:val="0"/>
-          <w:iCs w:val="0"/>
-          <w:lang w:val="en-GB"/>
-        </w:rPr>
-      </w:pPr>
-      <w:r>
-        <w:rPr>
-          <w:i w:val="0"/>
-          <w:iCs w:val="0"/>
-          <w:lang w:val="en-GB"/>
-        </w:rPr>
-        <w:t>00003984.ole</w:t>
-      </w:r>
-    </w:p>
-    <w:p>
-      <w:pPr>
-        <w:rPr>
-          <w:lang w:val="en-GB"/>
-        </w:rPr>
-      </w:pPr>
-      <w:r>
-        <w:rPr>
-          <w:lang w:val="en-GB"/>
-        </w:rPr>
-        <w:t>This file contains exam results for the classes Maths, English, French, Biology, Chemistry.</w:t>
-      </w:r>
-    </w:p>
-    <w:p>
-      <w:pPr>
-        <w:pStyle w:val="Heading4"/>
-        <w:jc w:val="both"/>
-        <w:rPr>
-          <w:i w:val="0"/>
-          <w:iCs w:val="0"/>
-          <w:lang w:val="en-GB"/>
-        </w:rPr>
-      </w:pPr>
-      <w:r>
-        <w:rPr>
-          <w:i w:val="0"/>
-          <w:iCs w:val="0"/>
-          <w:lang w:val="en-GB"/>
-        </w:rPr>
-        <w:t>00004120.ole</w:t>
-      </w:r>
-    </w:p>
-    <w:p>
-      <w:pPr>
-        <w:rPr>
-          <w:lang w:val="en-GB"/>
-        </w:rPr>
-      </w:pPr>
-      <w:r>
-        <w:rPr>
-          <w:lang w:val="en-GB"/>
-        </w:rPr>
-        <w:t>This file contains the same image of the Sydney opera house as earlier with the notation “</w:t>
-      </w:r>
-      <w:r>
-        <w:rPr>
-          <w:lang w:val="en-GB"/>
-        </w:rPr>
-        <w:t>Hidden 5 – Hey this is a great picture of what the Aussies had to do to the Sydney Opera House when they list to the English.”</w:t>
-      </w:r>
-    </w:p>
-    <w:p>
-      <w:pPr>
-        <w:pStyle w:val="Heading2"/>
-        <w:jc w:val="both"/>
-        <w:rPr>
-          <w:lang w:val="en-GB"/>
-        </w:rPr>
-      </w:pPr>
-      <w:bookmarkStart w:id="8" w:name="_Toc240828784"/>
-      <w:r>
-        <w:rPr>
-          <w:lang w:val="en-GB"/>
-        </w:rPr>
-        <w:t>ZIP</w:t>
-      </w:r>
-      <w:bookmarkEnd w:id="8"/>
-    </w:p>
-    <w:p>
-      <w:pPr>
-        <w:jc w:val="both"/>
-        <w:rPr>
-          <w:lang w:val="en-GB"/>
-        </w:rPr>
-      </w:pPr>
-      <w:r>
-        <w:rPr>
-          <w:lang w:val="en-GB"/>
-        </w:rPr>
-        <w:t xml:space="preserve">This section includes the descriptions of </w:t>
-      </w:r>
-      <w:r>
-        <w:rPr>
-          <w:lang w:val="en-GB"/>
-        </w:rPr>
-        <w:t>all 4</w:t>
-      </w:r>
-      <w:r>
-        <w:rPr>
-          <w:lang w:val="en-GB"/>
-        </w:rPr>
-        <w:t xml:space="preserve"> ZIP files that have been obtained through the use of FOREMOST tool, this includes the following files;</w:t>
-      </w:r>
-    </w:p>
-    <w:p>
-      <w:pPr>
-        <w:jc w:val="both"/>
-        <w:rPr>
-          <w:i/>
-          <w:iCs/>
-          <w:lang w:val="en-GB"/>
-        </w:rPr>
-      </w:pPr>
-      <w:r>
-        <w:rPr>
-          <w:i/>
-          <w:iCs/>
-          <w:lang w:val="en-GB"/>
-        </w:rPr>
-        <w:t>00015959.zip</w:t>
-      </w:r>
-      <w:r>
-        <w:rPr>
-          <w:i/>
-          <w:iCs/>
-          <w:lang w:val="en-GB"/>
-        </w:rPr>
-        <w:t xml:space="preserve">, </w:t>
-      </w:r>
-      <w:r>
-        <w:rPr>
-          <w:i/>
-          <w:iCs/>
-          <w:lang w:val="en-GB"/>
-        </w:rPr>
-        <w:t>00038541.zip</w:t>
-      </w:r>
-      <w:r>
-        <w:rPr>
-          <w:i/>
-          <w:iCs/>
-          <w:lang w:val="en-GB"/>
-        </w:rPr>
-        <w:t xml:space="preserve">, </w:t>
-      </w:r>
-      <w:r>
-        <w:rPr>
-          <w:i/>
-          <w:iCs/>
-          <w:lang w:val="en-GB"/>
-        </w:rPr>
-        <w:t>00038677.zip</w:t>
-      </w:r>
-      <w:r>
-        <w:rPr>
-          <w:i/>
-          <w:iCs/>
-          <w:lang w:val="en-GB"/>
-        </w:rPr>
-        <w:t xml:space="preserve">, </w:t>
-      </w:r>
-      <w:r>
-        <w:rPr>
-          <w:i/>
-          <w:iCs/>
-          <w:lang w:val="en-GB"/>
-        </w:rPr>
-        <w:t>00038765.zip</w:t>
-      </w:r>
-      <w:r>
-        <w:rPr>
-          <w:i/>
-          <w:iCs/>
-          <w:lang w:val="en-GB"/>
-        </w:rPr>
-        <w:t>.</w:t>
-      </w:r>
-    </w:p>
-    <w:p>
-      <w:pPr>
-        <w:pStyle w:val="Heading3"/>
-        <w:rPr>
-          <w:lang w:val="en-GB"/>
-        </w:rPr>
-      </w:pPr>
-      <w:bookmarkStart w:id="9" w:name="_Toc240828785"/>
-      <w:r>
-        <w:rPr>
-          <w:lang w:val="en-GB"/>
-        </w:rPr>
-        <w:t>Image Descriptions</w:t>
-      </w:r>
-      <w:bookmarkEnd w:id="9"/>
-    </w:p>
-    <w:p>
-      <w:pPr>
-        <w:pStyle w:val="Heading4"/>
-        <w:jc w:val="both"/>
-        <w:rPr>
-          <w:i w:val="0"/>
-          <w:iCs w:val="0"/>
-          <w:lang w:val="en-GB"/>
-        </w:rPr>
-      </w:pPr>
-      <w:r>
-        <w:rPr>
-          <w:i w:val="0"/>
-          <w:iCs w:val="0"/>
-          <w:lang w:val="en-GB"/>
-        </w:rPr>
-        <w:t>00015959.zip</w:t>
-      </w:r>
-    </w:p>
-    <w:p>
-      <w:pPr>
-        <w:rPr>
-          <w:lang w:val="en-GB"/>
-        </w:rPr>
-      </w:pPr>
-      <w:r>
-        <w:rPr>
-          <w:lang w:val="en-GB"/>
-        </w:rPr>
-        <w:t>Zip folder would not open and throws an error when attempting to do so.</w:t>
-      </w:r>
-    </w:p>
-    <w:p>
-      <w:pPr>
-        <w:pStyle w:val="Heading4"/>
-        <w:jc w:val="both"/>
-        <w:rPr>
-          <w:i w:val="0"/>
-          <w:iCs w:val="0"/>
-          <w:lang w:val="en-GB"/>
-        </w:rPr>
-      </w:pPr>
-      <w:r>
-        <w:rPr>
-          <w:i w:val="0"/>
-          <w:iCs w:val="0"/>
-          <w:lang w:val="en-GB"/>
-        </w:rPr>
-        <w:t>00038541.zip</w:t>
-      </w:r>
-    </w:p>
-    <w:p>
-      <w:pPr>
-        <w:rPr>
-          <w:lang w:val="en-GB"/>
-        </w:rPr>
-      </w:pPr>
-      <w:r>
-        <w:rPr>
-          <w:lang w:val="en-GB"/>
-        </w:rPr>
-        <w:t>Folder contains what seems to be images and icons for a webpage.</w:t>
-      </w:r>
-    </w:p>
-    <w:p>
-      <w:pPr>
-        <w:pStyle w:val="Heading4"/>
-        <w:jc w:val="both"/>
-        <w:rPr>
-          <w:i w:val="0"/>
-          <w:iCs w:val="0"/>
-          <w:lang w:val="en-GB"/>
-        </w:rPr>
-      </w:pPr>
-      <w:r>
-        <w:rPr>
-          <w:i w:val="0"/>
-          <w:iCs w:val="0"/>
-          <w:lang w:val="en-GB"/>
-        </w:rPr>
-        <w:t>00038677.zip</w:t>
-      </w:r>
-    </w:p>
-    <w:p>
-      <w:pPr>
-        <w:rPr>
-          <w:lang w:val="en-GB"/>
-        </w:rPr>
-      </w:pPr>
-      <w:r>
-        <w:rPr>
-          <w:lang w:val="en-GB"/>
-        </w:rPr>
-        <w:t>Folder contains what seems to be images and icons for a webpage</w:t>
-      </w:r>
-      <w:r>
-        <w:rPr>
-          <w:lang w:val="en-GB"/>
-        </w:rPr>
-        <w:t>.</w:t>
-      </w:r>
-    </w:p>
-    <w:p>
-      <w:pPr>
-        <w:pStyle w:val="Heading4"/>
-        <w:jc w:val="both"/>
-        <w:rPr>
-          <w:i w:val="0"/>
-          <w:iCs w:val="0"/>
-          <w:lang w:val="en-GB"/>
-        </w:rPr>
-      </w:pPr>
-      <w:r>
-        <w:rPr>
-          <w:i w:val="0"/>
-          <w:iCs w:val="0"/>
-          <w:lang w:val="en-GB"/>
-        </w:rPr>
-        <w:t>00038765.zip</w:t>
-      </w:r>
-    </w:p>
-    <w:p>
-      <w:pPr>
-        <w:rPr>
-          <w:lang w:val="en-GB"/>
-        </w:rPr>
-      </w:pPr>
-      <w:r>
-        <w:rPr>
-          <w:lang w:val="en-GB"/>
-        </w:rPr>
-        <w:t>Folder contains what seems to be images and icons for a webpage</w:t>
-      </w:r>
-      <w:r>
-        <w:rPr>
-          <w:lang w:val="en-GB"/>
-        </w:rPr>
-        <w:t>.</w:t>
-      </w:r>
-    </w:p>
-    <w:p>
-      <w:pPr>
-        <w:pStyle w:val="Heading2"/>
-        <w:jc w:val="both"/>
-        <w:rPr>
-          <w:lang w:val="en-GB"/>
-        </w:rPr>
-      </w:pPr>
-      <w:bookmarkStart w:id="10" w:name="_Toc240828786"/>
-      <w:r>
-        <w:rPr>
-          <w:lang w:val="en-GB"/>
-        </w:rPr>
-        <w:t>PNG</w:t>
-      </w:r>
-      <w:bookmarkEnd w:id="10"/>
-    </w:p>
-    <w:p>
-      <w:pPr>
-        <w:jc w:val="both"/>
-        <w:rPr>
-          <w:lang w:val="en-GB"/>
-        </w:rPr>
-      </w:pPr>
-      <w:r>
-        <w:rPr>
-          <w:lang w:val="en-GB"/>
-        </w:rPr>
-        <w:t xml:space="preserve">This section includes the descriptions of </w:t>
-      </w:r>
-      <w:r>
-        <w:rPr>
-          <w:lang w:val="en-GB"/>
-        </w:rPr>
-        <w:t>all 18</w:t>
-      </w:r>
-      <w:r>
-        <w:rPr>
-          <w:lang w:val="en-GB"/>
-        </w:rPr>
-        <w:t xml:space="preserve"> PNG files that have been obtained through the use of FOREMOST tool, this includes the following files;</w:t>
-      </w:r>
-    </w:p>
-    <w:p>
-      <w:pPr>
-        <w:jc w:val="both"/>
-        <w:rPr>
-          <w:i/>
-          <w:iCs/>
-          <w:lang w:val="en-GB"/>
-        </w:rPr>
-      </w:pPr>
-      <w:r>
-        <w:rPr>
-          <w:i/>
-          <w:iCs/>
-          <w:lang w:val="en-GB"/>
-        </w:rPr>
-        <w:lastRenderedPageBreak/>
-        <w:t>00004422.png</w:t>
-      </w:r>
-      <w:r>
-        <w:rPr>
-          <w:i/>
-          <w:iCs/>
-          <w:lang w:val="en-GB"/>
-        </w:rPr>
-        <w:t>,</w:t>
-      </w:r>
-      <w:r>
-        <w:rPr>
-          <w:i/>
-          <w:iCs/>
-          <w:lang w:val="en-GB"/>
-        </w:rPr>
-        <w:t xml:space="preserve"> 00016188.png</w:t>
-      </w:r>
-      <w:r>
-        <w:rPr>
-          <w:i/>
-          <w:iCs/>
-          <w:lang w:val="en-GB"/>
-        </w:rPr>
-        <w:t>,</w:t>
-      </w:r>
-      <w:r>
-        <w:rPr>
-          <w:i/>
-          <w:iCs/>
-          <w:lang w:val="en-GB"/>
-        </w:rPr>
-        <w:t xml:space="preserve"> 00016190.png</w:t>
-      </w:r>
-      <w:r>
-        <w:rPr>
-          <w:i/>
-          <w:iCs/>
-          <w:lang w:val="en-GB"/>
-        </w:rPr>
-        <w:t>,</w:t>
-      </w:r>
-      <w:r>
-        <w:rPr>
-          <w:i/>
-          <w:iCs/>
-          <w:lang w:val="en-GB"/>
-        </w:rPr>
-        <w:t xml:space="preserve"> 00016240.png</w:t>
-      </w:r>
-      <w:r>
-        <w:rPr>
-          <w:i/>
-          <w:iCs/>
-          <w:lang w:val="en-GB"/>
-        </w:rPr>
-        <w:t>,</w:t>
-      </w:r>
-      <w:r>
-        <w:rPr>
-          <w:i/>
-          <w:iCs/>
-          <w:lang w:val="en-GB"/>
-        </w:rPr>
-        <w:t xml:space="preserve"> 00016251.png</w:t>
-      </w:r>
-      <w:r>
-        <w:rPr>
-          <w:i/>
-          <w:iCs/>
-          <w:lang w:val="en-GB"/>
-        </w:rPr>
-        <w:t>,</w:t>
-      </w:r>
-      <w:r>
-        <w:rPr>
-          <w:i/>
-          <w:iCs/>
-          <w:lang w:val="en-GB"/>
-        </w:rPr>
-        <w:t xml:space="preserve"> 00016257.png</w:t>
-      </w:r>
-      <w:r>
-        <w:rPr>
-          <w:i/>
-          <w:iCs/>
-          <w:lang w:val="en-GB"/>
-        </w:rPr>
-        <w:t>,</w:t>
-      </w:r>
-      <w:r>
-        <w:rPr>
-          <w:i/>
-          <w:iCs/>
-          <w:lang w:val="en-GB"/>
-        </w:rPr>
-        <w:t xml:space="preserve"> 00016287.png</w:t>
-      </w:r>
-      <w:r>
-        <w:rPr>
-          <w:i/>
-          <w:iCs/>
-          <w:lang w:val="en-GB"/>
-        </w:rPr>
-        <w:t>,</w:t>
-      </w:r>
-      <w:r>
-        <w:rPr>
-          <w:i/>
-          <w:iCs/>
-          <w:lang w:val="en-GB"/>
-        </w:rPr>
-        <w:t xml:space="preserve"> 00016289.png</w:t>
-      </w:r>
-      <w:r>
-        <w:rPr>
-          <w:i/>
-          <w:iCs/>
-          <w:lang w:val="en-GB"/>
-        </w:rPr>
-        <w:t>,</w:t>
-      </w:r>
-      <w:r>
-        <w:rPr>
-          <w:i/>
-          <w:iCs/>
-          <w:lang w:val="en-GB"/>
-        </w:rPr>
-        <w:t xml:space="preserve"> 00016291.png</w:t>
-      </w:r>
-      <w:r>
-        <w:rPr>
-          <w:i/>
-          <w:iCs/>
-          <w:lang w:val="en-GB"/>
-        </w:rPr>
-        <w:t>,</w:t>
-      </w:r>
-      <w:r>
-        <w:rPr>
-          <w:i/>
-          <w:iCs/>
-          <w:lang w:val="en-GB"/>
-        </w:rPr>
-        <w:t xml:space="preserve"> 00016297.png</w:t>
-      </w:r>
-      <w:r>
-        <w:rPr>
-          <w:i/>
-          <w:iCs/>
-          <w:lang w:val="en-GB"/>
-        </w:rPr>
-        <w:t>,</w:t>
-      </w:r>
-      <w:r>
-        <w:rPr>
-          <w:i/>
-          <w:iCs/>
-          <w:lang w:val="en-GB"/>
-        </w:rPr>
-        <w:t xml:space="preserve"> 00016299.png</w:t>
-      </w:r>
-      <w:r>
-        <w:rPr>
-          <w:i/>
-          <w:iCs/>
-          <w:lang w:val="en-GB"/>
-        </w:rPr>
-        <w:t>,</w:t>
-      </w:r>
-      <w:r>
-        <w:rPr>
-          <w:i/>
-          <w:iCs/>
-          <w:lang w:val="en-GB"/>
-        </w:rPr>
-        <w:t xml:space="preserve"> 00016302.png</w:t>
-      </w:r>
-      <w:r>
-        <w:rPr>
-          <w:i/>
-          <w:iCs/>
-          <w:lang w:val="en-GB"/>
-        </w:rPr>
-        <w:t>,</w:t>
-      </w:r>
-      <w:r>
-        <w:rPr>
-          <w:i/>
-          <w:iCs/>
-          <w:lang w:val="en-GB"/>
-        </w:rPr>
-        <w:t xml:space="preserve"> 00016306.png</w:t>
-      </w:r>
-      <w:r>
-        <w:rPr>
-          <w:i/>
-          <w:iCs/>
-          <w:lang w:val="en-GB"/>
-        </w:rPr>
-        <w:t>,</w:t>
-      </w:r>
-      <w:r>
-        <w:rPr>
-          <w:i/>
-          <w:iCs/>
-          <w:lang w:val="en-GB"/>
-        </w:rPr>
-        <w:t xml:space="preserve"> 00016307.png</w:t>
-      </w:r>
-      <w:r>
-        <w:rPr>
-          <w:i/>
-          <w:iCs/>
-          <w:lang w:val="en-GB"/>
-        </w:rPr>
-        <w:t>,</w:t>
-      </w:r>
-      <w:r>
-        <w:rPr>
-          <w:i/>
-          <w:iCs/>
-          <w:lang w:val="en-GB"/>
-        </w:rPr>
-        <w:t xml:space="preserve"> 00016314.png</w:t>
-      </w:r>
-      <w:r>
-        <w:rPr>
-          <w:i/>
-          <w:iCs/>
-          <w:lang w:val="en-GB"/>
-        </w:rPr>
-        <w:t>,</w:t>
-      </w:r>
-      <w:r>
-        <w:rPr>
-          <w:i/>
-          <w:iCs/>
-          <w:lang w:val="en-GB"/>
-        </w:rPr>
-        <w:t xml:space="preserve"> 00016315.png</w:t>
-      </w:r>
-      <w:r>
-        <w:rPr>
-          <w:i/>
-          <w:iCs/>
-          <w:lang w:val="en-GB"/>
-        </w:rPr>
-        <w:t>,</w:t>
-      </w:r>
-      <w:r>
-        <w:rPr>
-          <w:i/>
-          <w:iCs/>
-          <w:lang w:val="en-GB"/>
-        </w:rPr>
-        <w:t xml:space="preserve"> </w:t>
-      </w:r>
-      <w:r>
-        <w:rPr>
-          <w:i/>
-          <w:iCs/>
-          <w:lang w:val="en-GB"/>
-        </w:rPr>
-        <w:t xml:space="preserve">     </w:t>
-      </w:r>
-      <w:r>
-        <w:rPr>
-          <w:i/>
-          <w:iCs/>
-          <w:lang w:val="en-GB"/>
-        </w:rPr>
-        <w:t>00016325.png</w:t>
-      </w:r>
-      <w:r>
-        <w:rPr>
-          <w:i/>
-          <w:iCs/>
-          <w:lang w:val="en-GB"/>
-        </w:rPr>
-        <w:t>,</w:t>
-      </w:r>
-      <w:r>
-        <w:rPr>
-          <w:i/>
-          <w:iCs/>
-          <w:lang w:val="en-GB"/>
-        </w:rPr>
-        <w:t xml:space="preserve"> </w:t>
-      </w:r>
-      <w:r>
-        <w:rPr>
-          <w:i/>
-          <w:iCs/>
-          <w:lang w:val="en-GB"/>
-        </w:rPr>
-        <w:t xml:space="preserve">      </w:t>
-      </w:r>
-      <w:r>
-        <w:rPr>
-          <w:i/>
-          <w:iCs/>
-          <w:lang w:val="en-GB"/>
-        </w:rPr>
-        <w:t>00016328.png</w:t>
-      </w:r>
-      <w:r>
-        <w:rPr>
-          <w:i/>
-          <w:iCs/>
-          <w:lang w:val="en-GB"/>
-        </w:rPr>
-        <w:t>.</w:t>
-      </w:r>
-    </w:p>
-    <w:p>
-      <w:pPr>
-        <w:pStyle w:val="Heading3"/>
-        <w:rPr>
-          <w:lang w:val="en-GB"/>
-        </w:rPr>
-      </w:pPr>
-      <w:bookmarkStart w:id="11" w:name="_Toc240828787"/>
-      <w:r>
-        <w:rPr>
-          <w:lang w:val="en-GB"/>
-        </w:rPr>
-        <w:t>Image Descriptions</w:t>
-      </w:r>
-      <w:bookmarkEnd w:id="11"/>
-    </w:p>
-    <w:p>
-      <w:pPr>
-        <w:pStyle w:val="Heading4"/>
-        <w:jc w:val="both"/>
-        <w:rPr>
-          <w:i w:val="0"/>
-          <w:iCs w:val="0"/>
-          <w:lang w:val="en-GB"/>
-        </w:rPr>
-      </w:pPr>
-      <w:r>
-        <w:rPr>
-          <w:i w:val="0"/>
-          <w:iCs w:val="0"/>
-          <w:lang w:val="en-GB"/>
-        </w:rPr>
-        <w:t>00004422.png</w:t>
-      </w:r>
-    </w:p>
-    <w:p>
-      <w:pPr>
-        <w:rPr>
-          <w:lang w:val="en-GB"/>
-        </w:rPr>
-      </w:pPr>
-      <w:r>
-        <w:rPr>
-          <w:lang w:val="en-GB"/>
-        </w:rPr>
-        <w:t>This image is a picture of a woman in a bikini who looks as if they are on the beach, this image is unrelated to any other images of women in bikinis.</w:t>
-      </w:r>
-    </w:p>
-    <w:p>
-      <w:pPr>
-        <w:pStyle w:val="Heading4"/>
-        <w:jc w:val="both"/>
-        <w:rPr>
-          <w:i w:val="0"/>
-          <w:iCs w:val="0"/>
-          <w:lang w:val="en-GB"/>
-        </w:rPr>
-      </w:pPr>
-      <w:r>
-        <w:rPr>
-          <w:i w:val="0"/>
-          <w:iCs w:val="0"/>
-          <w:lang w:val="en-GB"/>
-        </w:rPr>
-        <w:t>00016188.png</w:t>
-      </w:r>
-    </w:p>
-    <w:p>
-      <w:pPr>
-        <w:rPr>
-          <w:lang w:val="en-GB"/>
-        </w:rPr>
-      </w:pPr>
-      <w:r>
-        <w:rPr>
-          <w:lang w:val="en-GB"/>
-        </w:rPr>
-        <w:t>This is an image of a red dice with the number 5 listed on it. Red dice, white Dotted number indicators and a black background.</w:t>
-      </w:r>
-    </w:p>
-    <w:p>
-      <w:pPr>
-        <w:pStyle w:val="Heading4"/>
-        <w:jc w:val="both"/>
-        <w:rPr>
-          <w:i w:val="0"/>
-          <w:iCs w:val="0"/>
-          <w:lang w:val="en-GB"/>
-        </w:rPr>
-      </w:pPr>
-      <w:r>
-        <w:rPr>
-          <w:i w:val="0"/>
-          <w:iCs w:val="0"/>
-          <w:lang w:val="en-GB"/>
-        </w:rPr>
-        <w:t>00016190.png</w:t>
-      </w:r>
-    </w:p>
-    <w:p>
-      <w:r>
-        <w:rPr>
-          <w:lang w:val="en-GB"/>
-        </w:rPr>
-        <w:t xml:space="preserve">This is an image which has no background, </w:t>
-      </w:r>
-      <w:r>
-        <w:rPr>
-          <w:lang w:val="en-GB"/>
-        </w:rPr>
-        <w:t>however,</w:t>
-      </w:r>
-      <w:r>
-        <w:rPr>
-          <w:lang w:val="en-GB"/>
-        </w:rPr>
-        <w:t xml:space="preserve"> </w:t>
-      </w:r>
-      <w:r>
-        <w:rPr>
-          <w:lang w:val="en-GB"/>
-        </w:rPr>
-        <w:t>appears</w:t>
-      </w:r>
-      <w:r>
-        <w:rPr>
-          <w:lang w:val="en-GB"/>
-        </w:rPr>
-        <w:t xml:space="preserve"> to have</w:t>
-      </w:r>
-      <w:r>
-        <w:rPr>
-          <w:lang w:val="en-GB"/>
-        </w:rPr>
-        <w:t xml:space="preserve"> the words “</w:t>
-      </w:r>
-      <w:proofErr w:type="spellStart"/>
-      <w:r>
-        <w:rPr>
-          <w:lang w:val="en-GB"/>
-        </w:rPr>
-        <w:t>preueba</w:t>
-      </w:r>
-      <w:proofErr w:type="spellEnd"/>
-      <w:r>
-        <w:rPr>
-          <w:lang w:val="en-GB"/>
-        </w:rPr>
-        <w:t xml:space="preserve"> 4 </w:t>
-      </w:r>
-      <w:proofErr w:type="spellStart"/>
-      <w:r>
-        <w:rPr>
-          <w:lang w:val="en-GB"/>
-        </w:rPr>
-        <w:t>adictivas</w:t>
-      </w:r>
-      <w:proofErr w:type="spellEnd"/>
-      <w:r>
-        <w:rPr>
-          <w:lang w:val="en-GB"/>
-        </w:rPr>
-        <w:t xml:space="preserve"> demos </w:t>
-      </w:r>
-      <w:proofErr w:type="spellStart"/>
-      <w:r>
-        <w:rPr>
-          <w:lang w:val="en-GB"/>
-        </w:rPr>
-        <w:t>dejuegos</w:t>
-      </w:r>
-      <w:proofErr w:type="spellEnd"/>
-      <w:r>
-        <w:rPr>
-          <w:lang w:val="en-GB"/>
-        </w:rPr>
-        <w:t>” written</w:t>
-      </w:r>
-      <w:r>
-        <w:rPr>
-          <w:lang w:val="en-GB"/>
-        </w:rPr>
-        <w:t>, this translates to “</w:t>
-      </w:r>
-      <w:r>
-        <w:rPr>
-          <w:lang w:val="en"/>
-        </w:rPr>
-        <w:t>Try 4 addictive game demos</w:t>
-      </w:r>
-      <w:r>
-        <w:t>”.</w:t>
-      </w:r>
-    </w:p>
-    <w:p>
-      <w:pPr>
-        <w:pStyle w:val="Heading4"/>
-        <w:jc w:val="both"/>
-        <w:rPr>
-          <w:i w:val="0"/>
-          <w:iCs w:val="0"/>
-          <w:lang w:val="en-GB"/>
-        </w:rPr>
-      </w:pPr>
-      <w:r>
-        <w:rPr>
-          <w:i w:val="0"/>
-          <w:iCs w:val="0"/>
-          <w:lang w:val="en-GB"/>
-        </w:rPr>
-        <w:t>00016240.png</w:t>
-      </w:r>
-    </w:p>
-    <w:p>
-      <w:pPr>
-        <w:rPr>
-          <w:lang w:val="en-GB"/>
-        </w:rPr>
-      </w:pPr>
-      <w:r>
-        <w:rPr>
-          <w:lang w:val="en-GB"/>
-        </w:rPr>
-        <w:t xml:space="preserve">This appears to be an image of an 8bit art of </w:t>
-      </w:r>
-      <w:r>
-        <w:rPr>
-          <w:lang w:val="en-GB"/>
-        </w:rPr>
-        <w:t>the</w:t>
-      </w:r>
-      <w:r>
-        <w:rPr>
-          <w:lang w:val="en-GB"/>
-        </w:rPr>
-        <w:t xml:space="preserve"> underneath of </w:t>
-      </w:r>
-      <w:r>
-        <w:rPr>
-          <w:lang w:val="en-GB"/>
-        </w:rPr>
-        <w:t>an</w:t>
-      </w:r>
-      <w:r>
-        <w:rPr>
-          <w:lang w:val="en-GB"/>
-        </w:rPr>
-        <w:t xml:space="preserve"> overhead highway with a city in the horizon, with a grid overlay over the image.</w:t>
-      </w:r>
-    </w:p>
-    <w:p>
-      <w:pPr>
-        <w:pStyle w:val="Heading4"/>
-        <w:jc w:val="both"/>
-        <w:rPr>
-          <w:i w:val="0"/>
-          <w:iCs w:val="0"/>
-          <w:lang w:val="en-GB"/>
-        </w:rPr>
-      </w:pPr>
-      <w:r>
-        <w:rPr>
-          <w:i w:val="0"/>
-          <w:iCs w:val="0"/>
-          <w:lang w:val="en-GB"/>
-        </w:rPr>
-        <w:t>00016251.png</w:t>
-      </w:r>
-    </w:p>
-    <w:p>
-      <w:pPr>
-        <w:rPr>
-          <w:lang w:val="en-GB"/>
-        </w:rPr>
-      </w:pPr>
-      <w:r>
-        <w:rPr>
-          <w:lang w:val="en-GB"/>
-        </w:rPr>
-        <w:t xml:space="preserve">This appears to be an image of an interpretation of Leonardo da </w:t>
-      </w:r>
-      <w:proofErr w:type="spellStart"/>
-      <w:r>
-        <w:rPr>
-          <w:lang w:val="en-GB"/>
-        </w:rPr>
-        <w:t>vinci’s</w:t>
-      </w:r>
-      <w:proofErr w:type="spellEnd"/>
-      <w:r>
-        <w:rPr>
-          <w:lang w:val="en-GB"/>
-        </w:rPr>
-        <w:t xml:space="preserve"> Vitruvian man in blue, with a similar grid overlay on the image.</w:t>
-      </w:r>
-    </w:p>
-    <w:p>
-      <w:pPr>
-        <w:pStyle w:val="Heading4"/>
-        <w:jc w:val="both"/>
-        <w:rPr>
-          <w:i w:val="0"/>
-          <w:iCs w:val="0"/>
-          <w:lang w:val="en-GB"/>
-        </w:rPr>
-      </w:pPr>
-      <w:r>
-        <w:rPr>
-          <w:i w:val="0"/>
-          <w:iCs w:val="0"/>
-          <w:lang w:val="en-GB"/>
-        </w:rPr>
-        <w:t>00016257.png</w:t>
-      </w:r>
-    </w:p>
-    <w:p>
-      <w:pPr>
-        <w:rPr>
-          <w:lang w:val="en-GB"/>
-        </w:rPr>
-      </w:pPr>
-      <w:r>
-        <w:rPr>
-          <w:lang w:val="en-GB"/>
-        </w:rPr>
-        <w:t xml:space="preserve">This image appears to be of a woman which artistic Reds, blues and whites colouring her and the background, with a similar grid pattern overlaying the image. </w:t>
-      </w:r>
-    </w:p>
-    <w:p>
-      <w:pPr>
-        <w:pStyle w:val="Heading4"/>
-        <w:jc w:val="both"/>
-        <w:rPr>
-          <w:i w:val="0"/>
-          <w:iCs w:val="0"/>
-          <w:lang w:val="en-GB"/>
-        </w:rPr>
-      </w:pPr>
-      <w:r>
-        <w:rPr>
-          <w:i w:val="0"/>
-          <w:iCs w:val="0"/>
-          <w:lang w:val="en-GB"/>
-        </w:rPr>
-        <w:t>00016287.png</w:t>
-      </w:r>
-    </w:p>
-    <w:p>
-      <w:pPr>
-        <w:rPr>
-          <w:lang w:val="en-GB"/>
-        </w:rPr>
-      </w:pPr>
-      <w:r>
-        <w:rPr>
-          <w:lang w:val="en-GB"/>
-        </w:rPr>
-        <w:t xml:space="preserve">This image appears to be an assortment of coloured squares all of a similar size inside a grid. </w:t>
-      </w:r>
-    </w:p>
-    <w:p>
-      <w:pPr>
-        <w:pStyle w:val="Heading4"/>
-        <w:jc w:val="both"/>
-        <w:rPr>
-          <w:i w:val="0"/>
-          <w:iCs w:val="0"/>
-          <w:lang w:val="en-GB"/>
-        </w:rPr>
-      </w:pPr>
-      <w:r>
-        <w:rPr>
-          <w:i w:val="0"/>
-          <w:iCs w:val="0"/>
-          <w:lang w:val="en-GB"/>
-        </w:rPr>
-        <w:t>00016289.png</w:t>
-      </w:r>
-    </w:p>
-    <w:p>
-      <w:pPr>
-        <w:rPr>
-          <w:lang w:val="en-GB"/>
-        </w:rPr>
-      </w:pPr>
-      <w:r>
-        <w:rPr>
-          <w:lang w:val="en-GB"/>
-        </w:rPr>
-        <w:t>This image is a tiny image of some form of game objects.</w:t>
-      </w:r>
-    </w:p>
-    <w:p>
-      <w:pPr>
-        <w:pStyle w:val="Heading4"/>
-        <w:jc w:val="both"/>
-        <w:rPr>
-          <w:i w:val="0"/>
-          <w:iCs w:val="0"/>
-          <w:lang w:val="en-GB"/>
-        </w:rPr>
-      </w:pPr>
-      <w:r>
-        <w:rPr>
-          <w:i w:val="0"/>
-          <w:iCs w:val="0"/>
-          <w:lang w:val="en-GB"/>
-        </w:rPr>
-        <w:t>00016291.png</w:t>
-      </w:r>
-    </w:p>
-    <w:p>
-      <w:r>
-        <w:rPr>
-          <w:lang w:val="en-GB"/>
-        </w:rPr>
-        <w:t xml:space="preserve">This image appears to be </w:t>
-      </w:r>
-      <w:r>
-        <w:rPr>
-          <w:lang w:val="en-GB"/>
-        </w:rPr>
-        <w:t>some</w:t>
-      </w:r>
-      <w:r>
-        <w:rPr>
-          <w:lang w:val="en-GB"/>
-        </w:rPr>
-        <w:t xml:space="preserve"> form of game overlay with </w:t>
-      </w:r>
-      <w:r>
-        <w:rPr>
-          <w:lang w:val="en-GB"/>
-        </w:rPr>
-        <w:t>some</w:t>
-      </w:r>
-      <w:r>
-        <w:rPr>
-          <w:lang w:val="en-GB"/>
-        </w:rPr>
-        <w:t xml:space="preserve"> numbers appearing as well as the words “</w:t>
-      </w:r>
-      <w:proofErr w:type="spellStart"/>
-      <w:r>
-        <w:rPr>
-          <w:lang w:val="en-GB"/>
-        </w:rPr>
-        <w:t>nivel</w:t>
-      </w:r>
-      <w:proofErr w:type="spellEnd"/>
-      <w:r>
-        <w:rPr>
-          <w:lang w:val="en-GB"/>
-        </w:rPr>
-        <w:t xml:space="preserve">, record, puntos, </w:t>
-      </w:r>
-      <w:proofErr w:type="spellStart"/>
-      <w:r>
-        <w:rPr>
-          <w:lang w:val="en-GB"/>
-        </w:rPr>
-        <w:t>tiempo</w:t>
-      </w:r>
-      <w:proofErr w:type="spellEnd"/>
-      <w:r>
-        <w:rPr>
-          <w:lang w:val="en-GB"/>
-        </w:rPr>
-        <w:t>” which translates to “</w:t>
-      </w:r>
-      <w:r>
-        <w:rPr>
-          <w:lang w:val="en"/>
-        </w:rPr>
-        <w:t>record</w:t>
-      </w:r>
-      <w:r>
-        <w:rPr>
-          <w:lang w:val="en"/>
-        </w:rPr>
-        <w:t>,</w:t>
-      </w:r>
-      <w:r>
-        <w:rPr>
-          <w:lang w:val="en"/>
-        </w:rPr>
-        <w:t xml:space="preserve"> level, points, time</w:t>
-      </w:r>
-      <w:r>
-        <w:rPr>
-          <w:lang w:val="en"/>
-        </w:rPr>
-        <w:t xml:space="preserve">.” Which also </w:t>
-      </w:r>
-      <w:r>
-        <w:rPr>
-          <w:lang w:val="en"/>
-        </w:rPr>
-        <w:t>indicates</w:t>
-      </w:r>
-      <w:r>
-        <w:rPr>
-          <w:lang w:val="en"/>
-        </w:rPr>
-        <w:t xml:space="preserve"> that this is related to a game.</w:t>
-      </w:r>
-    </w:p>
-    <w:p>
-      <w:pPr>
-        <w:rPr>
-          <w:lang w:val="en-GB"/>
-        </w:rPr>
-      </w:pPr>
-    </w:p>
-    <w:p>
-      <w:pPr>
-        <w:pStyle w:val="Heading4"/>
-        <w:jc w:val="both"/>
-        <w:rPr>
-          <w:i w:val="0"/>
-          <w:iCs w:val="0"/>
-          <w:lang w:val="en-GB"/>
-        </w:rPr>
-      </w:pPr>
-      <w:r>
-        <w:rPr>
-          <w:i w:val="0"/>
-          <w:iCs w:val="0"/>
-          <w:lang w:val="en-GB"/>
-        </w:rPr>
-        <w:lastRenderedPageBreak/>
-        <w:t>00016297.png</w:t>
-      </w:r>
-    </w:p>
-    <w:p>
-      <w:pPr>
-        <w:rPr>
-          <w:lang w:val="en-GB"/>
-        </w:rPr>
-      </w:pPr>
-      <w:r>
-        <w:rPr>
-          <w:lang w:val="en-GB"/>
-        </w:rPr>
-        <w:t xml:space="preserve">This image also appears to be of game assets. </w:t>
-      </w:r>
-    </w:p>
-    <w:p>
-      <w:pPr>
-        <w:pStyle w:val="Heading4"/>
-        <w:jc w:val="both"/>
-        <w:rPr>
-          <w:i w:val="0"/>
-          <w:iCs w:val="0"/>
-          <w:lang w:val="en-GB"/>
-        </w:rPr>
-      </w:pPr>
-      <w:r>
-        <w:rPr>
-          <w:i w:val="0"/>
-          <w:iCs w:val="0"/>
-          <w:lang w:val="en-GB"/>
-        </w:rPr>
-        <w:t>00016299.png</w:t>
-      </w:r>
-    </w:p>
-    <w:p>
-      <w:r>
-        <w:rPr>
-          <w:lang w:val="en-GB"/>
-        </w:rPr>
-        <w:t>This also appears to be game assets. Includes the words “</w:t>
-      </w:r>
-      <w:proofErr w:type="spellStart"/>
-      <w:r>
-        <w:rPr>
-          <w:lang w:val="en-GB"/>
-        </w:rPr>
-        <w:t>fase</w:t>
-      </w:r>
-      <w:proofErr w:type="spellEnd"/>
-      <w:r>
-        <w:rPr>
-          <w:lang w:val="en-GB"/>
-        </w:rPr>
-        <w:t xml:space="preserve">, jefe” which translates to </w:t>
-      </w:r>
-      <w:r>
-        <w:rPr>
-          <w:lang w:val="en"/>
-        </w:rPr>
-        <w:t>“</w:t>
-      </w:r>
-      <w:r>
-        <w:rPr>
-          <w:lang w:val="en"/>
-        </w:rPr>
-        <w:t>boss phas</w:t>
-      </w:r>
-      <w:r>
-        <w:rPr>
-          <w:lang w:val="en"/>
-        </w:rPr>
-        <w:t>e”.</w:t>
-      </w:r>
-    </w:p>
-    <w:p>
-      <w:pPr>
-        <w:pStyle w:val="Heading4"/>
-        <w:jc w:val="both"/>
-        <w:rPr>
-          <w:i w:val="0"/>
-          <w:iCs w:val="0"/>
-          <w:lang w:val="en-GB"/>
-        </w:rPr>
-      </w:pPr>
-      <w:r>
-        <w:rPr>
-          <w:i w:val="0"/>
-          <w:iCs w:val="0"/>
-          <w:lang w:val="en-GB"/>
-        </w:rPr>
-        <w:t>00016302.png</w:t>
-      </w:r>
-    </w:p>
-    <w:p>
-      <w:pPr>
-        <w:rPr>
-          <w:lang w:val="en-GB"/>
-        </w:rPr>
-      </w:pPr>
-      <w:r>
-        <w:rPr>
-          <w:lang w:val="en-GB"/>
-        </w:rPr>
-        <w:t xml:space="preserve">This looks as if it is </w:t>
-      </w:r>
-      <w:proofErr w:type="spellStart"/>
-      <w:r>
-        <w:rPr>
-          <w:lang w:val="en-GB"/>
-        </w:rPr>
-        <w:t>somekind</w:t>
-      </w:r>
-      <w:proofErr w:type="spellEnd"/>
-      <w:r>
-        <w:rPr>
-          <w:lang w:val="en-GB"/>
-        </w:rPr>
-        <w:t xml:space="preserve"> of game cover as its an image of a what looks like a person with the cover title “LUMINES</w:t>
-      </w:r>
-      <w:r>
-        <w:rPr>
-          <w:vertAlign w:val="superscript"/>
-          <w:lang w:val="en-GB"/>
-        </w:rPr>
-        <w:t>TM</w:t>
-      </w:r>
-      <w:r>
-        <w:rPr>
-          <w:lang w:val="en-GB"/>
-        </w:rPr>
-        <w:t>” which indicates to me that it is as such.</w:t>
-      </w:r>
-    </w:p>
-    <w:p>
-      <w:pPr>
-        <w:pStyle w:val="Heading4"/>
-        <w:jc w:val="both"/>
-        <w:rPr>
-          <w:i w:val="0"/>
-          <w:iCs w:val="0"/>
-          <w:lang w:val="en-GB"/>
-        </w:rPr>
-      </w:pPr>
-      <w:r>
-        <w:rPr>
-          <w:i w:val="0"/>
-          <w:iCs w:val="0"/>
-          <w:lang w:val="en-GB"/>
-        </w:rPr>
-        <w:t>00016306.png</w:t>
-      </w:r>
-    </w:p>
-    <w:p>
-      <w:pPr>
-        <w:rPr>
-          <w:lang w:val="en-GB"/>
-        </w:rPr>
-      </w:pPr>
-      <w:r>
-        <w:rPr>
-          <w:lang w:val="en-GB"/>
-        </w:rPr>
-        <w:t>This appears to be more game assets.</w:t>
-      </w:r>
-    </w:p>
-    <w:p>
-      <w:pPr>
-        <w:pStyle w:val="Heading4"/>
-        <w:jc w:val="both"/>
-        <w:rPr>
-          <w:i w:val="0"/>
-          <w:iCs w:val="0"/>
-          <w:lang w:val="en-GB"/>
-        </w:rPr>
-      </w:pPr>
-      <w:r>
-        <w:rPr>
-          <w:i w:val="0"/>
-          <w:iCs w:val="0"/>
-          <w:lang w:val="en-GB"/>
-        </w:rPr>
-        <w:t>00016307.png</w:t>
-      </w:r>
-    </w:p>
-    <w:p>
-      <w:pPr>
-        <w:rPr>
-          <w:lang w:val="en-GB"/>
-        </w:rPr>
-      </w:pPr>
-      <w:r>
-        <w:rPr>
-          <w:lang w:val="en-GB"/>
-        </w:rPr>
-        <w:t>These also appear to be more game assets</w:t>
-      </w:r>
-    </w:p>
-    <w:p>
-      <w:pPr>
-        <w:pStyle w:val="Heading4"/>
-        <w:jc w:val="both"/>
-        <w:rPr>
-          <w:i w:val="0"/>
-          <w:iCs w:val="0"/>
-          <w:lang w:val="en-GB"/>
-        </w:rPr>
-      </w:pPr>
-      <w:r>
-        <w:rPr>
-          <w:i w:val="0"/>
-          <w:iCs w:val="0"/>
-          <w:lang w:val="en-GB"/>
-        </w:rPr>
-        <w:t>00016314.png</w:t>
-      </w:r>
-    </w:p>
-    <w:p>
-      <w:pPr>
-        <w:rPr>
-          <w:lang w:val="en-GB"/>
-        </w:rPr>
-      </w:pPr>
-      <w:r>
-        <w:rPr>
-          <w:lang w:val="en-GB"/>
-        </w:rPr>
-        <w:t xml:space="preserve">This image contains illegible black text. </w:t>
-      </w:r>
-    </w:p>
-    <w:p>
-      <w:pPr>
-        <w:pStyle w:val="Heading4"/>
-        <w:jc w:val="both"/>
-        <w:rPr>
-          <w:i w:val="0"/>
-          <w:iCs w:val="0"/>
-          <w:lang w:val="en-GB"/>
-        </w:rPr>
-      </w:pPr>
-      <w:r>
-        <w:rPr>
-          <w:i w:val="0"/>
-          <w:iCs w:val="0"/>
-          <w:lang w:val="en-GB"/>
-        </w:rPr>
-        <w:t>00016315.png</w:t>
-      </w:r>
-    </w:p>
-    <w:p>
-      <w:r>
-        <w:rPr>
-          <w:lang w:val="en-GB"/>
-        </w:rPr>
-        <w:t>These also appear to be more game assets, this time with the words “</w:t>
-      </w:r>
-      <w:proofErr w:type="spellStart"/>
-      <w:r>
-        <w:rPr>
-          <w:lang w:val="en-GB"/>
-        </w:rPr>
-        <w:t>ganaste</w:t>
-      </w:r>
-      <w:proofErr w:type="spellEnd"/>
-      <w:r>
-        <w:rPr>
-          <w:lang w:val="en-GB"/>
-        </w:rPr>
-        <w:t xml:space="preserve">! </w:t>
-      </w:r>
-      <w:proofErr w:type="spellStart"/>
-      <w:r>
-        <w:rPr>
-          <w:lang w:val="en-GB"/>
-        </w:rPr>
-        <w:t>Perdiste</w:t>
-      </w:r>
-      <w:proofErr w:type="spellEnd"/>
-      <w:r>
-        <w:rPr>
-          <w:lang w:val="en-GB"/>
-        </w:rPr>
-        <w:t xml:space="preserve">! </w:t>
-      </w:r>
-      <w:proofErr w:type="spellStart"/>
-      <w:r>
-        <w:rPr>
-          <w:lang w:val="en-GB"/>
-        </w:rPr>
-        <w:t>supernado</w:t>
-      </w:r>
-      <w:proofErr w:type="spellEnd"/>
-      <w:r>
-        <w:rPr>
-          <w:lang w:val="en-GB"/>
-        </w:rPr>
-        <w:t xml:space="preserve">, </w:t>
-      </w:r>
-      <w:proofErr w:type="spellStart"/>
-      <w:r>
-        <w:rPr>
-          <w:lang w:val="en-GB"/>
-        </w:rPr>
-        <w:t>retrantes</w:t>
-      </w:r>
-      <w:proofErr w:type="spellEnd"/>
-      <w:r>
-        <w:rPr>
-          <w:lang w:val="en-GB"/>
-        </w:rPr>
-        <w:t xml:space="preserve">, </w:t>
-      </w:r>
-      <w:proofErr w:type="spellStart"/>
-      <w:r>
-        <w:rPr>
-          <w:lang w:val="en-GB"/>
-        </w:rPr>
-        <w:t>nivel</w:t>
-      </w:r>
-      <w:proofErr w:type="spellEnd"/>
-      <w:r>
-        <w:rPr>
-          <w:lang w:val="en-GB"/>
-        </w:rPr>
-        <w:t xml:space="preserve">, objective, </w:t>
-      </w:r>
-      <w:proofErr w:type="spellStart"/>
-      <w:r>
-        <w:rPr>
-          <w:lang w:val="en-GB"/>
-        </w:rPr>
-        <w:t>bloqves</w:t>
-      </w:r>
-      <w:proofErr w:type="spellEnd"/>
-      <w:r>
-        <w:rPr>
-          <w:lang w:val="en-GB"/>
-        </w:rPr>
-        <w:t xml:space="preserve">” which translates to </w:t>
-      </w:r>
-      <w:r>
-        <w:rPr>
-          <w:lang w:val="en"/>
-        </w:rPr>
-        <w:t xml:space="preserve">“You won! You </w:t>
-      </w:r>
-      <w:r>
-        <w:rPr>
-          <w:lang w:val="en"/>
-        </w:rPr>
-        <w:t>lost!</w:t>
-      </w:r>
-      <w:r>
-        <w:rPr>
-          <w:lang w:val="en"/>
-        </w:rPr>
-        <w:t xml:space="preserve"> overcome, retreats, level, objective, blocks</w:t>
-      </w:r>
-      <w:r>
-        <w:t>”</w:t>
-      </w:r>
-    </w:p>
-    <w:p>
-      <w:pPr>
-        <w:pStyle w:val="Heading4"/>
-        <w:jc w:val="both"/>
-        <w:rPr>
-          <w:i w:val="0"/>
-          <w:iCs w:val="0"/>
-          <w:lang w:val="en-GB"/>
-        </w:rPr>
-      </w:pPr>
-      <w:r>
-        <w:rPr>
-          <w:i w:val="0"/>
-          <w:iCs w:val="0"/>
-          <w:lang w:val="en-GB"/>
-        </w:rPr>
-        <w:t>00016325.png</w:t>
-      </w:r>
-    </w:p>
-    <w:p>
-      <w:pPr>
-        <w:rPr>
-          <w:lang w:val="en-GB"/>
-        </w:rPr>
-      </w:pPr>
-      <w:r>
-        <w:rPr>
-          <w:lang w:val="en-GB"/>
-        </w:rPr>
-        <w:t>This image contains the Gameloft logo.</w:t>
-      </w:r>
-    </w:p>
-    <w:p>
-      <w:pPr>
-        <w:pStyle w:val="Heading4"/>
-        <w:jc w:val="both"/>
-        <w:rPr>
-          <w:i w:val="0"/>
-          <w:iCs w:val="0"/>
-          <w:lang w:val="en-GB"/>
-        </w:rPr>
-      </w:pPr>
-      <w:r>
-        <w:rPr>
-          <w:i w:val="0"/>
-          <w:iCs w:val="0"/>
-          <w:lang w:val="en-GB"/>
-        </w:rPr>
-        <w:t>00016328.png</w:t>
-      </w:r>
-    </w:p>
-    <w:p>
-      <w:pPr>
-        <w:rPr>
-          <w:lang w:val="en-GB"/>
-        </w:rPr>
-      </w:pPr>
-      <w:r>
-        <w:rPr>
-          <w:lang w:val="en-GB"/>
-        </w:rPr>
-        <w:t xml:space="preserve">This image contains the Gameloft </w:t>
-      </w:r>
-      <w:r>
-        <w:rPr>
-          <w:lang w:val="en-GB"/>
-        </w:rPr>
-        <w:t>Jukebox</w:t>
-      </w:r>
-      <w:r>
-        <w:rPr>
-          <w:lang w:val="en-GB"/>
-        </w:rPr>
-        <w:t xml:space="preserve"> logo.</w:t>
-      </w:r>
-    </w:p>
-    <w:p>
-      <w:pPr>
-        <w:pStyle w:val="Heading2"/>
-        <w:jc w:val="both"/>
-        <w:rPr>
-          <w:lang w:val="en-GB"/>
-        </w:rPr>
-      </w:pPr>
-      <w:bookmarkStart w:id="12" w:name="_Toc240828788"/>
-      <w:r>
-        <w:rPr>
-          <w:lang w:val="en-GB"/>
-        </w:rPr>
-        <w:t>PDF</w:t>
-      </w:r>
-      <w:bookmarkEnd w:id="12"/>
-    </w:p>
-    <w:p>
-      <w:pPr>
-        <w:jc w:val="both"/>
-        <w:rPr>
-          <w:lang w:val="en-GB"/>
-        </w:rPr>
-      </w:pPr>
-      <w:r>
-        <w:rPr>
-          <w:lang w:val="en-GB"/>
-        </w:rPr>
-        <w:t xml:space="preserve">This section includes the descriptions of the PDF file that was located using FOREMOST tool, this includes the file; </w:t>
-      </w:r>
-    </w:p>
-    <w:p>
-      <w:pPr>
-        <w:jc w:val="both"/>
-        <w:rPr>
-          <w:i/>
-          <w:iCs/>
-          <w:lang w:val="en-GB"/>
-        </w:rPr>
-      </w:pPr>
-      <w:r>
-        <w:rPr>
-          <w:i/>
-          <w:iCs/>
+      <w:bookmarkEnd w:id="13"/>
+    </w:p>
+    <w:p>
+      <w:pPr>
+        <w:pStyle w:val="Heading4"/>
+        <w:jc w:val="both"/>
+        <w:rPr>
+          <w:rFonts w:ascii="Times New Roman" w:hAnsi="Times New Roman" w:cs="Times New Roman"/>
+          <w:i w:val="0"/>
+          <w:iCs w:val="0"/>
+          <w:lang w:val="en-GB"/>
+        </w:rPr>
+      </w:pPr>
+      <w:r>
+        <w:rPr>
+          <w:rFonts w:ascii="Times New Roman" w:hAnsi="Times New Roman" w:cs="Times New Roman"/>
+          <w:i w:val="0"/>
+          <w:iCs w:val="0"/>
           <w:lang w:val="en-GB"/>
         </w:rPr>
         <w:t>00009424.pdf</w:t>
       </w:r>
-      <w:r>
-        <w:rPr>
-          <w:i/>
-          <w:iCs/>
-          <w:lang w:val="en-GB"/>
-        </w:rPr>
-        <w:t>.</w:t>
-      </w:r>
-    </w:p>
-    <w:p>
-      <w:pPr>
-        <w:pStyle w:val="Heading3"/>
-        <w:rPr>
-          <w:lang w:val="en-GB"/>
-        </w:rPr>
-      </w:pPr>
-      <w:bookmarkStart w:id="13" w:name="_Toc240828789"/>
-      <w:r>
-        <w:rPr>
-          <w:lang w:val="en-GB"/>
-        </w:rPr>
-        <w:t>Image Descriptions</w:t>
-      </w:r>
-      <w:bookmarkEnd w:id="13"/>
-    </w:p>
-    <w:p>
-      <w:pPr>
-        <w:pStyle w:val="Heading4"/>
-        <w:jc w:val="both"/>
-        <w:rPr>
-          <w:i w:val="0"/>
-          <w:iCs w:val="0"/>
-          <w:lang w:val="en-GB"/>
-        </w:rPr>
-      </w:pPr>
-      <w:r>
-        <w:rPr>
-          <w:i w:val="0"/>
-          <w:iCs w:val="0"/>
-          <w:lang w:val="en-GB"/>
-        </w:rPr>
-        <w:t>00009424.pdf</w:t>
-      </w:r>
-    </w:p>
-    <w:p>
-      <w:pPr>
-        <w:rPr>
-          <w:lang w:val="en-GB"/>
-        </w:rPr>
-      </w:pPr>
-      <w:r>
-        <w:rPr>
+    </w:p>
+    <w:p>
+      <w:pPr>
+        <w:rPr>
+          <w:rFonts w:ascii="Times New Roman" w:hAnsi="Times New Roman" w:cs="Times New Roman"/>
+          <w:lang w:val="en-GB"/>
+        </w:rPr>
+      </w:pPr>
+      <w:r>
+        <w:rPr>
+          <w:rFonts w:ascii="Times New Roman" w:hAnsi="Times New Roman" w:cs="Times New Roman"/>
           <w:lang w:val="en-GB"/>
         </w:rPr>
         <w:t>PDF is locked.</w:t>
@@ -4737,6 +4570,7 @@
       <w:pPr>
         <w:jc w:val="both"/>
         <w:rPr>
+          <w:rFonts w:ascii="Times New Roman" w:hAnsi="Times New Roman" w:cs="Times New Roman"/>
           <w:lang w:val="en-GB"/>
         </w:rPr>
       </w:pPr>
@@ -4745,12 +4579,14 @@
       <w:pPr>
         <w:pStyle w:val="Heading1"/>
         <w:rPr>
+          <w:rFonts w:ascii="Times New Roman" w:hAnsi="Times New Roman" w:cs="Times New Roman"/>
           <w:lang w:val="en-GB"/>
         </w:rPr>
       </w:pPr>
       <w:bookmarkStart w:id="14" w:name="_Toc240828790"/>
       <w:r>
         <w:rPr>
+          <w:rFonts w:ascii="Times New Roman" w:hAnsi="Times New Roman" w:cs="Times New Roman"/>
           <w:lang w:val="en-GB"/>
         </w:rPr>
         <w:lastRenderedPageBreak/>
@@ -4762,12 +4598,14 @@
       <w:pPr>
         <w:pStyle w:val="Heading2"/>
         <w:rPr>
+          <w:rFonts w:ascii="Times New Roman" w:hAnsi="Times New Roman" w:cs="Times New Roman"/>
           <w:lang w:val="en-GB"/>
         </w:rPr>
       </w:pPr>
       <w:bookmarkStart w:id="15" w:name="_Toc240828791"/>
       <w:r>
         <w:rPr>
+          <w:rFonts w:ascii="Times New Roman" w:hAnsi="Times New Roman" w:cs="Times New Roman"/>
           <w:lang w:val="en-GB"/>
         </w:rPr>
         <w:t>JPG</w:t>
@@ -4779,36 +4617,32 @@
         <w:pStyle w:val="Heading4"/>
         <w:jc w:val="both"/>
         <w:rPr>
-          <w:i w:val="0"/>
-          <w:iCs w:val="0"/>
-          <w:lang w:val="en-GB"/>
-        </w:rPr>
-      </w:pPr>
-      <w:r>
-        <w:rPr>
-          <w:i w:val="0"/>
-          <w:iCs w:val="0"/>
-          <w:lang w:val="en-GB"/>
-        </w:rPr>
-        <w:t>00000552.jpg</w:t>
-      </w:r>
-      <w:r>
-        <w:rPr>
-          <w:i w:val="0"/>
-          <w:iCs w:val="0"/>
-          <w:lang w:val="en-GB"/>
-        </w:rPr>
-        <w:t xml:space="preserve"> </w:t>
-      </w:r>
-    </w:p>
-    <w:p>
-      <w:pPr>
-        <w:rPr>
-          <w:lang w:val="en-GB"/>
-        </w:rPr>
-      </w:pPr>
-      <w:r>
-        <w:rPr>
+          <w:rFonts w:ascii="Times New Roman" w:hAnsi="Times New Roman" w:cs="Times New Roman"/>
+          <w:i w:val="0"/>
+          <w:iCs w:val="0"/>
+          <w:lang w:val="en-GB"/>
+        </w:rPr>
+      </w:pPr>
+      <w:r>
+        <w:rPr>
+          <w:rFonts w:ascii="Times New Roman" w:hAnsi="Times New Roman" w:cs="Times New Roman"/>
+          <w:i w:val="0"/>
+          <w:iCs w:val="0"/>
+          <w:lang w:val="en-GB"/>
+        </w:rPr>
+        <w:t xml:space="preserve">00000552.jpg </w:t>
+      </w:r>
+    </w:p>
+    <w:p>
+      <w:pPr>
+        <w:rPr>
+          <w:rFonts w:ascii="Times New Roman" w:hAnsi="Times New Roman" w:cs="Times New Roman"/>
+          <w:lang w:val="en-GB"/>
+        </w:rPr>
+      </w:pPr>
+      <w:r>
+        <w:rPr>
+          <w:rFonts w:ascii="Times New Roman" w:hAnsi="Times New Roman" w:cs="Times New Roman"/>
           <w:noProof/>
           <w:lang w:val="en-GB"/>
         </w:rPr>
@@ -4860,13 +4694,15 @@
         <w:pStyle w:val="Heading4"/>
         <w:jc w:val="both"/>
         <w:rPr>
-          <w:i w:val="0"/>
-          <w:iCs w:val="0"/>
-          <w:lang w:val="en-GB"/>
-        </w:rPr>
-      </w:pPr>
-      <w:r>
-        <w:rPr>
+          <w:rFonts w:ascii="Times New Roman" w:hAnsi="Times New Roman" w:cs="Times New Roman"/>
+          <w:i w:val="0"/>
+          <w:iCs w:val="0"/>
+          <w:lang w:val="en-GB"/>
+        </w:rPr>
+      </w:pPr>
+      <w:r>
+        <w:rPr>
+          <w:rFonts w:ascii="Times New Roman" w:hAnsi="Times New Roman" w:cs="Times New Roman"/>
           <w:i w:val="0"/>
           <w:iCs w:val="0"/>
           <w:lang w:val="en-GB"/>
@@ -4877,11 +4713,13 @@
     <w:p>
       <w:pPr>
         <w:rPr>
-          <w:lang w:val="en-GB"/>
-        </w:rPr>
-      </w:pPr>
-      <w:r>
-        <w:rPr>
+          <w:rFonts w:ascii="Times New Roman" w:hAnsi="Times New Roman" w:cs="Times New Roman"/>
+          <w:lang w:val="en-GB"/>
+        </w:rPr>
+      </w:pPr>
+      <w:r>
+        <w:rPr>
+          <w:rFonts w:ascii="Times New Roman" w:hAnsi="Times New Roman" w:cs="Times New Roman"/>
           <w:noProof/>
           <w:lang w:val="en-GB"/>
         </w:rPr>
@@ -4933,13 +4771,15 @@
         <w:pStyle w:val="Heading4"/>
         <w:jc w:val="both"/>
         <w:rPr>
-          <w:i w:val="0"/>
-          <w:iCs w:val="0"/>
-          <w:lang w:val="en-GB"/>
-        </w:rPr>
-      </w:pPr>
-      <w:r>
-        <w:rPr>
+          <w:rFonts w:ascii="Times New Roman" w:hAnsi="Times New Roman" w:cs="Times New Roman"/>
+          <w:i w:val="0"/>
+          <w:iCs w:val="0"/>
+          <w:lang w:val="en-GB"/>
+        </w:rPr>
+      </w:pPr>
+      <w:r>
+        <w:rPr>
+          <w:rFonts w:ascii="Times New Roman" w:hAnsi="Times New Roman" w:cs="Times New Roman"/>
           <w:i w:val="0"/>
           <w:iCs w:val="0"/>
           <w:lang w:val="en-GB"/>
@@ -4950,11 +4790,13 @@
     <w:p>
       <w:pPr>
         <w:rPr>
-          <w:lang w:val="en-GB"/>
-        </w:rPr>
-      </w:pPr>
-      <w:r>
-        <w:rPr>
+          <w:rFonts w:ascii="Times New Roman" w:hAnsi="Times New Roman" w:cs="Times New Roman"/>
+          <w:lang w:val="en-GB"/>
+        </w:rPr>
+      </w:pPr>
+      <w:r>
+        <w:rPr>
+          <w:rFonts w:ascii="Times New Roman" w:hAnsi="Times New Roman" w:cs="Times New Roman"/>
           <w:noProof/>
           <w:lang w:val="en-GB"/>
         </w:rPr>
@@ -5006,13 +4848,15 @@
         <w:pStyle w:val="Heading4"/>
         <w:jc w:val="both"/>
         <w:rPr>
-          <w:i w:val="0"/>
-          <w:iCs w:val="0"/>
-          <w:lang w:val="en-GB"/>
-        </w:rPr>
-      </w:pPr>
-      <w:r>
-        <w:rPr>
+          <w:rFonts w:ascii="Times New Roman" w:hAnsi="Times New Roman" w:cs="Times New Roman"/>
+          <w:i w:val="0"/>
+          <w:iCs w:val="0"/>
+          <w:lang w:val="en-GB"/>
+        </w:rPr>
+      </w:pPr>
+      <w:r>
+        <w:rPr>
+          <w:rFonts w:ascii="Times New Roman" w:hAnsi="Times New Roman" w:cs="Times New Roman"/>
           <w:i w:val="0"/>
           <w:iCs w:val="0"/>
           <w:lang w:val="en-GB"/>
@@ -5024,11 +4868,13 @@
     <w:p>
       <w:pPr>
         <w:rPr>
-          <w:lang w:val="en-GB"/>
-        </w:rPr>
-      </w:pPr>
-      <w:r>
-        <w:rPr>
+          <w:rFonts w:ascii="Times New Roman" w:hAnsi="Times New Roman" w:cs="Times New Roman"/>
+          <w:lang w:val="en-GB"/>
+        </w:rPr>
+      </w:pPr>
+      <w:r>
+        <w:rPr>
+          <w:rFonts w:ascii="Times New Roman" w:hAnsi="Times New Roman" w:cs="Times New Roman"/>
           <w:noProof/>
           <w:lang w:val="en-GB"/>
         </w:rPr>
@@ -5080,13 +4926,15 @@
         <w:pStyle w:val="Heading4"/>
         <w:jc w:val="both"/>
         <w:rPr>
-          <w:i w:val="0"/>
-          <w:iCs w:val="0"/>
-          <w:lang w:val="en-GB"/>
-        </w:rPr>
-      </w:pPr>
-      <w:r>
-        <w:rPr>
+          <w:rFonts w:ascii="Times New Roman" w:hAnsi="Times New Roman" w:cs="Times New Roman"/>
+          <w:i w:val="0"/>
+          <w:iCs w:val="0"/>
+          <w:lang w:val="en-GB"/>
+        </w:rPr>
+      </w:pPr>
+      <w:r>
+        <w:rPr>
+          <w:rFonts w:ascii="Times New Roman" w:hAnsi="Times New Roman" w:cs="Times New Roman"/>
           <w:i w:val="0"/>
           <w:iCs w:val="0"/>
           <w:lang w:val="en-GB"/>
@@ -5097,11 +4945,13 @@
     <w:p>
       <w:pPr>
         <w:rPr>
-          <w:lang w:val="en-GB"/>
-        </w:rPr>
-      </w:pPr>
-      <w:r>
-        <w:rPr>
+          <w:rFonts w:ascii="Times New Roman" w:hAnsi="Times New Roman" w:cs="Times New Roman"/>
+          <w:lang w:val="en-GB"/>
+        </w:rPr>
+      </w:pPr>
+      <w:r>
+        <w:rPr>
+          <w:rFonts w:ascii="Times New Roman" w:hAnsi="Times New Roman" w:cs="Times New Roman"/>
           <w:noProof/>
           <w:lang w:val="en-GB"/>
         </w:rPr>
@@ -5153,13 +5003,15 @@
         <w:pStyle w:val="Heading4"/>
         <w:jc w:val="both"/>
         <w:rPr>
-          <w:i w:val="0"/>
-          <w:iCs w:val="0"/>
-          <w:lang w:val="en-GB"/>
-        </w:rPr>
-      </w:pPr>
-      <w:r>
-        <w:rPr>
+          <w:rFonts w:ascii="Times New Roman" w:hAnsi="Times New Roman" w:cs="Times New Roman"/>
+          <w:i w:val="0"/>
+          <w:iCs w:val="0"/>
+          <w:lang w:val="en-GB"/>
+        </w:rPr>
+      </w:pPr>
+      <w:r>
+        <w:rPr>
+          <w:rFonts w:ascii="Times New Roman" w:hAnsi="Times New Roman" w:cs="Times New Roman"/>
           <w:i w:val="0"/>
           <w:iCs w:val="0"/>
           <w:lang w:val="en-GB"/>
@@ -5170,11 +5022,13 @@
     <w:p>
       <w:pPr>
         <w:rPr>
-          <w:lang w:val="en-GB"/>
-        </w:rPr>
-      </w:pPr>
-      <w:r>
-        <w:rPr>
+          <w:rFonts w:ascii="Times New Roman" w:hAnsi="Times New Roman" w:cs="Times New Roman"/>
+          <w:lang w:val="en-GB"/>
+        </w:rPr>
+      </w:pPr>
+      <w:r>
+        <w:rPr>
+          <w:rFonts w:ascii="Times New Roman" w:hAnsi="Times New Roman" w:cs="Times New Roman"/>
           <w:noProof/>
           <w:lang w:val="en-GB"/>
         </w:rPr>
@@ -5226,13 +5080,15 @@
         <w:pStyle w:val="Heading4"/>
         <w:jc w:val="both"/>
         <w:rPr>
-          <w:i w:val="0"/>
-          <w:iCs w:val="0"/>
-          <w:lang w:val="en-GB"/>
-        </w:rPr>
-      </w:pPr>
-      <w:r>
-        <w:rPr>
+          <w:rFonts w:ascii="Times New Roman" w:hAnsi="Times New Roman" w:cs="Times New Roman"/>
+          <w:i w:val="0"/>
+          <w:iCs w:val="0"/>
+          <w:lang w:val="en-GB"/>
+        </w:rPr>
+      </w:pPr>
+      <w:r>
+        <w:rPr>
+          <w:rFonts w:ascii="Times New Roman" w:hAnsi="Times New Roman" w:cs="Times New Roman"/>
           <w:i w:val="0"/>
           <w:iCs w:val="0"/>
           <w:lang w:val="en-GB"/>
@@ -5244,11 +5100,13 @@
     <w:p>
       <w:pPr>
         <w:rPr>
-          <w:lang w:val="en-GB"/>
-        </w:rPr>
-      </w:pPr>
-      <w:r>
-        <w:rPr>
+          <w:rFonts w:ascii="Times New Roman" w:hAnsi="Times New Roman" w:cs="Times New Roman"/>
+          <w:lang w:val="en-GB"/>
+        </w:rPr>
+      </w:pPr>
+      <w:r>
+        <w:rPr>
+          <w:rFonts w:ascii="Times New Roman" w:hAnsi="Times New Roman" w:cs="Times New Roman"/>
           <w:noProof/>
           <w:lang w:val="en-GB"/>
         </w:rPr>
@@ -5300,13 +5158,15 @@
         <w:pStyle w:val="Heading4"/>
         <w:jc w:val="both"/>
         <w:rPr>
-          <w:i w:val="0"/>
-          <w:iCs w:val="0"/>
-          <w:lang w:val="en-GB"/>
-        </w:rPr>
-      </w:pPr>
-      <w:r>
-        <w:rPr>
+          <w:rFonts w:ascii="Times New Roman" w:hAnsi="Times New Roman" w:cs="Times New Roman"/>
+          <w:i w:val="0"/>
+          <w:iCs w:val="0"/>
+          <w:lang w:val="en-GB"/>
+        </w:rPr>
+      </w:pPr>
+      <w:r>
+        <w:rPr>
+          <w:rFonts w:ascii="Times New Roman" w:hAnsi="Times New Roman" w:cs="Times New Roman"/>
           <w:i w:val="0"/>
           <w:iCs w:val="0"/>
           <w:lang w:val="en-GB"/>
@@ -5317,11 +5177,13 @@
     <w:p>
       <w:pPr>
         <w:rPr>
-          <w:lang w:val="en-GB"/>
-        </w:rPr>
-      </w:pPr>
-      <w:r>
-        <w:rPr>
+          <w:rFonts w:ascii="Times New Roman" w:hAnsi="Times New Roman" w:cs="Times New Roman"/>
+          <w:lang w:val="en-GB"/>
+        </w:rPr>
+      </w:pPr>
+      <w:r>
+        <w:rPr>
+          <w:rFonts w:ascii="Times New Roman" w:hAnsi="Times New Roman" w:cs="Times New Roman"/>
           <w:noProof/>
           <w:lang w:val="en-GB"/>
         </w:rPr>
@@ -5373,13 +5235,15 @@
         <w:pStyle w:val="Heading4"/>
         <w:jc w:val="both"/>
         <w:rPr>
-          <w:i w:val="0"/>
-          <w:iCs w:val="0"/>
-          <w:lang w:val="en-GB"/>
-        </w:rPr>
-      </w:pPr>
-      <w:r>
-        <w:rPr>
+          <w:rFonts w:ascii="Times New Roman" w:hAnsi="Times New Roman" w:cs="Times New Roman"/>
+          <w:i w:val="0"/>
+          <w:iCs w:val="0"/>
+          <w:lang w:val="en-GB"/>
+        </w:rPr>
+      </w:pPr>
+      <w:r>
+        <w:rPr>
+          <w:rFonts w:ascii="Times New Roman" w:hAnsi="Times New Roman" w:cs="Times New Roman"/>
           <w:i w:val="0"/>
           <w:iCs w:val="0"/>
           <w:lang w:val="en-GB"/>
@@ -5390,11 +5254,13 @@
     <w:p>
       <w:pPr>
         <w:rPr>
-          <w:lang w:val="en-GB"/>
-        </w:rPr>
-      </w:pPr>
-      <w:r>
-        <w:rPr>
+          <w:rFonts w:ascii="Times New Roman" w:hAnsi="Times New Roman" w:cs="Times New Roman"/>
+          <w:lang w:val="en-GB"/>
+        </w:rPr>
+      </w:pPr>
+      <w:r>
+        <w:rPr>
+          <w:rFonts w:ascii="Times New Roman" w:hAnsi="Times New Roman" w:cs="Times New Roman"/>
           <w:noProof/>
           <w:lang w:val="en-GB"/>
         </w:rPr>
@@ -5446,13 +5312,15 @@
         <w:pStyle w:val="Heading4"/>
         <w:jc w:val="both"/>
         <w:rPr>
-          <w:i w:val="0"/>
-          <w:iCs w:val="0"/>
-          <w:lang w:val="en-GB"/>
-        </w:rPr>
-      </w:pPr>
-      <w:r>
-        <w:rPr>
+          <w:rFonts w:ascii="Times New Roman" w:hAnsi="Times New Roman" w:cs="Times New Roman"/>
+          <w:i w:val="0"/>
+          <w:iCs w:val="0"/>
+          <w:lang w:val="en-GB"/>
+        </w:rPr>
+      </w:pPr>
+      <w:r>
+        <w:rPr>
+          <w:rFonts w:ascii="Times New Roman" w:hAnsi="Times New Roman" w:cs="Times New Roman"/>
           <w:i w:val="0"/>
           <w:iCs w:val="0"/>
           <w:lang w:val="en-GB"/>
@@ -5464,11 +5332,13 @@
     <w:p>
       <w:pPr>
         <w:rPr>
-          <w:lang w:val="en-GB"/>
-        </w:rPr>
-      </w:pPr>
-      <w:r>
-        <w:rPr>
+          <w:rFonts w:ascii="Times New Roman" w:hAnsi="Times New Roman" w:cs="Times New Roman"/>
+          <w:lang w:val="en-GB"/>
+        </w:rPr>
+      </w:pPr>
+      <w:r>
+        <w:rPr>
+          <w:rFonts w:ascii="Times New Roman" w:hAnsi="Times New Roman" w:cs="Times New Roman"/>
           <w:noProof/>
           <w:lang w:val="en-GB"/>
         </w:rPr>
@@ -5520,13 +5390,15 @@
         <w:pStyle w:val="Heading4"/>
         <w:jc w:val="both"/>
         <w:rPr>
-          <w:i w:val="0"/>
-          <w:iCs w:val="0"/>
-          <w:lang w:val="en-GB"/>
-        </w:rPr>
-      </w:pPr>
-      <w:r>
-        <w:rPr>
+          <w:rFonts w:ascii="Times New Roman" w:hAnsi="Times New Roman" w:cs="Times New Roman"/>
+          <w:i w:val="0"/>
+          <w:iCs w:val="0"/>
+          <w:lang w:val="en-GB"/>
+        </w:rPr>
+      </w:pPr>
+      <w:r>
+        <w:rPr>
+          <w:rFonts w:ascii="Times New Roman" w:hAnsi="Times New Roman" w:cs="Times New Roman"/>
           <w:i w:val="0"/>
           <w:iCs w:val="0"/>
           <w:lang w:val="en-GB"/>
@@ -5537,11 +5409,13 @@
     <w:p>
       <w:pPr>
         <w:rPr>
-          <w:lang w:val="en-GB"/>
-        </w:rPr>
-      </w:pPr>
-      <w:r>
-        <w:rPr>
+          <w:rFonts w:ascii="Times New Roman" w:hAnsi="Times New Roman" w:cs="Times New Roman"/>
+          <w:lang w:val="en-GB"/>
+        </w:rPr>
+      </w:pPr>
+      <w:r>
+        <w:rPr>
+          <w:rFonts w:ascii="Times New Roman" w:hAnsi="Times New Roman" w:cs="Times New Roman"/>
           <w:noProof/>
           <w:lang w:val="en-GB"/>
         </w:rPr>
@@ -5592,37 +5466,33 @@
       <w:pPr>
         <w:pStyle w:val="Heading4"/>
         <w:rPr>
-          <w:i w:val="0"/>
-          <w:iCs w:val="0"/>
-          <w:lang w:val="en-GB"/>
-        </w:rPr>
-      </w:pPr>
-      <w:r>
-        <w:rPr>
+          <w:rFonts w:ascii="Times New Roman" w:hAnsi="Times New Roman" w:cs="Times New Roman"/>
+          <w:i w:val="0"/>
+          <w:iCs w:val="0"/>
+          <w:lang w:val="en-GB"/>
+        </w:rPr>
+      </w:pPr>
+      <w:r>
+        <w:rPr>
+          <w:rFonts w:ascii="Times New Roman" w:hAnsi="Times New Roman" w:cs="Times New Roman"/>
           <w:i w:val="0"/>
           <w:iCs w:val="0"/>
           <w:lang w:val="en-GB"/>
         </w:rPr>
         <w:lastRenderedPageBreak/>
-        <w:t>00009568.jp</w:t>
-      </w:r>
-      <w:r>
-        <w:rPr>
-          <w:i w:val="0"/>
-          <w:iCs w:val="0"/>
-          <w:lang w:val="en-GB"/>
-        </w:rPr>
-        <w:t>g</w:t>
-      </w:r>
-    </w:p>
-    <w:p>
-      <w:pPr>
-        <w:rPr>
-          <w:lang w:val="en-GB"/>
-        </w:rPr>
-      </w:pPr>
-      <w:r>
-        <w:rPr>
+        <w:t>00009568.jpg</w:t>
+      </w:r>
+    </w:p>
+    <w:p>
+      <w:pPr>
+        <w:rPr>
+          <w:rFonts w:ascii="Times New Roman" w:hAnsi="Times New Roman" w:cs="Times New Roman"/>
+          <w:lang w:val="en-GB"/>
+        </w:rPr>
+      </w:pPr>
+      <w:r>
+        <w:rPr>
+          <w:rFonts w:ascii="Times New Roman" w:hAnsi="Times New Roman" w:cs="Times New Roman"/>
           <w:noProof/>
           <w:lang w:val="en-GB"/>
         </w:rPr>
@@ -5673,10 +5543,14 @@
       <w:pPr>
         <w:pStyle w:val="Heading2"/>
         <w:rPr>
-          <w:lang w:val="en-GB"/>
-        </w:rPr>
-      </w:pPr>
-      <w:r>
+          <w:rFonts w:ascii="Times New Roman" w:hAnsi="Times New Roman" w:cs="Times New Roman"/>
+          <w:lang w:val="en-GB"/>
+        </w:rPr>
+      </w:pPr>
+      <w:r>
+        <w:rPr>
+          <w:rFonts w:ascii="Times New Roman" w:hAnsi="Times New Roman" w:cs="Times New Roman"/>
+        </w:rPr>
         <w:lastRenderedPageBreak/>
         <w:br/>
       </w:r>
@@ -5684,6 +5558,7 @@
       <w:r>
         <w:rPr>
           <w:rStyle w:val="Heading2Char"/>
+          <w:rFonts w:ascii="Times New Roman" w:hAnsi="Times New Roman" w:cs="Times New Roman"/>
         </w:rPr>
         <w:t>GIF</w:t>
       </w:r>
@@ -5692,16 +5567,29 @@
     <w:p>
       <w:pPr>
         <w:pStyle w:val="Heading4"/>
-      </w:pPr>
-      <w:r>
+        <w:rPr>
+          <w:rFonts w:ascii="Times New Roman" w:hAnsi="Times New Roman" w:cs="Times New Roman"/>
+        </w:rPr>
+      </w:pPr>
+      <w:r>
+        <w:rPr>
+          <w:rFonts w:ascii="Times New Roman" w:hAnsi="Times New Roman" w:cs="Times New Roman"/>
+        </w:rPr>
         <w:t>00038747.gif</w:t>
       </w:r>
     </w:p>
     <w:p>
       <w:pPr>
         <w:pStyle w:val="Heading4"/>
-      </w:pPr>
-      <w:r>
+        <w:rPr>
+          <w:rFonts w:ascii="Times New Roman" w:hAnsi="Times New Roman" w:cs="Times New Roman"/>
+        </w:rPr>
+      </w:pPr>
+      <w:r>
+        <w:rPr>
+          <w:rFonts w:ascii="Times New Roman" w:hAnsi="Times New Roman" w:cs="Times New Roman"/>
+          <w:noProof/>
+        </w:rPr>
         <w:drawing>
           <wp:inline distT="0" distB="0" distL="0" distR="0" wp14:anchorId="67FF075B" wp14:editId="4579B7CD">
             <wp:extent cx="476250" cy="476250"/>
@@ -5748,16 +5636,29 @@
     <w:p>
       <w:pPr>
         <w:pStyle w:val="Heading4"/>
-      </w:pPr>
-      <w:r>
+        <w:rPr>
+          <w:rFonts w:ascii="Times New Roman" w:hAnsi="Times New Roman" w:cs="Times New Roman"/>
+        </w:rPr>
+      </w:pPr>
+      <w:r>
+        <w:rPr>
+          <w:rFonts w:ascii="Times New Roman" w:hAnsi="Times New Roman" w:cs="Times New Roman"/>
+        </w:rPr>
         <w:t>00038751.gif</w:t>
       </w:r>
     </w:p>
     <w:p>
       <w:pPr>
         <w:pStyle w:val="Heading4"/>
-      </w:pPr>
-      <w:r>
+        <w:rPr>
+          <w:rFonts w:ascii="Times New Roman" w:hAnsi="Times New Roman" w:cs="Times New Roman"/>
+        </w:rPr>
+      </w:pPr>
+      <w:r>
+        <w:rPr>
+          <w:rFonts w:ascii="Times New Roman" w:hAnsi="Times New Roman" w:cs="Times New Roman"/>
+          <w:noProof/>
+        </w:rPr>
         <w:drawing>
           <wp:inline distT="0" distB="0" distL="0" distR="0" wp14:anchorId="7CBC4065" wp14:editId="698D1960">
             <wp:extent cx="476250" cy="476250"/>
@@ -5801,22 +5702,38 @@
         </w:drawing>
       </w:r>
       <w:r>
+        <w:rPr>
+          <w:rFonts w:ascii="Times New Roman" w:hAnsi="Times New Roman" w:cs="Times New Roman"/>
+        </w:rPr>
         <w:t xml:space="preserve"> </w:t>
       </w:r>
     </w:p>
     <w:p>
       <w:pPr>
         <w:pStyle w:val="Heading4"/>
-      </w:pPr>
-      <w:r>
+        <w:rPr>
+          <w:rFonts w:ascii="Times New Roman" w:hAnsi="Times New Roman" w:cs="Times New Roman"/>
+        </w:rPr>
+      </w:pPr>
+      <w:r>
+        <w:rPr>
+          <w:rFonts w:ascii="Times New Roman" w:hAnsi="Times New Roman" w:cs="Times New Roman"/>
+        </w:rPr>
         <w:t>00038823.gif</w:t>
       </w:r>
     </w:p>
     <w:p>
       <w:pPr>
         <w:pStyle w:val="Heading4"/>
-      </w:pPr>
-      <w:r>
+        <w:rPr>
+          <w:rFonts w:ascii="Times New Roman" w:hAnsi="Times New Roman" w:cs="Times New Roman"/>
+        </w:rPr>
+      </w:pPr>
+      <w:r>
+        <w:rPr>
+          <w:rFonts w:ascii="Times New Roman" w:hAnsi="Times New Roman" w:cs="Times New Roman"/>
+          <w:noProof/>
+        </w:rPr>
         <w:drawing>
           <wp:inline distT="0" distB="0" distL="0" distR="0" wp14:anchorId="2C84601A" wp14:editId="651369EA">
             <wp:extent cx="476250" cy="476250"/>
@@ -5863,8 +5780,14 @@
     <w:p>
       <w:pPr>
         <w:pStyle w:val="Heading4"/>
-      </w:pPr>
-      <w:r>
+        <w:rPr>
+          <w:rFonts w:ascii="Times New Roman" w:hAnsi="Times New Roman" w:cs="Times New Roman"/>
+        </w:rPr>
+      </w:pPr>
+      <w:r>
+        <w:rPr>
+          <w:rFonts w:ascii="Times New Roman" w:hAnsi="Times New Roman" w:cs="Times New Roman"/>
+        </w:rPr>
         <w:t>00038824.gif</w:t>
       </w:r>
     </w:p>
@@ -5873,9 +5796,14 @@
         <w:pStyle w:val="Heading4"/>
         <w:rPr>
           <w:rStyle w:val="Heading2Char"/>
-        </w:rPr>
-      </w:pPr>
-      <w:r>
+          <w:rFonts w:ascii="Times New Roman" w:hAnsi="Times New Roman" w:cs="Times New Roman"/>
+        </w:rPr>
+      </w:pPr>
+      <w:r>
+        <w:rPr>
+          <w:rFonts w:ascii="Times New Roman" w:hAnsi="Times New Roman" w:cs="Times New Roman"/>
+          <w:noProof/>
+        </w:rPr>
         <w:drawing>
           <wp:inline distT="0" distB="0" distL="0" distR="0" wp14:anchorId="3A9863F8" wp14:editId="34D32162">
             <wp:extent cx="476250" cy="476250"/>
@@ -5923,13 +5851,14 @@
       <w:pPr>
         <w:pStyle w:val="Heading4"/>
         <w:rPr>
-          <w:rFonts w:asciiTheme="majorHAnsi" w:hAnsiTheme="majorHAnsi"/>
+          <w:rFonts w:ascii="Times New Roman" w:hAnsi="Times New Roman" w:cs="Times New Roman"/>
           <w:sz w:val="32"/>
           <w:szCs w:val="32"/>
         </w:rPr>
       </w:pPr>
       <w:r>
         <w:rPr>
+          <w:rFonts w:ascii="Times New Roman" w:hAnsi="Times New Roman" w:cs="Times New Roman"/>
           <w:lang w:val="en-GB"/>
         </w:rPr>
         <w:br/>
@@ -5938,6 +5867,7 @@
       <w:r>
         <w:rPr>
           <w:rStyle w:val="Heading2Char"/>
+          <w:rFonts w:ascii="Times New Roman" w:hAnsi="Times New Roman" w:cs="Times New Roman"/>
         </w:rPr>
         <w:t>OLE</w:t>
       </w:r>
@@ -5947,11 +5877,13 @@
       <w:pPr>
         <w:pStyle w:val="Heading4"/>
         <w:rPr>
-          <w:lang w:val="en-GB"/>
-        </w:rPr>
-      </w:pPr>
-      <w:r>
-        <w:rPr>
+          <w:rFonts w:ascii="Times New Roman" w:hAnsi="Times New Roman" w:cs="Times New Roman"/>
+          <w:lang w:val="en-GB"/>
+        </w:rPr>
+      </w:pPr>
+      <w:r>
+        <w:rPr>
+          <w:rFonts w:ascii="Times New Roman" w:hAnsi="Times New Roman" w:cs="Times New Roman"/>
           <w:lang w:val="en-GB"/>
         </w:rPr>
         <w:t>00003816.ole</w:t>
@@ -5961,11 +5893,13 @@
       <w:pPr>
         <w:pStyle w:val="Heading4"/>
         <w:rPr>
-          <w:lang w:val="en-GB"/>
-        </w:rPr>
-      </w:pPr>
-      <w:r>
-        <w:rPr>
+          <w:rFonts w:ascii="Times New Roman" w:hAnsi="Times New Roman" w:cs="Times New Roman"/>
+          <w:lang w:val="en-GB"/>
+        </w:rPr>
+      </w:pPr>
+      <w:r>
+        <w:rPr>
+          <w:rFonts w:ascii="Times New Roman" w:hAnsi="Times New Roman" w:cs="Times New Roman"/>
           <w:noProof/>
         </w:rPr>
         <w:drawing>
@@ -6009,11 +5943,13 @@
       <w:pPr>
         <w:pStyle w:val="Heading4"/>
         <w:rPr>
-          <w:lang w:val="en-GB"/>
-        </w:rPr>
-      </w:pPr>
-      <w:r>
-        <w:rPr>
+          <w:rFonts w:ascii="Times New Roman" w:hAnsi="Times New Roman" w:cs="Times New Roman"/>
+          <w:lang w:val="en-GB"/>
+        </w:rPr>
+      </w:pPr>
+      <w:r>
+        <w:rPr>
+          <w:rFonts w:ascii="Times New Roman" w:hAnsi="Times New Roman" w:cs="Times New Roman"/>
           <w:lang w:val="en-GB"/>
         </w:rPr>
         <w:t>00003856.ole</w:t>
@@ -6023,14 +5959,15 @@
       <w:pPr>
         <w:pStyle w:val="Heading4"/>
         <w:rPr>
-          <w:lang w:val="en-GB"/>
-        </w:rPr>
-      </w:pPr>
-      <w:r>
-        <w:rPr>
+          <w:rFonts w:ascii="Times New Roman" w:hAnsi="Times New Roman" w:cs="Times New Roman"/>
+          <w:lang w:val="en-GB"/>
+        </w:rPr>
+      </w:pPr>
+      <w:r>
+        <w:rPr>
+          <w:rFonts w:ascii="Times New Roman" w:hAnsi="Times New Roman" w:cs="Times New Roman"/>
           <w:noProof/>
         </w:rPr>
-        <w:lastRenderedPageBreak/>
         <w:drawing>
           <wp:inline distT="0" distB="0" distL="0" distR="0" wp14:anchorId="6F8A02C6" wp14:editId="5E2E8018">
             <wp:extent cx="4115754" cy="1781092"/>
@@ -6072,13 +6009,16 @@
       <w:pPr>
         <w:pStyle w:val="Heading4"/>
         <w:rPr>
-          <w:lang w:val="en-GB"/>
-        </w:rPr>
-      </w:pPr>
-      <w:r>
-        <w:rPr>
-          <w:lang w:val="en-GB"/>
-        </w:rPr>
+          <w:rFonts w:ascii="Times New Roman" w:hAnsi="Times New Roman" w:cs="Times New Roman"/>
+          <w:lang w:val="en-GB"/>
+        </w:rPr>
+      </w:pPr>
+      <w:r>
+        <w:rPr>
+          <w:rFonts w:ascii="Times New Roman" w:hAnsi="Times New Roman" w:cs="Times New Roman"/>
+          <w:lang w:val="en-GB"/>
+        </w:rPr>
+        <w:lastRenderedPageBreak/>
         <w:t>00003896.ole</w:t>
       </w:r>
     </w:p>
@@ -6086,11 +6026,13 @@
       <w:pPr>
         <w:pStyle w:val="Heading4"/>
         <w:rPr>
-          <w:lang w:val="en-GB"/>
-        </w:rPr>
-      </w:pPr>
-      <w:r>
-        <w:rPr>
+          <w:rFonts w:ascii="Times New Roman" w:hAnsi="Times New Roman" w:cs="Times New Roman"/>
+          <w:lang w:val="en-GB"/>
+        </w:rPr>
+      </w:pPr>
+      <w:r>
+        <w:rPr>
+          <w:rFonts w:ascii="Times New Roman" w:hAnsi="Times New Roman" w:cs="Times New Roman"/>
           <w:noProof/>
         </w:rPr>
         <w:drawing>
@@ -6134,11 +6076,13 @@
       <w:pPr>
         <w:pStyle w:val="Heading4"/>
         <w:rPr>
-          <w:lang w:val="en-GB"/>
-        </w:rPr>
-      </w:pPr>
-      <w:r>
-        <w:rPr>
+          <w:rFonts w:ascii="Times New Roman" w:hAnsi="Times New Roman" w:cs="Times New Roman"/>
+          <w:lang w:val="en-GB"/>
+        </w:rPr>
+      </w:pPr>
+      <w:r>
+        <w:rPr>
+          <w:rFonts w:ascii="Times New Roman" w:hAnsi="Times New Roman" w:cs="Times New Roman"/>
           <w:lang w:val="en-GB"/>
         </w:rPr>
         <w:t>00003984.ole</w:t>
@@ -6148,11 +6092,13 @@
       <w:pPr>
         <w:pStyle w:val="Heading4"/>
         <w:rPr>
-          <w:lang w:val="en-GB"/>
-        </w:rPr>
-      </w:pPr>
-      <w:r>
-        <w:rPr>
+          <w:rFonts w:ascii="Times New Roman" w:hAnsi="Times New Roman" w:cs="Times New Roman"/>
+          <w:lang w:val="en-GB"/>
+        </w:rPr>
+      </w:pPr>
+      <w:r>
+        <w:rPr>
+          <w:rFonts w:ascii="Times New Roman" w:hAnsi="Times New Roman" w:cs="Times New Roman"/>
           <w:noProof/>
         </w:rPr>
         <w:drawing>
@@ -6196,28 +6142,32 @@
       <w:pPr>
         <w:pStyle w:val="Heading4"/>
         <w:rPr>
-          <w:lang w:val="en-GB"/>
-        </w:rPr>
-      </w:pPr>
-      <w:r>
-        <w:rPr>
-          <w:lang w:val="en-GB"/>
+          <w:rFonts w:ascii="Times New Roman" w:hAnsi="Times New Roman" w:cs="Times New Roman"/>
+          <w:lang w:val="en-GB"/>
+        </w:rPr>
+      </w:pPr>
+      <w:r>
+        <w:rPr>
+          <w:rFonts w:ascii="Times New Roman" w:hAnsi="Times New Roman" w:cs="Times New Roman"/>
+          <w:lang w:val="en-GB"/>
+        </w:rPr>
+        <w:t>00004120.ole</w:t>
+      </w:r>
+    </w:p>
+    <w:p>
+      <w:pPr>
+        <w:pStyle w:val="Heading4"/>
+        <w:rPr>
+          <w:rFonts w:ascii="Times New Roman" w:hAnsi="Times New Roman" w:cs="Times New Roman"/>
+          <w:lang w:val="en-GB"/>
+        </w:rPr>
+      </w:pPr>
+      <w:r>
+        <w:rPr>
+          <w:rFonts w:ascii="Times New Roman" w:hAnsi="Times New Roman" w:cs="Times New Roman"/>
+          <w:noProof/>
         </w:rPr>
         <w:lastRenderedPageBreak/>
-        <w:t>00004120.ole</w:t>
-      </w:r>
-    </w:p>
-    <w:p>
-      <w:pPr>
-        <w:pStyle w:val="Heading4"/>
-        <w:rPr>
-          <w:lang w:val="en-GB"/>
-        </w:rPr>
-      </w:pPr>
-      <w:r>
-        <w:rPr>
-          <w:noProof/>
-        </w:rPr>
         <w:drawing>
           <wp:inline distT="0" distB="0" distL="0" distR="0" wp14:anchorId="08FB9E75" wp14:editId="7E4F1EA5">
             <wp:extent cx="2882182" cy="3204376"/>
@@ -6259,11 +6209,13 @@
       <w:pPr>
         <w:pStyle w:val="Heading2"/>
         <w:rPr>
-          <w:lang w:val="en-GB"/>
-        </w:rPr>
-      </w:pPr>
-      <w:r>
-        <w:rPr>
+          <w:rFonts w:ascii="Times New Roman" w:hAnsi="Times New Roman" w:cs="Times New Roman"/>
+          <w:lang w:val="en-GB"/>
+        </w:rPr>
+      </w:pPr>
+      <w:r>
+        <w:rPr>
+          <w:rFonts w:ascii="Times New Roman" w:hAnsi="Times New Roman" w:cs="Times New Roman"/>
           <w:lang w:val="en-GB"/>
         </w:rPr>
         <w:br/>
@@ -6271,6 +6223,7 @@
       <w:bookmarkStart w:id="18" w:name="_Toc240828794"/>
       <w:r>
         <w:rPr>
+          <w:rFonts w:ascii="Times New Roman" w:hAnsi="Times New Roman" w:cs="Times New Roman"/>
           <w:lang w:val="en-GB"/>
         </w:rPr>
         <w:t>ZIP</w:t>
@@ -6280,22 +6233,25 @@
     <w:p>
       <w:pPr>
         <w:rPr>
-          <w:lang w:val="en-GB"/>
-        </w:rPr>
-      </w:pPr>
-    </w:p>
-    <w:p>
-      <w:pPr>
-        <w:pStyle w:val="Heading4"/>
-        <w:jc w:val="both"/>
-        <w:rPr>
-          <w:i w:val="0"/>
-          <w:iCs w:val="0"/>
-          <w:lang w:val="en-GB"/>
-        </w:rPr>
-      </w:pPr>
-      <w:r>
-        <w:rPr>
+          <w:rFonts w:ascii="Times New Roman" w:hAnsi="Times New Roman" w:cs="Times New Roman"/>
+          <w:lang w:val="en-GB"/>
+        </w:rPr>
+      </w:pPr>
+    </w:p>
+    <w:p>
+      <w:pPr>
+        <w:pStyle w:val="Heading4"/>
+        <w:jc w:val="both"/>
+        <w:rPr>
+          <w:rFonts w:ascii="Times New Roman" w:hAnsi="Times New Roman" w:cs="Times New Roman"/>
+          <w:i w:val="0"/>
+          <w:iCs w:val="0"/>
+          <w:lang w:val="en-GB"/>
+        </w:rPr>
+      </w:pPr>
+      <w:r>
+        <w:rPr>
+          <w:rFonts w:ascii="Times New Roman" w:hAnsi="Times New Roman" w:cs="Times New Roman"/>
           <w:i w:val="0"/>
           <w:iCs w:val="0"/>
           <w:lang w:val="en-GB"/>
@@ -6306,11 +6262,13 @@
     <w:p>
       <w:pPr>
         <w:rPr>
-          <w:lang w:val="en-GB"/>
-        </w:rPr>
-      </w:pPr>
-      <w:r>
-        <w:rPr>
+          <w:rFonts w:ascii="Times New Roman" w:hAnsi="Times New Roman" w:cs="Times New Roman"/>
+          <w:lang w:val="en-GB"/>
+        </w:rPr>
+      </w:pPr>
+      <w:r>
+        <w:rPr>
+          <w:rFonts w:ascii="Times New Roman" w:hAnsi="Times New Roman" w:cs="Times New Roman"/>
           <w:noProof/>
         </w:rPr>
         <w:drawing>
@@ -6355,13 +6313,15 @@
         <w:pStyle w:val="Heading4"/>
         <w:jc w:val="both"/>
         <w:rPr>
-          <w:i w:val="0"/>
-          <w:iCs w:val="0"/>
-          <w:lang w:val="en-GB"/>
-        </w:rPr>
-      </w:pPr>
-      <w:r>
-        <w:rPr>
+          <w:rFonts w:ascii="Times New Roman" w:hAnsi="Times New Roman" w:cs="Times New Roman"/>
+          <w:i w:val="0"/>
+          <w:iCs w:val="0"/>
+          <w:lang w:val="en-GB"/>
+        </w:rPr>
+      </w:pPr>
+      <w:r>
+        <w:rPr>
+          <w:rFonts w:ascii="Times New Roman" w:hAnsi="Times New Roman" w:cs="Times New Roman"/>
           <w:i w:val="0"/>
           <w:iCs w:val="0"/>
           <w:lang w:val="en-GB"/>
@@ -6373,11 +6333,13 @@
     <w:p>
       <w:pPr>
         <w:rPr>
-          <w:lang w:val="en-GB"/>
-        </w:rPr>
-      </w:pPr>
-      <w:r>
-        <w:rPr>
+          <w:rFonts w:ascii="Times New Roman" w:hAnsi="Times New Roman" w:cs="Times New Roman"/>
+          <w:lang w:val="en-GB"/>
+        </w:rPr>
+      </w:pPr>
+      <w:r>
+        <w:rPr>
+          <w:rFonts w:ascii="Times New Roman" w:hAnsi="Times New Roman" w:cs="Times New Roman"/>
           <w:noProof/>
         </w:rPr>
         <w:drawing>
@@ -6422,13 +6384,15 @@
         <w:pStyle w:val="Heading4"/>
         <w:jc w:val="both"/>
         <w:rPr>
-          <w:i w:val="0"/>
-          <w:iCs w:val="0"/>
-          <w:lang w:val="en-GB"/>
-        </w:rPr>
-      </w:pPr>
-      <w:r>
-        <w:rPr>
+          <w:rFonts w:ascii="Times New Roman" w:hAnsi="Times New Roman" w:cs="Times New Roman"/>
+          <w:i w:val="0"/>
+          <w:iCs w:val="0"/>
+          <w:lang w:val="en-GB"/>
+        </w:rPr>
+      </w:pPr>
+      <w:r>
+        <w:rPr>
+          <w:rFonts w:ascii="Times New Roman" w:hAnsi="Times New Roman" w:cs="Times New Roman"/>
           <w:i w:val="0"/>
           <w:iCs w:val="0"/>
           <w:lang w:val="en-GB"/>
@@ -6439,11 +6403,13 @@
     <w:p>
       <w:pPr>
         <w:rPr>
-          <w:lang w:val="en-GB"/>
-        </w:rPr>
-      </w:pPr>
-      <w:r>
-        <w:rPr>
+          <w:rFonts w:ascii="Times New Roman" w:hAnsi="Times New Roman" w:cs="Times New Roman"/>
+          <w:lang w:val="en-GB"/>
+        </w:rPr>
+      </w:pPr>
+      <w:r>
+        <w:rPr>
+          <w:rFonts w:ascii="Times New Roman" w:hAnsi="Times New Roman" w:cs="Times New Roman"/>
           <w:noProof/>
         </w:rPr>
         <w:drawing>
@@ -6488,13 +6454,15 @@
         <w:pStyle w:val="Heading4"/>
         <w:jc w:val="both"/>
         <w:rPr>
-          <w:i w:val="0"/>
-          <w:iCs w:val="0"/>
-          <w:lang w:val="en-GB"/>
-        </w:rPr>
-      </w:pPr>
-      <w:r>
-        <w:rPr>
+          <w:rFonts w:ascii="Times New Roman" w:hAnsi="Times New Roman" w:cs="Times New Roman"/>
+          <w:i w:val="0"/>
+          <w:iCs w:val="0"/>
+          <w:lang w:val="en-GB"/>
+        </w:rPr>
+      </w:pPr>
+      <w:r>
+        <w:rPr>
+          <w:rFonts w:ascii="Times New Roman" w:hAnsi="Times New Roman" w:cs="Times New Roman"/>
           <w:i w:val="0"/>
           <w:iCs w:val="0"/>
           <w:lang w:val="en-GB"/>
@@ -6505,11 +6473,13 @@
     <w:p>
       <w:pPr>
         <w:rPr>
-          <w:lang w:val="en-GB"/>
-        </w:rPr>
-      </w:pPr>
-      <w:r>
-        <w:rPr>
+          <w:rFonts w:ascii="Times New Roman" w:hAnsi="Times New Roman" w:cs="Times New Roman"/>
+          <w:lang w:val="en-GB"/>
+        </w:rPr>
+      </w:pPr>
+      <w:r>
+        <w:rPr>
+          <w:rFonts w:ascii="Times New Roman" w:hAnsi="Times New Roman" w:cs="Times New Roman"/>
           <w:noProof/>
         </w:rPr>
         <w:drawing>
@@ -6553,11 +6523,13 @@
       <w:pPr>
         <w:pStyle w:val="Heading2"/>
         <w:rPr>
-          <w:lang w:val="en-GB"/>
-        </w:rPr>
-      </w:pPr>
-      <w:r>
-        <w:rPr>
+          <w:rFonts w:ascii="Times New Roman" w:hAnsi="Times New Roman" w:cs="Times New Roman"/>
+          <w:lang w:val="en-GB"/>
+        </w:rPr>
+      </w:pPr>
+      <w:r>
+        <w:rPr>
+          <w:rFonts w:ascii="Times New Roman" w:hAnsi="Times New Roman" w:cs="Times New Roman"/>
           <w:lang w:val="en-GB"/>
         </w:rPr>
         <w:lastRenderedPageBreak/>
@@ -6565,6 +6537,9 @@
       </w:r>
       <w:bookmarkStart w:id="19" w:name="_Toc240828795"/>
       <w:r>
+        <w:rPr>
+          <w:rFonts w:ascii="Times New Roman" w:hAnsi="Times New Roman" w:cs="Times New Roman"/>
+        </w:rPr>
         <w:t>PNG</w:t>
       </w:r>
       <w:bookmarkEnd w:id="19"/>
@@ -6574,13 +6549,15 @@
         <w:pStyle w:val="Heading4"/>
         <w:jc w:val="both"/>
         <w:rPr>
-          <w:i w:val="0"/>
-          <w:iCs w:val="0"/>
-          <w:lang w:val="en-GB"/>
-        </w:rPr>
-      </w:pPr>
-      <w:r>
-        <w:rPr>
+          <w:rFonts w:ascii="Times New Roman" w:hAnsi="Times New Roman" w:cs="Times New Roman"/>
+          <w:i w:val="0"/>
+          <w:iCs w:val="0"/>
+          <w:lang w:val="en-GB"/>
+        </w:rPr>
+      </w:pPr>
+      <w:r>
+        <w:rPr>
+          <w:rFonts w:ascii="Times New Roman" w:hAnsi="Times New Roman" w:cs="Times New Roman"/>
           <w:i w:val="0"/>
           <w:iCs w:val="0"/>
           <w:lang w:val="en-GB"/>
@@ -6591,11 +6568,13 @@
     <w:p>
       <w:pPr>
         <w:rPr>
-          <w:lang w:val="en-GB"/>
-        </w:rPr>
-      </w:pPr>
-      <w:r>
-        <w:rPr>
+          <w:rFonts w:ascii="Times New Roman" w:hAnsi="Times New Roman" w:cs="Times New Roman"/>
+          <w:lang w:val="en-GB"/>
+        </w:rPr>
+      </w:pPr>
+      <w:r>
+        <w:rPr>
+          <w:rFonts w:ascii="Times New Roman" w:hAnsi="Times New Roman" w:cs="Times New Roman"/>
           <w:noProof/>
           <w:lang w:val="en-GB"/>
         </w:rPr>
@@ -6647,13 +6626,15 @@
         <w:pStyle w:val="Heading4"/>
         <w:jc w:val="both"/>
         <w:rPr>
-          <w:i w:val="0"/>
-          <w:iCs w:val="0"/>
-          <w:lang w:val="en-GB"/>
-        </w:rPr>
-      </w:pPr>
-      <w:r>
-        <w:rPr>
+          <w:rFonts w:ascii="Times New Roman" w:hAnsi="Times New Roman" w:cs="Times New Roman"/>
+          <w:i w:val="0"/>
+          <w:iCs w:val="0"/>
+          <w:lang w:val="en-GB"/>
+        </w:rPr>
+      </w:pPr>
+      <w:r>
+        <w:rPr>
+          <w:rFonts w:ascii="Times New Roman" w:hAnsi="Times New Roman" w:cs="Times New Roman"/>
           <w:i w:val="0"/>
           <w:iCs w:val="0"/>
           <w:lang w:val="en-GB"/>
@@ -6664,11 +6645,13 @@
     <w:p>
       <w:pPr>
         <w:rPr>
-          <w:lang w:val="en-GB"/>
-        </w:rPr>
-      </w:pPr>
-      <w:r>
-        <w:rPr>
+          <w:rFonts w:ascii="Times New Roman" w:hAnsi="Times New Roman" w:cs="Times New Roman"/>
+          <w:lang w:val="en-GB"/>
+        </w:rPr>
+      </w:pPr>
+      <w:r>
+        <w:rPr>
+          <w:rFonts w:ascii="Times New Roman" w:hAnsi="Times New Roman" w:cs="Times New Roman"/>
           <w:noProof/>
           <w:lang w:val="en-GB"/>
         </w:rPr>
@@ -6720,13 +6703,15 @@
         <w:pStyle w:val="Heading4"/>
         <w:jc w:val="both"/>
         <w:rPr>
-          <w:i w:val="0"/>
-          <w:iCs w:val="0"/>
-          <w:lang w:val="en-GB"/>
-        </w:rPr>
-      </w:pPr>
-      <w:r>
-        <w:rPr>
+          <w:rFonts w:ascii="Times New Roman" w:hAnsi="Times New Roman" w:cs="Times New Roman"/>
+          <w:i w:val="0"/>
+          <w:iCs w:val="0"/>
+          <w:lang w:val="en-GB"/>
+        </w:rPr>
+      </w:pPr>
+      <w:r>
+        <w:rPr>
+          <w:rFonts w:ascii="Times New Roman" w:hAnsi="Times New Roman" w:cs="Times New Roman"/>
           <w:i w:val="0"/>
           <w:iCs w:val="0"/>
           <w:lang w:val="en-GB"/>
@@ -6737,11 +6722,13 @@
     <w:p>
       <w:pPr>
         <w:rPr>
-          <w:lang w:val="en-GB"/>
-        </w:rPr>
-      </w:pPr>
-      <w:r>
-        <w:rPr>
+          <w:rFonts w:ascii="Times New Roman" w:hAnsi="Times New Roman" w:cs="Times New Roman"/>
+          <w:lang w:val="en-GB"/>
+        </w:rPr>
+      </w:pPr>
+      <w:r>
+        <w:rPr>
+          <w:rFonts w:ascii="Times New Roman" w:hAnsi="Times New Roman" w:cs="Times New Roman"/>
           <w:noProof/>
           <w:lang w:val="en-GB"/>
         </w:rPr>
@@ -6793,13 +6780,15 @@
         <w:pStyle w:val="Heading4"/>
         <w:jc w:val="both"/>
         <w:rPr>
-          <w:i w:val="0"/>
-          <w:iCs w:val="0"/>
-          <w:lang w:val="en-GB"/>
-        </w:rPr>
-      </w:pPr>
-      <w:r>
-        <w:rPr>
+          <w:rFonts w:ascii="Times New Roman" w:hAnsi="Times New Roman" w:cs="Times New Roman"/>
+          <w:i w:val="0"/>
+          <w:iCs w:val="0"/>
+          <w:lang w:val="en-GB"/>
+        </w:rPr>
+      </w:pPr>
+      <w:r>
+        <w:rPr>
+          <w:rFonts w:ascii="Times New Roman" w:hAnsi="Times New Roman" w:cs="Times New Roman"/>
           <w:i w:val="0"/>
           <w:iCs w:val="0"/>
           <w:lang w:val="en-GB"/>
@@ -6810,11 +6799,13 @@
     <w:p>
       <w:pPr>
         <w:rPr>
-          <w:lang w:val="en-GB"/>
-        </w:rPr>
-      </w:pPr>
-      <w:r>
-        <w:rPr>
+          <w:rFonts w:ascii="Times New Roman" w:hAnsi="Times New Roman" w:cs="Times New Roman"/>
+          <w:lang w:val="en-GB"/>
+        </w:rPr>
+      </w:pPr>
+      <w:r>
+        <w:rPr>
+          <w:rFonts w:ascii="Times New Roman" w:hAnsi="Times New Roman" w:cs="Times New Roman"/>
           <w:noProof/>
           <w:lang w:val="en-GB"/>
         </w:rPr>
@@ -6866,13 +6857,15 @@
         <w:pStyle w:val="Heading4"/>
         <w:jc w:val="both"/>
         <w:rPr>
-          <w:i w:val="0"/>
-          <w:iCs w:val="0"/>
-          <w:lang w:val="en-GB"/>
-        </w:rPr>
-      </w:pPr>
-      <w:r>
-        <w:rPr>
+          <w:rFonts w:ascii="Times New Roman" w:hAnsi="Times New Roman" w:cs="Times New Roman"/>
+          <w:i w:val="0"/>
+          <w:iCs w:val="0"/>
+          <w:lang w:val="en-GB"/>
+        </w:rPr>
+      </w:pPr>
+      <w:r>
+        <w:rPr>
+          <w:rFonts w:ascii="Times New Roman" w:hAnsi="Times New Roman" w:cs="Times New Roman"/>
           <w:i w:val="0"/>
           <w:iCs w:val="0"/>
           <w:lang w:val="en-GB"/>
@@ -6883,11 +6876,13 @@
     <w:p>
       <w:pPr>
         <w:rPr>
-          <w:lang w:val="en-GB"/>
-        </w:rPr>
-      </w:pPr>
-      <w:r>
-        <w:rPr>
+          <w:rFonts w:ascii="Times New Roman" w:hAnsi="Times New Roman" w:cs="Times New Roman"/>
+          <w:lang w:val="en-GB"/>
+        </w:rPr>
+      </w:pPr>
+      <w:r>
+        <w:rPr>
+          <w:rFonts w:ascii="Times New Roman" w:hAnsi="Times New Roman" w:cs="Times New Roman"/>
           <w:noProof/>
           <w:lang w:val="en-GB"/>
         </w:rPr>
@@ -6939,13 +6934,15 @@
         <w:pStyle w:val="Heading4"/>
         <w:jc w:val="both"/>
         <w:rPr>
-          <w:i w:val="0"/>
-          <w:iCs w:val="0"/>
-          <w:lang w:val="en-GB"/>
-        </w:rPr>
-      </w:pPr>
-      <w:r>
-        <w:rPr>
+          <w:rFonts w:ascii="Times New Roman" w:hAnsi="Times New Roman" w:cs="Times New Roman"/>
+          <w:i w:val="0"/>
+          <w:iCs w:val="0"/>
+          <w:lang w:val="en-GB"/>
+        </w:rPr>
+      </w:pPr>
+      <w:r>
+        <w:rPr>
+          <w:rFonts w:ascii="Times New Roman" w:hAnsi="Times New Roman" w:cs="Times New Roman"/>
           <w:i w:val="0"/>
           <w:iCs w:val="0"/>
           <w:lang w:val="en-GB"/>
@@ -6957,11 +6954,13 @@
     <w:p>
       <w:pPr>
         <w:rPr>
-          <w:lang w:val="en-GB"/>
-        </w:rPr>
-      </w:pPr>
-      <w:r>
-        <w:rPr>
+          <w:rFonts w:ascii="Times New Roman" w:hAnsi="Times New Roman" w:cs="Times New Roman"/>
+          <w:lang w:val="en-GB"/>
+        </w:rPr>
+      </w:pPr>
+      <w:r>
+        <w:rPr>
+          <w:rFonts w:ascii="Times New Roman" w:hAnsi="Times New Roman" w:cs="Times New Roman"/>
           <w:noProof/>
           <w:lang w:val="en-GB"/>
         </w:rPr>
@@ -7013,13 +7012,15 @@
         <w:pStyle w:val="Heading4"/>
         <w:jc w:val="both"/>
         <w:rPr>
-          <w:i w:val="0"/>
-          <w:iCs w:val="0"/>
-          <w:lang w:val="en-GB"/>
-        </w:rPr>
-      </w:pPr>
-      <w:r>
-        <w:rPr>
+          <w:rFonts w:ascii="Times New Roman" w:hAnsi="Times New Roman" w:cs="Times New Roman"/>
+          <w:i w:val="0"/>
+          <w:iCs w:val="0"/>
+          <w:lang w:val="en-GB"/>
+        </w:rPr>
+      </w:pPr>
+      <w:r>
+        <w:rPr>
+          <w:rFonts w:ascii="Times New Roman" w:hAnsi="Times New Roman" w:cs="Times New Roman"/>
           <w:i w:val="0"/>
           <w:iCs w:val="0"/>
           <w:lang w:val="en-GB"/>
@@ -7030,11 +7031,13 @@
     <w:p>
       <w:pPr>
         <w:rPr>
-          <w:lang w:val="en-GB"/>
-        </w:rPr>
-      </w:pPr>
-      <w:r>
-        <w:rPr>
+          <w:rFonts w:ascii="Times New Roman" w:hAnsi="Times New Roman" w:cs="Times New Roman"/>
+          <w:lang w:val="en-GB"/>
+        </w:rPr>
+      </w:pPr>
+      <w:r>
+        <w:rPr>
+          <w:rFonts w:ascii="Times New Roman" w:hAnsi="Times New Roman" w:cs="Times New Roman"/>
           <w:noProof/>
           <w:lang w:val="en-GB"/>
         </w:rPr>
@@ -7086,13 +7089,15 @@
         <w:pStyle w:val="Heading4"/>
         <w:jc w:val="both"/>
         <w:rPr>
-          <w:i w:val="0"/>
-          <w:iCs w:val="0"/>
-          <w:lang w:val="en-GB"/>
-        </w:rPr>
-      </w:pPr>
-      <w:r>
-        <w:rPr>
+          <w:rFonts w:ascii="Times New Roman" w:hAnsi="Times New Roman" w:cs="Times New Roman"/>
+          <w:i w:val="0"/>
+          <w:iCs w:val="0"/>
+          <w:lang w:val="en-GB"/>
+        </w:rPr>
+      </w:pPr>
+      <w:r>
+        <w:rPr>
+          <w:rFonts w:ascii="Times New Roman" w:hAnsi="Times New Roman" w:cs="Times New Roman"/>
           <w:i w:val="0"/>
           <w:iCs w:val="0"/>
           <w:lang w:val="en-GB"/>
@@ -7103,11 +7108,13 @@
     <w:p>
       <w:pPr>
         <w:rPr>
-          <w:lang w:val="en-GB"/>
-        </w:rPr>
-      </w:pPr>
-      <w:r>
-        <w:rPr>
+          <w:rFonts w:ascii="Times New Roman" w:hAnsi="Times New Roman" w:cs="Times New Roman"/>
+          <w:lang w:val="en-GB"/>
+        </w:rPr>
+      </w:pPr>
+      <w:r>
+        <w:rPr>
+          <w:rFonts w:ascii="Times New Roman" w:hAnsi="Times New Roman" w:cs="Times New Roman"/>
           <w:noProof/>
           <w:lang w:val="en-GB"/>
         </w:rPr>
@@ -7159,13 +7166,15 @@
         <w:pStyle w:val="Heading4"/>
         <w:jc w:val="both"/>
         <w:rPr>
-          <w:i w:val="0"/>
-          <w:iCs w:val="0"/>
-          <w:lang w:val="en-GB"/>
-        </w:rPr>
-      </w:pPr>
-      <w:r>
-        <w:rPr>
+          <w:rFonts w:ascii="Times New Roman" w:hAnsi="Times New Roman" w:cs="Times New Roman"/>
+          <w:i w:val="0"/>
+          <w:iCs w:val="0"/>
+          <w:lang w:val="en-GB"/>
+        </w:rPr>
+      </w:pPr>
+      <w:r>
+        <w:rPr>
+          <w:rFonts w:ascii="Times New Roman" w:hAnsi="Times New Roman" w:cs="Times New Roman"/>
           <w:i w:val="0"/>
           <w:iCs w:val="0"/>
           <w:lang w:val="en-GB"/>
@@ -7176,11 +7185,13 @@
     <w:p>
       <w:pPr>
         <w:rPr>
-          <w:lang w:val="en-GB"/>
-        </w:rPr>
-      </w:pPr>
-      <w:r>
-        <w:rPr>
+          <w:rFonts w:ascii="Times New Roman" w:hAnsi="Times New Roman" w:cs="Times New Roman"/>
+          <w:lang w:val="en-GB"/>
+        </w:rPr>
+      </w:pPr>
+      <w:r>
+        <w:rPr>
+          <w:rFonts w:ascii="Times New Roman" w:hAnsi="Times New Roman" w:cs="Times New Roman"/>
           <w:noProof/>
           <w:lang w:val="en-GB"/>
         </w:rPr>
@@ -7232,13 +7243,15 @@
         <w:pStyle w:val="Heading4"/>
         <w:jc w:val="both"/>
         <w:rPr>
-          <w:i w:val="0"/>
-          <w:iCs w:val="0"/>
-          <w:lang w:val="en-GB"/>
-        </w:rPr>
-      </w:pPr>
-      <w:r>
-        <w:rPr>
+          <w:rFonts w:ascii="Times New Roman" w:hAnsi="Times New Roman" w:cs="Times New Roman"/>
+          <w:i w:val="0"/>
+          <w:iCs w:val="0"/>
+          <w:lang w:val="en-GB"/>
+        </w:rPr>
+      </w:pPr>
+      <w:r>
+        <w:rPr>
+          <w:rFonts w:ascii="Times New Roman" w:hAnsi="Times New Roman" w:cs="Times New Roman"/>
           <w:i w:val="0"/>
           <w:iCs w:val="0"/>
           <w:lang w:val="en-GB"/>
@@ -7249,11 +7262,13 @@
     <w:p>
       <w:pPr>
         <w:rPr>
-          <w:lang w:val="en-GB"/>
-        </w:rPr>
-      </w:pPr>
-      <w:r>
-        <w:rPr>
+          <w:rFonts w:ascii="Times New Roman" w:hAnsi="Times New Roman" w:cs="Times New Roman"/>
+          <w:lang w:val="en-GB"/>
+        </w:rPr>
+      </w:pPr>
+      <w:r>
+        <w:rPr>
+          <w:rFonts w:ascii="Times New Roman" w:hAnsi="Times New Roman" w:cs="Times New Roman"/>
           <w:noProof/>
           <w:lang w:val="en-GB"/>
         </w:rPr>
@@ -7305,13 +7320,15 @@
         <w:pStyle w:val="Heading4"/>
         <w:jc w:val="both"/>
         <w:rPr>
-          <w:i w:val="0"/>
-          <w:iCs w:val="0"/>
-          <w:lang w:val="en-GB"/>
-        </w:rPr>
-      </w:pPr>
-      <w:r>
-        <w:rPr>
+          <w:rFonts w:ascii="Times New Roman" w:hAnsi="Times New Roman" w:cs="Times New Roman"/>
+          <w:i w:val="0"/>
+          <w:iCs w:val="0"/>
+          <w:lang w:val="en-GB"/>
+        </w:rPr>
+      </w:pPr>
+      <w:r>
+        <w:rPr>
+          <w:rFonts w:ascii="Times New Roman" w:hAnsi="Times New Roman" w:cs="Times New Roman"/>
           <w:i w:val="0"/>
           <w:iCs w:val="0"/>
           <w:lang w:val="en-GB"/>
@@ -7322,11 +7339,13 @@
     <w:p>
       <w:pPr>
         <w:rPr>
-          <w:lang w:val="en-GB"/>
-        </w:rPr>
-      </w:pPr>
-      <w:r>
-        <w:rPr>
+          <w:rFonts w:ascii="Times New Roman" w:hAnsi="Times New Roman" w:cs="Times New Roman"/>
+          <w:lang w:val="en-GB"/>
+        </w:rPr>
+      </w:pPr>
+      <w:r>
+        <w:rPr>
+          <w:rFonts w:ascii="Times New Roman" w:hAnsi="Times New Roman" w:cs="Times New Roman"/>
           <w:noProof/>
           <w:lang w:val="en-GB"/>
         </w:rPr>
@@ -7378,13 +7397,15 @@
         <w:pStyle w:val="Heading4"/>
         <w:jc w:val="both"/>
         <w:rPr>
-          <w:i w:val="0"/>
-          <w:iCs w:val="0"/>
-          <w:lang w:val="en-GB"/>
-        </w:rPr>
-      </w:pPr>
-      <w:r>
-        <w:rPr>
+          <w:rFonts w:ascii="Times New Roman" w:hAnsi="Times New Roman" w:cs="Times New Roman"/>
+          <w:i w:val="0"/>
+          <w:iCs w:val="0"/>
+          <w:lang w:val="en-GB"/>
+        </w:rPr>
+      </w:pPr>
+      <w:r>
+        <w:rPr>
+          <w:rFonts w:ascii="Times New Roman" w:hAnsi="Times New Roman" w:cs="Times New Roman"/>
           <w:i w:val="0"/>
           <w:iCs w:val="0"/>
           <w:lang w:val="en-GB"/>
@@ -7396,11 +7417,13 @@
     <w:p>
       <w:pPr>
         <w:rPr>
-          <w:lang w:val="en-GB"/>
-        </w:rPr>
-      </w:pPr>
-      <w:r>
-        <w:rPr>
+          <w:rFonts w:ascii="Times New Roman" w:hAnsi="Times New Roman" w:cs="Times New Roman"/>
+          <w:lang w:val="en-GB"/>
+        </w:rPr>
+      </w:pPr>
+      <w:r>
+        <w:rPr>
+          <w:rFonts w:ascii="Times New Roman" w:hAnsi="Times New Roman" w:cs="Times New Roman"/>
           <w:noProof/>
           <w:lang w:val="en-GB"/>
         </w:rPr>
@@ -7452,13 +7475,15 @@
         <w:pStyle w:val="Heading4"/>
         <w:jc w:val="both"/>
         <w:rPr>
-          <w:i w:val="0"/>
-          <w:iCs w:val="0"/>
-          <w:lang w:val="en-GB"/>
-        </w:rPr>
-      </w:pPr>
-      <w:r>
-        <w:rPr>
+          <w:rFonts w:ascii="Times New Roman" w:hAnsi="Times New Roman" w:cs="Times New Roman"/>
+          <w:i w:val="0"/>
+          <w:iCs w:val="0"/>
+          <w:lang w:val="en-GB"/>
+        </w:rPr>
+      </w:pPr>
+      <w:r>
+        <w:rPr>
+          <w:rFonts w:ascii="Times New Roman" w:hAnsi="Times New Roman" w:cs="Times New Roman"/>
           <w:i w:val="0"/>
           <w:iCs w:val="0"/>
           <w:lang w:val="en-GB"/>
@@ -7469,11 +7494,13 @@
     <w:p>
       <w:pPr>
         <w:rPr>
-          <w:lang w:val="en-GB"/>
-        </w:rPr>
-      </w:pPr>
-      <w:r>
-        <w:rPr>
+          <w:rFonts w:ascii="Times New Roman" w:hAnsi="Times New Roman" w:cs="Times New Roman"/>
+          <w:lang w:val="en-GB"/>
+        </w:rPr>
+      </w:pPr>
+      <w:r>
+        <w:rPr>
+          <w:rFonts w:ascii="Times New Roman" w:hAnsi="Times New Roman" w:cs="Times New Roman"/>
           <w:noProof/>
           <w:lang w:val="en-GB"/>
         </w:rPr>
@@ -7525,13 +7552,15 @@
         <w:pStyle w:val="Heading4"/>
         <w:jc w:val="both"/>
         <w:rPr>
-          <w:i w:val="0"/>
-          <w:iCs w:val="0"/>
-          <w:lang w:val="en-GB"/>
-        </w:rPr>
-      </w:pPr>
-      <w:r>
-        <w:rPr>
+          <w:rFonts w:ascii="Times New Roman" w:hAnsi="Times New Roman" w:cs="Times New Roman"/>
+          <w:i w:val="0"/>
+          <w:iCs w:val="0"/>
+          <w:lang w:val="en-GB"/>
+        </w:rPr>
+      </w:pPr>
+      <w:r>
+        <w:rPr>
+          <w:rFonts w:ascii="Times New Roman" w:hAnsi="Times New Roman" w:cs="Times New Roman"/>
           <w:i w:val="0"/>
           <w:iCs w:val="0"/>
           <w:lang w:val="en-GB"/>
@@ -7542,11 +7571,13 @@
     <w:p>
       <w:pPr>
         <w:rPr>
-          <w:lang w:val="en-GB"/>
-        </w:rPr>
-      </w:pPr>
-      <w:r>
-        <w:rPr>
+          <w:rFonts w:ascii="Times New Roman" w:hAnsi="Times New Roman" w:cs="Times New Roman"/>
+          <w:lang w:val="en-GB"/>
+        </w:rPr>
+      </w:pPr>
+      <w:r>
+        <w:rPr>
+          <w:rFonts w:ascii="Times New Roman" w:hAnsi="Times New Roman" w:cs="Times New Roman"/>
           <w:noProof/>
           <w:lang w:val="en-GB"/>
         </w:rPr>
@@ -7598,13 +7629,15 @@
         <w:pStyle w:val="Heading4"/>
         <w:jc w:val="both"/>
         <w:rPr>
-          <w:i w:val="0"/>
-          <w:iCs w:val="0"/>
-          <w:lang w:val="en-GB"/>
-        </w:rPr>
-      </w:pPr>
-      <w:r>
-        <w:rPr>
+          <w:rFonts w:ascii="Times New Roman" w:hAnsi="Times New Roman" w:cs="Times New Roman"/>
+          <w:i w:val="0"/>
+          <w:iCs w:val="0"/>
+          <w:lang w:val="en-GB"/>
+        </w:rPr>
+      </w:pPr>
+      <w:r>
+        <w:rPr>
+          <w:rFonts w:ascii="Times New Roman" w:hAnsi="Times New Roman" w:cs="Times New Roman"/>
           <w:i w:val="0"/>
           <w:iCs w:val="0"/>
           <w:lang w:val="en-GB"/>
@@ -7615,11 +7648,13 @@
     <w:p>
       <w:pPr>
         <w:rPr>
-          <w:lang w:val="en-GB"/>
-        </w:rPr>
-      </w:pPr>
-      <w:r>
-        <w:rPr>
+          <w:rFonts w:ascii="Times New Roman" w:hAnsi="Times New Roman" w:cs="Times New Roman"/>
+          <w:lang w:val="en-GB"/>
+        </w:rPr>
+      </w:pPr>
+      <w:r>
+        <w:rPr>
+          <w:rFonts w:ascii="Times New Roman" w:hAnsi="Times New Roman" w:cs="Times New Roman"/>
           <w:noProof/>
           <w:lang w:val="en-GB"/>
         </w:rPr>
@@ -7671,13 +7706,15 @@
         <w:pStyle w:val="Heading4"/>
         <w:jc w:val="both"/>
         <w:rPr>
-          <w:i w:val="0"/>
-          <w:iCs w:val="0"/>
-          <w:lang w:val="en-GB"/>
-        </w:rPr>
-      </w:pPr>
-      <w:r>
-        <w:rPr>
+          <w:rFonts w:ascii="Times New Roman" w:hAnsi="Times New Roman" w:cs="Times New Roman"/>
+          <w:i w:val="0"/>
+          <w:iCs w:val="0"/>
+          <w:lang w:val="en-GB"/>
+        </w:rPr>
+      </w:pPr>
+      <w:r>
+        <w:rPr>
+          <w:rFonts w:ascii="Times New Roman" w:hAnsi="Times New Roman" w:cs="Times New Roman"/>
           <w:i w:val="0"/>
           <w:iCs w:val="0"/>
           <w:lang w:val="en-GB"/>
@@ -7688,11 +7725,13 @@
     <w:p>
       <w:pPr>
         <w:rPr>
-          <w:lang w:val="en-GB"/>
-        </w:rPr>
-      </w:pPr>
-      <w:r>
-        <w:rPr>
+          <w:rFonts w:ascii="Times New Roman" w:hAnsi="Times New Roman" w:cs="Times New Roman"/>
+          <w:lang w:val="en-GB"/>
+        </w:rPr>
+      </w:pPr>
+      <w:r>
+        <w:rPr>
+          <w:rFonts w:ascii="Times New Roman" w:hAnsi="Times New Roman" w:cs="Times New Roman"/>
           <w:noProof/>
           <w:lang w:val="en-GB"/>
         </w:rPr>
@@ -7744,13 +7783,15 @@
         <w:pStyle w:val="Heading4"/>
         <w:jc w:val="both"/>
         <w:rPr>
-          <w:i w:val="0"/>
-          <w:iCs w:val="0"/>
-          <w:lang w:val="en-GB"/>
-        </w:rPr>
-      </w:pPr>
-      <w:r>
-        <w:rPr>
+          <w:rFonts w:ascii="Times New Roman" w:hAnsi="Times New Roman" w:cs="Times New Roman"/>
+          <w:i w:val="0"/>
+          <w:iCs w:val="0"/>
+          <w:lang w:val="en-GB"/>
+        </w:rPr>
+      </w:pPr>
+      <w:r>
+        <w:rPr>
+          <w:rFonts w:ascii="Times New Roman" w:hAnsi="Times New Roman" w:cs="Times New Roman"/>
           <w:i w:val="0"/>
           <w:iCs w:val="0"/>
           <w:lang w:val="en-GB"/>
@@ -7761,11 +7802,13 @@
     <w:p>
       <w:pPr>
         <w:rPr>
-          <w:lang w:val="en-GB"/>
-        </w:rPr>
-      </w:pPr>
-      <w:r>
-        <w:rPr>
+          <w:rFonts w:ascii="Times New Roman" w:hAnsi="Times New Roman" w:cs="Times New Roman"/>
+          <w:lang w:val="en-GB"/>
+        </w:rPr>
+      </w:pPr>
+      <w:r>
+        <w:rPr>
+          <w:rFonts w:ascii="Times New Roman" w:hAnsi="Times New Roman" w:cs="Times New Roman"/>
           <w:noProof/>
           <w:lang w:val="en-GB"/>
         </w:rPr>
@@ -7817,13 +7860,15 @@
         <w:pStyle w:val="Heading4"/>
         <w:jc w:val="both"/>
         <w:rPr>
-          <w:i w:val="0"/>
-          <w:iCs w:val="0"/>
-          <w:lang w:val="en-GB"/>
-        </w:rPr>
-      </w:pPr>
-      <w:r>
-        <w:rPr>
+          <w:rFonts w:ascii="Times New Roman" w:hAnsi="Times New Roman" w:cs="Times New Roman"/>
+          <w:i w:val="0"/>
+          <w:iCs w:val="0"/>
+          <w:lang w:val="en-GB"/>
+        </w:rPr>
+      </w:pPr>
+      <w:r>
+        <w:rPr>
+          <w:rFonts w:ascii="Times New Roman" w:hAnsi="Times New Roman" w:cs="Times New Roman"/>
           <w:i w:val="0"/>
           <w:iCs w:val="0"/>
           <w:lang w:val="en-GB"/>
@@ -7835,11 +7880,13 @@
     <w:p>
       <w:pPr>
         <w:rPr>
-          <w:lang w:val="en-GB"/>
-        </w:rPr>
-      </w:pPr>
-      <w:r>
-        <w:rPr>
+          <w:rFonts w:ascii="Times New Roman" w:hAnsi="Times New Roman" w:cs="Times New Roman"/>
+          <w:lang w:val="en-GB"/>
+        </w:rPr>
+      </w:pPr>
+      <w:r>
+        <w:rPr>
+          <w:rFonts w:ascii="Times New Roman" w:hAnsi="Times New Roman" w:cs="Times New Roman"/>
           <w:noProof/>
           <w:lang w:val="en-GB"/>
         </w:rPr>
@@ -7887,19 +7934,41 @@
       </w:r>
     </w:p>
     <w:p>
-      <w:r>
+      <w:pPr>
+        <w:rPr>
+          <w:rFonts w:ascii="Times New Roman" w:hAnsi="Times New Roman" w:cs="Times New Roman"/>
+        </w:rPr>
+      </w:pPr>
+      <w:r>
+        <w:rPr>
+          <w:rFonts w:ascii="Times New Roman" w:hAnsi="Times New Roman" w:cs="Times New Roman"/>
+        </w:rPr>
         <w:br/>
         <w:t>PDF</w:t>
       </w:r>
     </w:p>
     <w:p>
-      <w:r>
+      <w:pPr>
+        <w:rPr>
+          <w:rFonts w:ascii="Times New Roman" w:hAnsi="Times New Roman" w:cs="Times New Roman"/>
+        </w:rPr>
+      </w:pPr>
+      <w:r>
+        <w:rPr>
+          <w:rFonts w:ascii="Times New Roman" w:hAnsi="Times New Roman" w:cs="Times New Roman"/>
+        </w:rPr>
         <w:t>00009424.pdf</w:t>
       </w:r>
     </w:p>
     <w:p>
-      <w:r>
-        <w:rPr>
+      <w:pPr>
+        <w:rPr>
+          <w:rFonts w:ascii="Times New Roman" w:hAnsi="Times New Roman" w:cs="Times New Roman"/>
+        </w:rPr>
+      </w:pPr>
+      <w:r>
+        <w:rPr>
+          <w:rFonts w:ascii="Times New Roman" w:hAnsi="Times New Roman" w:cs="Times New Roman"/>
           <w:noProof/>
         </w:rPr>
         <w:drawing>
@@ -7943,30 +8012,34 @@
       <w:pPr>
         <w:jc w:val="both"/>
         <w:rPr>
-          <w:lang w:val="en-GB"/>
-        </w:rPr>
-      </w:pPr>
-    </w:p>
-    <w:p>
-      <w:pPr>
-        <w:jc w:val="both"/>
-        <w:rPr>
-          <w:lang w:val="en-GB"/>
-        </w:rPr>
-      </w:pPr>
-    </w:p>
-    <w:p>
-      <w:pPr>
-        <w:jc w:val="both"/>
-        <w:rPr>
-          <w:lang w:val="en-GB"/>
-        </w:rPr>
-      </w:pPr>
-    </w:p>
-    <w:p>
-      <w:pPr>
-        <w:jc w:val="both"/>
-        <w:rPr>
+          <w:rFonts w:ascii="Times New Roman" w:hAnsi="Times New Roman" w:cs="Times New Roman"/>
+          <w:lang w:val="en-GB"/>
+        </w:rPr>
+      </w:pPr>
+    </w:p>
+    <w:p>
+      <w:pPr>
+        <w:jc w:val="both"/>
+        <w:rPr>
+          <w:rFonts w:ascii="Times New Roman" w:hAnsi="Times New Roman" w:cs="Times New Roman"/>
+          <w:lang w:val="en-GB"/>
+        </w:rPr>
+      </w:pPr>
+    </w:p>
+    <w:p>
+      <w:pPr>
+        <w:jc w:val="both"/>
+        <w:rPr>
+          <w:rFonts w:ascii="Times New Roman" w:hAnsi="Times New Roman" w:cs="Times New Roman"/>
+          <w:lang w:val="en-GB"/>
+        </w:rPr>
+      </w:pPr>
+    </w:p>
+    <w:p>
+      <w:pPr>
+        <w:jc w:val="both"/>
+        <w:rPr>
+          <w:rFonts w:ascii="Times New Roman" w:hAnsi="Times New Roman" w:cs="Times New Roman"/>
           <w:i/>
           <w:iCs/>
           <w:lang w:val="en-GB"/>
@@ -7974,6 +8047,7 @@
       </w:pPr>
       <w:r>
         <w:rPr>
+          <w:rFonts w:ascii="Times New Roman" w:hAnsi="Times New Roman" w:cs="Times New Roman"/>
           <w:i/>
           <w:iCs/>
           <w:lang w:val="en-GB"/>
@@ -7982,6 +8056,7 @@
       </w:r>
       <w:r>
         <w:rPr>
+          <w:rFonts w:ascii="Times New Roman" w:hAnsi="Times New Roman" w:cs="Times New Roman"/>
           <w:i/>
           <w:iCs/>
           <w:lang w:val="en-GB"/>
@@ -7990,6 +8065,7 @@
       </w:r>
       <w:r>
         <w:rPr>
+          <w:rFonts w:ascii="Times New Roman" w:hAnsi="Times New Roman" w:cs="Times New Roman"/>
           <w:i/>
           <w:iCs/>
           <w:lang w:val="en-GB"/>
@@ -7998,6 +8074,7 @@
       </w:r>
       <w:r>
         <w:rPr>
+          <w:rFonts w:ascii="Times New Roman" w:hAnsi="Times New Roman" w:cs="Times New Roman"/>
           <w:i/>
           <w:iCs/>
           <w:lang w:val="en-GB"/>
@@ -8006,6 +8083,7 @@
       </w:r>
       <w:r>
         <w:rPr>
+          <w:rFonts w:ascii="Times New Roman" w:hAnsi="Times New Roman" w:cs="Times New Roman"/>
           <w:i/>
           <w:iCs/>
           <w:lang w:val="en-GB"/>
@@ -8736,6 +8814,7 @@
   <w:style w:type="character" w:default="1" w:styleId="DefaultParagraphFont">
     <w:name w:val="Default Paragraph Font"/>
     <w:uiPriority w:val="1"/>
+    <w:semiHidden/>
     <w:unhideWhenUsed/>
   </w:style>
   <w:style w:type="table" w:default="1" w:styleId="TableNormal">
